--- a/docs/User Guide_Final.docx
+++ b/docs/User Guide_Final.docx
@@ -820,15 +820,7 @@
         <w:pStyle w:val="Heading2"/>
       </w:pPr>
       <w:r>
-        <w:t>5.2 Install Required Package (</w:t>
-      </w:r>
-      <w:proofErr w:type="spellStart"/>
-      <w:r>
-        <w:t>Pygame</w:t>
-      </w:r>
-      <w:proofErr w:type="spellEnd"/>
-      <w:r>
-        <w:t>)</w:t>
+        <w:t>5.2 Install Required Package (Pygame)</w:t>
       </w:r>
     </w:p>
     <w:p>
@@ -1224,7 +1216,7 @@
       <w:pPr>
         <w:numPr>
           <w:ilvl w:val="0"/>
-          <w:numId w:val="30"/>
+          <w:numId w:val="3"/>
         </w:numPr>
       </w:pPr>
       <w:r>
@@ -1239,7 +1231,7 @@
       <w:pPr>
         <w:numPr>
           <w:ilvl w:val="0"/>
-          <w:numId w:val="30"/>
+          <w:numId w:val="3"/>
         </w:numPr>
       </w:pPr>
       <w:r>
@@ -1284,7 +1276,7 @@
       <w:pPr>
         <w:numPr>
           <w:ilvl w:val="0"/>
-          <w:numId w:val="31"/>
+          <w:numId w:val="4"/>
         </w:numPr>
       </w:pPr>
       <w:r>
@@ -1295,7 +1287,7 @@
       <w:pPr>
         <w:numPr>
           <w:ilvl w:val="0"/>
-          <w:numId w:val="31"/>
+          <w:numId w:val="4"/>
         </w:numPr>
       </w:pPr>
       <w:r>
@@ -1313,7 +1305,7 @@
       <w:pPr>
         <w:numPr>
           <w:ilvl w:val="0"/>
-          <w:numId w:val="31"/>
+          <w:numId w:val="4"/>
         </w:numPr>
       </w:pPr>
       <w:r>
@@ -1351,7 +1343,7 @@
       <w:pPr>
         <w:numPr>
           <w:ilvl w:val="0"/>
-          <w:numId w:val="32"/>
+          <w:numId w:val="5"/>
         </w:numPr>
       </w:pPr>
       <w:r>
@@ -1369,7 +1361,7 @@
       <w:pPr>
         <w:numPr>
           <w:ilvl w:val="0"/>
-          <w:numId w:val="32"/>
+          <w:numId w:val="5"/>
         </w:numPr>
       </w:pPr>
       <w:r>
@@ -1387,7 +1379,7 @@
       <w:pPr>
         <w:numPr>
           <w:ilvl w:val="0"/>
-          <w:numId w:val="32"/>
+          <w:numId w:val="5"/>
         </w:numPr>
       </w:pPr>
       <w:r>
@@ -1405,7 +1397,7 @@
       <w:pPr>
         <w:numPr>
           <w:ilvl w:val="0"/>
-          <w:numId w:val="32"/>
+          <w:numId w:val="5"/>
         </w:numPr>
       </w:pPr>
       <w:r>
@@ -1423,7 +1415,7 @@
       <w:pPr>
         <w:numPr>
           <w:ilvl w:val="0"/>
-          <w:numId w:val="32"/>
+          <w:numId w:val="5"/>
         </w:numPr>
       </w:pPr>
       <w:r>
@@ -1482,7 +1474,7 @@
       <w:pPr>
         <w:numPr>
           <w:ilvl w:val="0"/>
-          <w:numId w:val="33"/>
+          <w:numId w:val="6"/>
         </w:numPr>
       </w:pPr>
       <w:r>
@@ -1500,7 +1492,7 @@
       <w:pPr>
         <w:numPr>
           <w:ilvl w:val="0"/>
-          <w:numId w:val="33"/>
+          <w:numId w:val="6"/>
         </w:numPr>
       </w:pPr>
       <w:r>
@@ -1518,7 +1510,7 @@
       <w:pPr>
         <w:numPr>
           <w:ilvl w:val="0"/>
-          <w:numId w:val="33"/>
+          <w:numId w:val="6"/>
         </w:numPr>
       </w:pPr>
       <w:r>
@@ -1567,7 +1559,7 @@
       <w:pPr>
         <w:numPr>
           <w:ilvl w:val="0"/>
-          <w:numId w:val="34"/>
+          <w:numId w:val="7"/>
         </w:numPr>
       </w:pPr>
       <w:r>
@@ -1585,7 +1577,7 @@
       <w:pPr>
         <w:numPr>
           <w:ilvl w:val="0"/>
-          <w:numId w:val="34"/>
+          <w:numId w:val="7"/>
         </w:numPr>
       </w:pPr>
       <w:r>
@@ -1643,7 +1635,7 @@
       <w:pPr>
         <w:numPr>
           <w:ilvl w:val="0"/>
-          <w:numId w:val="42"/>
+          <w:numId w:val="15"/>
         </w:numPr>
       </w:pPr>
       <w:r>
@@ -1654,7 +1646,7 @@
       <w:pPr>
         <w:numPr>
           <w:ilvl w:val="0"/>
-          <w:numId w:val="42"/>
+          <w:numId w:val="15"/>
         </w:numPr>
       </w:pPr>
       <w:r>
@@ -1681,7 +1673,7 @@
       <w:pPr>
         <w:numPr>
           <w:ilvl w:val="0"/>
-          <w:numId w:val="42"/>
+          <w:numId w:val="15"/>
         </w:numPr>
       </w:pPr>
       <w:r>
@@ -1702,7 +1694,7 @@
       <w:pPr>
         <w:numPr>
           <w:ilvl w:val="0"/>
-          <w:numId w:val="42"/>
+          <w:numId w:val="15"/>
         </w:numPr>
       </w:pPr>
       <w:r>
@@ -1733,7 +1725,7 @@
       <w:pPr>
         <w:numPr>
           <w:ilvl w:val="1"/>
-          <w:numId w:val="43"/>
+          <w:numId w:val="16"/>
         </w:numPr>
       </w:pPr>
       <w:r>
@@ -2007,7 +1999,7 @@
       <w:pPr>
         <w:numPr>
           <w:ilvl w:val="0"/>
-          <w:numId w:val="44"/>
+          <w:numId w:val="17"/>
         </w:numPr>
       </w:pPr>
       <w:r>
@@ -2035,7 +2027,7 @@
       <w:pPr>
         <w:numPr>
           <w:ilvl w:val="0"/>
-          <w:numId w:val="44"/>
+          <w:numId w:val="17"/>
         </w:numPr>
       </w:pPr>
       <w:r>
@@ -2073,7 +2065,7 @@
       <w:pPr>
         <w:numPr>
           <w:ilvl w:val="0"/>
-          <w:numId w:val="44"/>
+          <w:numId w:val="17"/>
         </w:numPr>
       </w:pPr>
       <w:r>
@@ -2091,7 +2083,7 @@
       <w:pPr>
         <w:numPr>
           <w:ilvl w:val="1"/>
-          <w:numId w:val="45"/>
+          <w:numId w:val="18"/>
         </w:numPr>
       </w:pPr>
       <w:r>
@@ -2269,7 +2261,7 @@
       <w:pPr>
         <w:numPr>
           <w:ilvl w:val="0"/>
-          <w:numId w:val="46"/>
+          <w:numId w:val="19"/>
         </w:numPr>
       </w:pPr>
       <w:r>
@@ -2297,7 +2289,7 @@
       <w:pPr>
         <w:numPr>
           <w:ilvl w:val="0"/>
-          <w:numId w:val="46"/>
+          <w:numId w:val="19"/>
         </w:numPr>
       </w:pPr>
       <w:r>
@@ -2312,7 +2304,7 @@
       <w:pPr>
         <w:numPr>
           <w:ilvl w:val="1"/>
-          <w:numId w:val="47"/>
+          <w:numId w:val="20"/>
         </w:numPr>
       </w:pPr>
       <w:r>
@@ -2333,7 +2325,7 @@
       <w:pPr>
         <w:numPr>
           <w:ilvl w:val="1"/>
-          <w:numId w:val="48"/>
+          <w:numId w:val="21"/>
         </w:numPr>
       </w:pPr>
       <w:r>
@@ -2354,7 +2346,7 @@
       <w:pPr>
         <w:numPr>
           <w:ilvl w:val="1"/>
-          <w:numId w:val="48"/>
+          <w:numId w:val="21"/>
         </w:numPr>
       </w:pPr>
       <w:r>
@@ -2365,7 +2357,7 @@
       <w:pPr>
         <w:numPr>
           <w:ilvl w:val="1"/>
-          <w:numId w:val="49"/>
+          <w:numId w:val="22"/>
         </w:numPr>
       </w:pPr>
       <w:r>
@@ -2480,7 +2472,7 @@
       <w:pPr>
         <w:numPr>
           <w:ilvl w:val="0"/>
-          <w:numId w:val="50"/>
+          <w:numId w:val="23"/>
         </w:numPr>
       </w:pPr>
       <w:r>
@@ -2508,7 +2500,7 @@
       <w:pPr>
         <w:numPr>
           <w:ilvl w:val="0"/>
-          <w:numId w:val="50"/>
+          <w:numId w:val="23"/>
         </w:numPr>
       </w:pPr>
       <w:r>
@@ -2536,7 +2528,7 @@
       <w:pPr>
         <w:numPr>
           <w:ilvl w:val="0"/>
-          <w:numId w:val="50"/>
+          <w:numId w:val="23"/>
         </w:numPr>
       </w:pPr>
       <w:r>
@@ -2551,7 +2543,7 @@
       <w:pPr>
         <w:numPr>
           <w:ilvl w:val="1"/>
-          <w:numId w:val="51"/>
+          <w:numId w:val="24"/>
         </w:numPr>
       </w:pPr>
       <w:r>
@@ -2572,7 +2564,7 @@
       <w:pPr>
         <w:numPr>
           <w:ilvl w:val="1"/>
-          <w:numId w:val="52"/>
+          <w:numId w:val="25"/>
         </w:numPr>
       </w:pPr>
       <w:r>
@@ -2987,7 +2979,7 @@
       <w:pPr>
         <w:numPr>
           <w:ilvl w:val="0"/>
-          <w:numId w:val="35"/>
+          <w:numId w:val="8"/>
         </w:numPr>
       </w:pPr>
       <w:r>
@@ -3023,7 +3015,7 @@
       <w:pPr>
         <w:numPr>
           <w:ilvl w:val="0"/>
-          <w:numId w:val="35"/>
+          <w:numId w:val="8"/>
         </w:numPr>
       </w:pPr>
       <w:r>
@@ -3071,7 +3063,7 @@
       <w:pPr>
         <w:numPr>
           <w:ilvl w:val="0"/>
-          <w:numId w:val="36"/>
+          <w:numId w:val="9"/>
         </w:numPr>
       </w:pPr>
       <w:proofErr w:type="spellStart"/>
@@ -3090,7 +3082,7 @@
       <w:pPr>
         <w:numPr>
           <w:ilvl w:val="0"/>
-          <w:numId w:val="36"/>
+          <w:numId w:val="9"/>
         </w:numPr>
       </w:pPr>
       <w:r>
@@ -3129,7 +3121,7 @@
       <w:pPr>
         <w:numPr>
           <w:ilvl w:val="0"/>
-          <w:numId w:val="37"/>
+          <w:numId w:val="10"/>
         </w:numPr>
       </w:pPr>
       <w:r>
@@ -3151,7 +3143,7 @@
       <w:pPr>
         <w:numPr>
           <w:ilvl w:val="0"/>
-          <w:numId w:val="37"/>
+          <w:numId w:val="10"/>
         </w:numPr>
       </w:pPr>
       <w:r>
@@ -3194,7 +3186,7 @@
       <w:pPr>
         <w:numPr>
           <w:ilvl w:val="0"/>
-          <w:numId w:val="38"/>
+          <w:numId w:val="11"/>
         </w:numPr>
       </w:pPr>
       <w:r>
@@ -3205,7 +3197,7 @@
       <w:pPr>
         <w:numPr>
           <w:ilvl w:val="0"/>
-          <w:numId w:val="38"/>
+          <w:numId w:val="11"/>
         </w:numPr>
       </w:pPr>
       <w:r>
@@ -3234,7 +3226,7 @@
       <w:pPr>
         <w:numPr>
           <w:ilvl w:val="0"/>
-          <w:numId w:val="39"/>
+          <w:numId w:val="12"/>
         </w:numPr>
       </w:pPr>
       <w:r>
@@ -3248,7 +3240,7 @@
       <w:pPr>
         <w:numPr>
           <w:ilvl w:val="0"/>
-          <w:numId w:val="39"/>
+          <w:numId w:val="12"/>
         </w:numPr>
       </w:pPr>
       <w:r>
@@ -3262,7 +3254,7 @@
       <w:pPr>
         <w:numPr>
           <w:ilvl w:val="1"/>
-          <w:numId w:val="39"/>
+          <w:numId w:val="12"/>
         </w:numPr>
       </w:pPr>
       <w:r>
@@ -3283,7 +3275,7 @@
       <w:pPr>
         <w:numPr>
           <w:ilvl w:val="1"/>
-          <w:numId w:val="39"/>
+          <w:numId w:val="12"/>
         </w:numPr>
       </w:pPr>
       <w:r>
@@ -3304,7 +3296,7 @@
       <w:pPr>
         <w:numPr>
           <w:ilvl w:val="1"/>
-          <w:numId w:val="39"/>
+          <w:numId w:val="12"/>
         </w:numPr>
       </w:pPr>
       <w:r>
@@ -3325,7 +3317,7 @@
       <w:pPr>
         <w:numPr>
           <w:ilvl w:val="1"/>
-          <w:numId w:val="39"/>
+          <w:numId w:val="12"/>
         </w:numPr>
       </w:pPr>
       <w:r>
@@ -3351,7 +3343,7 @@
       <w:pPr>
         <w:numPr>
           <w:ilvl w:val="0"/>
-          <w:numId w:val="40"/>
+          <w:numId w:val="13"/>
         </w:numPr>
       </w:pPr>
       <w:r>
@@ -3370,7 +3362,7 @@
       <w:pPr>
         <w:numPr>
           <w:ilvl w:val="0"/>
-          <w:numId w:val="40"/>
+          <w:numId w:val="13"/>
         </w:numPr>
       </w:pPr>
       <w:r>
@@ -3420,7 +3412,7 @@
       <w:pPr>
         <w:numPr>
           <w:ilvl w:val="0"/>
-          <w:numId w:val="41"/>
+          <w:numId w:val="14"/>
         </w:numPr>
       </w:pPr>
       <w:r>
@@ -3439,7 +3431,7 @@
       <w:pPr>
         <w:numPr>
           <w:ilvl w:val="0"/>
-          <w:numId w:val="41"/>
+          <w:numId w:val="14"/>
         </w:numPr>
       </w:pPr>
       <w:r>
@@ -3497,7 +3489,7 @@
         <w:pStyle w:val="ListParagraph"/>
         <w:numPr>
           <w:ilvl w:val="0"/>
-          <w:numId w:val="23"/>
+          <w:numId w:val="1"/>
         </w:numPr>
       </w:pPr>
       <w:r>
@@ -3519,7 +3511,7 @@
         <w:pStyle w:val="ListParagraph"/>
         <w:numPr>
           <w:ilvl w:val="0"/>
-          <w:numId w:val="23"/>
+          <w:numId w:val="1"/>
         </w:numPr>
       </w:pPr>
       <w:proofErr w:type="spellStart"/>
@@ -3549,7 +3541,7 @@
         <w:pStyle w:val="ListParagraph"/>
         <w:numPr>
           <w:ilvl w:val="0"/>
-          <w:numId w:val="23"/>
+          <w:numId w:val="1"/>
         </w:numPr>
       </w:pPr>
       <w:proofErr w:type="spellStart"/>
@@ -3714,7 +3706,7 @@
       <w:pPr>
         <w:numPr>
           <w:ilvl w:val="0"/>
-          <w:numId w:val="26"/>
+          <w:numId w:val="2"/>
         </w:numPr>
         <w:rPr>
           <w:rFonts w:cs="Times New Roman"/>
@@ -3733,7 +3725,7 @@
       <w:pPr>
         <w:numPr>
           <w:ilvl w:val="1"/>
-          <w:numId w:val="26"/>
+          <w:numId w:val="2"/>
         </w:numPr>
         <w:rPr>
           <w:rFonts w:cs="Times New Roman"/>
@@ -3750,7 +3742,7 @@
       <w:pPr>
         <w:numPr>
           <w:ilvl w:val="0"/>
-          <w:numId w:val="26"/>
+          <w:numId w:val="2"/>
         </w:numPr>
         <w:rPr>
           <w:rFonts w:cs="Times New Roman"/>
@@ -3769,7 +3761,7 @@
       <w:pPr>
         <w:numPr>
           <w:ilvl w:val="1"/>
-          <w:numId w:val="26"/>
+          <w:numId w:val="2"/>
         </w:numPr>
         <w:rPr>
           <w:rFonts w:cs="Times New Roman"/>
@@ -3786,7 +3778,7 @@
       <w:pPr>
         <w:numPr>
           <w:ilvl w:val="1"/>
-          <w:numId w:val="26"/>
+          <w:numId w:val="2"/>
         </w:numPr>
         <w:rPr>
           <w:rFonts w:cs="Times New Roman"/>
@@ -3803,7 +3795,7 @@
       <w:pPr>
         <w:numPr>
           <w:ilvl w:val="0"/>
-          <w:numId w:val="26"/>
+          <w:numId w:val="2"/>
         </w:numPr>
         <w:rPr>
           <w:rFonts w:cs="Times New Roman"/>
@@ -3822,7 +3814,7 @@
       <w:pPr>
         <w:numPr>
           <w:ilvl w:val="1"/>
-          <w:numId w:val="26"/>
+          <w:numId w:val="2"/>
         </w:numPr>
         <w:rPr>
           <w:rFonts w:cs="Times New Roman"/>
@@ -3839,7 +3831,7 @@
       <w:pPr>
         <w:numPr>
           <w:ilvl w:val="0"/>
-          <w:numId w:val="26"/>
+          <w:numId w:val="2"/>
         </w:numPr>
         <w:rPr>
           <w:rFonts w:cs="Times New Roman"/>
@@ -3858,7 +3850,7 @@
       <w:pPr>
         <w:numPr>
           <w:ilvl w:val="1"/>
-          <w:numId w:val="26"/>
+          <w:numId w:val="2"/>
         </w:numPr>
         <w:rPr>
           <w:rFonts w:cs="Times New Roman"/>
@@ -3889,7 +3881,7 @@
       <w:pPr>
         <w:numPr>
           <w:ilvl w:val="0"/>
-          <w:numId w:val="26"/>
+          <w:numId w:val="2"/>
         </w:numPr>
         <w:rPr>
           <w:rFonts w:cs="Times New Roman"/>
@@ -3908,7 +3900,7 @@
       <w:pPr>
         <w:numPr>
           <w:ilvl w:val="1"/>
-          <w:numId w:val="26"/>
+          <w:numId w:val="2"/>
         </w:numPr>
         <w:rPr>
           <w:rFonts w:cs="Times New Roman"/>
@@ -3925,7 +3917,7 @@
       <w:pPr>
         <w:numPr>
           <w:ilvl w:val="0"/>
-          <w:numId w:val="26"/>
+          <w:numId w:val="2"/>
         </w:numPr>
         <w:rPr>
           <w:rFonts w:cs="Times New Roman"/>
@@ -3944,7 +3936,7 @@
       <w:pPr>
         <w:numPr>
           <w:ilvl w:val="1"/>
-          <w:numId w:val="26"/>
+          <w:numId w:val="2"/>
         </w:numPr>
         <w:rPr>
           <w:rFonts w:cs="Times New Roman"/>
@@ -3961,7 +3953,7 @@
       <w:pPr>
         <w:numPr>
           <w:ilvl w:val="1"/>
-          <w:numId w:val="26"/>
+          <w:numId w:val="2"/>
         </w:numPr>
         <w:rPr>
           <w:rFonts w:cs="Times New Roman"/>
@@ -3978,7 +3970,7 @@
       <w:pPr>
         <w:numPr>
           <w:ilvl w:val="0"/>
-          <w:numId w:val="26"/>
+          <w:numId w:val="2"/>
         </w:numPr>
         <w:rPr>
           <w:rFonts w:cs="Times New Roman"/>
@@ -3997,7 +3989,7 @@
       <w:pPr>
         <w:numPr>
           <w:ilvl w:val="1"/>
-          <w:numId w:val="26"/>
+          <w:numId w:val="2"/>
         </w:numPr>
         <w:rPr>
           <w:rFonts w:cs="Times New Roman"/>
@@ -4014,7 +4006,7 @@
       <w:pPr>
         <w:numPr>
           <w:ilvl w:val="1"/>
-          <w:numId w:val="26"/>
+          <w:numId w:val="2"/>
         </w:numPr>
         <w:rPr>
           <w:rFonts w:cs="Times New Roman"/>
@@ -4031,7 +4023,7 @@
       <w:pPr>
         <w:numPr>
           <w:ilvl w:val="0"/>
-          <w:numId w:val="26"/>
+          <w:numId w:val="2"/>
         </w:numPr>
         <w:rPr>
           <w:rFonts w:cs="Times New Roman"/>
@@ -4050,7 +4042,7 @@
       <w:pPr>
         <w:numPr>
           <w:ilvl w:val="1"/>
-          <w:numId w:val="26"/>
+          <w:numId w:val="2"/>
         </w:numPr>
         <w:rPr>
           <w:rFonts w:cs="Times New Roman"/>
@@ -4067,7 +4059,7 @@
       <w:pPr>
         <w:numPr>
           <w:ilvl w:val="0"/>
-          <w:numId w:val="26"/>
+          <w:numId w:val="2"/>
         </w:numPr>
         <w:rPr>
           <w:rFonts w:cs="Times New Roman"/>
@@ -4086,7 +4078,7 @@
       <w:pPr>
         <w:numPr>
           <w:ilvl w:val="1"/>
-          <w:numId w:val="26"/>
+          <w:numId w:val="2"/>
         </w:numPr>
         <w:rPr>
           <w:rFonts w:cs="Times New Roman"/>
@@ -4103,7 +4095,7 @@
       <w:pPr>
         <w:numPr>
           <w:ilvl w:val="1"/>
-          <w:numId w:val="26"/>
+          <w:numId w:val="2"/>
         </w:numPr>
         <w:rPr>
           <w:rFonts w:cs="Times New Roman"/>
@@ -4120,7 +4112,7 @@
       <w:pPr>
         <w:numPr>
           <w:ilvl w:val="1"/>
-          <w:numId w:val="26"/>
+          <w:numId w:val="2"/>
         </w:numPr>
         <w:rPr>
           <w:rFonts w:cs="Times New Roman"/>
@@ -4137,7 +4129,7 @@
       <w:pPr>
         <w:numPr>
           <w:ilvl w:val="1"/>
-          <w:numId w:val="26"/>
+          <w:numId w:val="2"/>
         </w:numPr>
         <w:rPr>
           <w:rFonts w:cs="Times New Roman"/>
@@ -4154,7 +4146,7 @@
       <w:pPr>
         <w:numPr>
           <w:ilvl w:val="0"/>
-          <w:numId w:val="26"/>
+          <w:numId w:val="2"/>
         </w:numPr>
         <w:rPr>
           <w:rFonts w:cs="Times New Roman"/>
@@ -4174,7 +4166,7 @@
       <w:pPr>
         <w:numPr>
           <w:ilvl w:val="1"/>
-          <w:numId w:val="26"/>
+          <w:numId w:val="2"/>
         </w:numPr>
         <w:rPr>
           <w:rFonts w:cs="Times New Roman"/>
@@ -4191,7 +4183,7 @@
       <w:pPr>
         <w:numPr>
           <w:ilvl w:val="0"/>
-          <w:numId w:val="26"/>
+          <w:numId w:val="2"/>
         </w:numPr>
         <w:rPr>
           <w:rFonts w:cs="Times New Roman"/>
@@ -4210,7 +4202,7 @@
       <w:pPr>
         <w:numPr>
           <w:ilvl w:val="1"/>
-          <w:numId w:val="26"/>
+          <w:numId w:val="2"/>
         </w:numPr>
         <w:rPr>
           <w:rFonts w:cs="Times New Roman"/>
@@ -4227,7 +4219,7 @@
       <w:pPr>
         <w:numPr>
           <w:ilvl w:val="0"/>
-          <w:numId w:val="26"/>
+          <w:numId w:val="2"/>
         </w:numPr>
         <w:rPr>
           <w:rFonts w:cs="Times New Roman"/>
@@ -4246,7 +4238,7 @@
       <w:pPr>
         <w:numPr>
           <w:ilvl w:val="1"/>
-          <w:numId w:val="26"/>
+          <w:numId w:val="2"/>
         </w:numPr>
         <w:rPr>
           <w:rFonts w:cs="Times New Roman"/>
@@ -4263,7 +4255,7 @@
       <w:pPr>
         <w:numPr>
           <w:ilvl w:val="1"/>
-          <w:numId w:val="26"/>
+          <w:numId w:val="2"/>
         </w:numPr>
         <w:rPr>
           <w:rFonts w:cs="Times New Roman"/>
@@ -4280,7 +4272,7 @@
       <w:pPr>
         <w:numPr>
           <w:ilvl w:val="0"/>
-          <w:numId w:val="26"/>
+          <w:numId w:val="2"/>
         </w:numPr>
         <w:rPr>
           <w:rFonts w:cs="Times New Roman"/>
@@ -4299,7 +4291,7 @@
       <w:pPr>
         <w:numPr>
           <w:ilvl w:val="1"/>
-          <w:numId w:val="26"/>
+          <w:numId w:val="2"/>
         </w:numPr>
         <w:rPr>
           <w:rFonts w:cs="Times New Roman"/>
@@ -4316,7 +4308,7 @@
       <w:pPr>
         <w:numPr>
           <w:ilvl w:val="1"/>
-          <w:numId w:val="26"/>
+          <w:numId w:val="2"/>
         </w:numPr>
         <w:rPr>
           <w:rFonts w:cs="Times New Roman"/>
@@ -4333,7 +4325,7 @@
       <w:pPr>
         <w:numPr>
           <w:ilvl w:val="1"/>
-          <w:numId w:val="26"/>
+          <w:numId w:val="2"/>
         </w:numPr>
         <w:rPr>
           <w:rFonts w:cs="Times New Roman"/>
@@ -4358,7 +4350,7 @@
       <w:pPr>
         <w:numPr>
           <w:ilvl w:val="1"/>
-          <w:numId w:val="26"/>
+          <w:numId w:val="2"/>
         </w:numPr>
         <w:rPr>
           <w:rFonts w:cs="Times New Roman"/>
@@ -4375,7 +4367,7 @@
       <w:pPr>
         <w:numPr>
           <w:ilvl w:val="0"/>
-          <w:numId w:val="26"/>
+          <w:numId w:val="2"/>
         </w:numPr>
         <w:rPr>
           <w:rFonts w:cs="Times New Roman"/>
@@ -4394,7 +4386,7 @@
       <w:pPr>
         <w:numPr>
           <w:ilvl w:val="1"/>
-          <w:numId w:val="26"/>
+          <w:numId w:val="2"/>
         </w:numPr>
         <w:rPr>
           <w:rFonts w:cs="Times New Roman"/>
@@ -4411,7 +4403,7 @@
       <w:pPr>
         <w:numPr>
           <w:ilvl w:val="1"/>
-          <w:numId w:val="26"/>
+          <w:numId w:val="2"/>
         </w:numPr>
         <w:rPr>
           <w:rFonts w:cs="Times New Roman"/>
@@ -4428,7 +4420,7 @@
       <w:pPr>
         <w:numPr>
           <w:ilvl w:val="1"/>
-          <w:numId w:val="26"/>
+          <w:numId w:val="2"/>
         </w:numPr>
         <w:rPr>
           <w:rFonts w:cs="Times New Roman"/>
@@ -4445,7 +4437,7 @@
       <w:pPr>
         <w:numPr>
           <w:ilvl w:val="1"/>
-          <w:numId w:val="26"/>
+          <w:numId w:val="2"/>
         </w:numPr>
         <w:rPr>
           <w:rFonts w:cs="Times New Roman"/>
@@ -4462,7 +4454,7 @@
       <w:pPr>
         <w:numPr>
           <w:ilvl w:val="0"/>
-          <w:numId w:val="26"/>
+          <w:numId w:val="2"/>
         </w:numPr>
         <w:rPr>
           <w:rFonts w:cs="Times New Roman"/>
@@ -4481,7 +4473,7 @@
       <w:pPr>
         <w:numPr>
           <w:ilvl w:val="1"/>
-          <w:numId w:val="26"/>
+          <w:numId w:val="2"/>
         </w:numPr>
         <w:rPr>
           <w:rFonts w:cs="Times New Roman"/>
@@ -4498,7 +4490,7 @@
       <w:pPr>
         <w:numPr>
           <w:ilvl w:val="1"/>
-          <w:numId w:val="26"/>
+          <w:numId w:val="2"/>
         </w:numPr>
         <w:rPr>
           <w:rFonts w:cs="Times New Roman"/>
@@ -4515,7 +4507,7 @@
       <w:pPr>
         <w:numPr>
           <w:ilvl w:val="1"/>
-          <w:numId w:val="26"/>
+          <w:numId w:val="2"/>
         </w:numPr>
         <w:rPr>
           <w:rFonts w:cs="Times New Roman"/>
@@ -4532,7 +4524,7 @@
       <w:pPr>
         <w:numPr>
           <w:ilvl w:val="0"/>
-          <w:numId w:val="26"/>
+          <w:numId w:val="2"/>
         </w:numPr>
         <w:rPr>
           <w:rFonts w:cs="Times New Roman"/>
@@ -4551,7 +4543,7 @@
       <w:pPr>
         <w:numPr>
           <w:ilvl w:val="1"/>
-          <w:numId w:val="26"/>
+          <w:numId w:val="2"/>
         </w:numPr>
         <w:rPr>
           <w:rFonts w:cs="Times New Roman"/>
@@ -4568,7 +4560,7 @@
       <w:pPr>
         <w:numPr>
           <w:ilvl w:val="1"/>
-          <w:numId w:val="26"/>
+          <w:numId w:val="2"/>
         </w:numPr>
         <w:rPr>
           <w:rFonts w:cs="Times New Roman"/>
@@ -4585,7 +4577,7 @@
       <w:pPr>
         <w:numPr>
           <w:ilvl w:val="0"/>
-          <w:numId w:val="26"/>
+          <w:numId w:val="2"/>
         </w:numPr>
         <w:rPr>
           <w:rFonts w:cs="Times New Roman"/>
@@ -4604,7 +4596,7 @@
       <w:pPr>
         <w:numPr>
           <w:ilvl w:val="1"/>
-          <w:numId w:val="26"/>
+          <w:numId w:val="2"/>
         </w:numPr>
         <w:rPr>
           <w:rFonts w:cs="Times New Roman"/>
@@ -4622,7 +4614,7 @@
       <w:pPr>
         <w:numPr>
           <w:ilvl w:val="1"/>
-          <w:numId w:val="26"/>
+          <w:numId w:val="2"/>
         </w:numPr>
         <w:rPr>
           <w:rFonts w:cs="Times New Roman"/>
@@ -4639,7 +4631,7 @@
       <w:pPr>
         <w:numPr>
           <w:ilvl w:val="0"/>
-          <w:numId w:val="26"/>
+          <w:numId w:val="2"/>
         </w:numPr>
         <w:rPr>
           <w:rFonts w:cs="Times New Roman"/>
@@ -4658,7 +4650,7 @@
       <w:pPr>
         <w:numPr>
           <w:ilvl w:val="1"/>
-          <w:numId w:val="26"/>
+          <w:numId w:val="2"/>
         </w:numPr>
         <w:rPr>
           <w:rFonts w:cs="Times New Roman"/>
@@ -4852,304 +4844,6 @@
     </w:lvl>
   </w:abstractNum>
   <w:abstractNum w:abstractNumId="1" w15:restartNumberingAfterBreak="0">
-    <w:nsid w:val="03407051"/>
-    <w:multiLevelType w:val="multilevel"/>
-    <w:tmpl w:val="4BAC58D0"/>
-    <w:lvl w:ilvl="0">
-      <w:start w:val="1"/>
-      <w:numFmt w:val="bullet"/>
-      <w:lvlText w:val=""/>
-      <w:lvlJc w:val="left"/>
-      <w:pPr>
-        <w:tabs>
-          <w:tab w:val="num" w:pos="720"/>
-        </w:tabs>
-        <w:ind w:left="720" w:hanging="360"/>
-      </w:pPr>
-      <w:rPr>
-        <w:rFonts w:ascii="Symbol" w:hAnsi="Symbol" w:hint="default"/>
-        <w:sz w:val="20"/>
-      </w:rPr>
-    </w:lvl>
-    <w:lvl w:ilvl="1" w:tentative="1">
-      <w:start w:val="1"/>
-      <w:numFmt w:val="bullet"/>
-      <w:lvlText w:val="o"/>
-      <w:lvlJc w:val="left"/>
-      <w:pPr>
-        <w:tabs>
-          <w:tab w:val="num" w:pos="1440"/>
-        </w:tabs>
-        <w:ind w:left="1440" w:hanging="360"/>
-      </w:pPr>
-      <w:rPr>
-        <w:rFonts w:ascii="Courier New" w:hAnsi="Courier New" w:hint="default"/>
-        <w:sz w:val="20"/>
-      </w:rPr>
-    </w:lvl>
-    <w:lvl w:ilvl="2" w:tentative="1">
-      <w:start w:val="1"/>
-      <w:numFmt w:val="bullet"/>
-      <w:lvlText w:val=""/>
-      <w:lvlJc w:val="left"/>
-      <w:pPr>
-        <w:tabs>
-          <w:tab w:val="num" w:pos="2160"/>
-        </w:tabs>
-        <w:ind w:left="2160" w:hanging="360"/>
-      </w:pPr>
-      <w:rPr>
-        <w:rFonts w:ascii="Wingdings" w:hAnsi="Wingdings" w:hint="default"/>
-        <w:sz w:val="20"/>
-      </w:rPr>
-    </w:lvl>
-    <w:lvl w:ilvl="3" w:tentative="1">
-      <w:start w:val="1"/>
-      <w:numFmt w:val="bullet"/>
-      <w:lvlText w:val=""/>
-      <w:lvlJc w:val="left"/>
-      <w:pPr>
-        <w:tabs>
-          <w:tab w:val="num" w:pos="2880"/>
-        </w:tabs>
-        <w:ind w:left="2880" w:hanging="360"/>
-      </w:pPr>
-      <w:rPr>
-        <w:rFonts w:ascii="Wingdings" w:hAnsi="Wingdings" w:hint="default"/>
-        <w:sz w:val="20"/>
-      </w:rPr>
-    </w:lvl>
-    <w:lvl w:ilvl="4" w:tentative="1">
-      <w:start w:val="1"/>
-      <w:numFmt w:val="bullet"/>
-      <w:lvlText w:val=""/>
-      <w:lvlJc w:val="left"/>
-      <w:pPr>
-        <w:tabs>
-          <w:tab w:val="num" w:pos="3600"/>
-        </w:tabs>
-        <w:ind w:left="3600" w:hanging="360"/>
-      </w:pPr>
-      <w:rPr>
-        <w:rFonts w:ascii="Wingdings" w:hAnsi="Wingdings" w:hint="default"/>
-        <w:sz w:val="20"/>
-      </w:rPr>
-    </w:lvl>
-    <w:lvl w:ilvl="5" w:tentative="1">
-      <w:start w:val="1"/>
-      <w:numFmt w:val="bullet"/>
-      <w:lvlText w:val=""/>
-      <w:lvlJc w:val="left"/>
-      <w:pPr>
-        <w:tabs>
-          <w:tab w:val="num" w:pos="4320"/>
-        </w:tabs>
-        <w:ind w:left="4320" w:hanging="360"/>
-      </w:pPr>
-      <w:rPr>
-        <w:rFonts w:ascii="Wingdings" w:hAnsi="Wingdings" w:hint="default"/>
-        <w:sz w:val="20"/>
-      </w:rPr>
-    </w:lvl>
-    <w:lvl w:ilvl="6" w:tentative="1">
-      <w:start w:val="1"/>
-      <w:numFmt w:val="bullet"/>
-      <w:lvlText w:val=""/>
-      <w:lvlJc w:val="left"/>
-      <w:pPr>
-        <w:tabs>
-          <w:tab w:val="num" w:pos="5040"/>
-        </w:tabs>
-        <w:ind w:left="5040" w:hanging="360"/>
-      </w:pPr>
-      <w:rPr>
-        <w:rFonts w:ascii="Wingdings" w:hAnsi="Wingdings" w:hint="default"/>
-        <w:sz w:val="20"/>
-      </w:rPr>
-    </w:lvl>
-    <w:lvl w:ilvl="7" w:tentative="1">
-      <w:start w:val="1"/>
-      <w:numFmt w:val="bullet"/>
-      <w:lvlText w:val=""/>
-      <w:lvlJc w:val="left"/>
-      <w:pPr>
-        <w:tabs>
-          <w:tab w:val="num" w:pos="5760"/>
-        </w:tabs>
-        <w:ind w:left="5760" w:hanging="360"/>
-      </w:pPr>
-      <w:rPr>
-        <w:rFonts w:ascii="Wingdings" w:hAnsi="Wingdings" w:hint="default"/>
-        <w:sz w:val="20"/>
-      </w:rPr>
-    </w:lvl>
-    <w:lvl w:ilvl="8" w:tentative="1">
-      <w:start w:val="1"/>
-      <w:numFmt w:val="bullet"/>
-      <w:lvlText w:val=""/>
-      <w:lvlJc w:val="left"/>
-      <w:pPr>
-        <w:tabs>
-          <w:tab w:val="num" w:pos="6480"/>
-        </w:tabs>
-        <w:ind w:left="6480" w:hanging="360"/>
-      </w:pPr>
-      <w:rPr>
-        <w:rFonts w:ascii="Wingdings" w:hAnsi="Wingdings" w:hint="default"/>
-        <w:sz w:val="20"/>
-      </w:rPr>
-    </w:lvl>
-  </w:abstractNum>
-  <w:abstractNum w:abstractNumId="2" w15:restartNumberingAfterBreak="0">
-    <w:nsid w:val="058D2273"/>
-    <w:multiLevelType w:val="multilevel"/>
-    <w:tmpl w:val="7770737E"/>
-    <w:lvl w:ilvl="0">
-      <w:start w:val="1"/>
-      <w:numFmt w:val="bullet"/>
-      <w:lvlText w:val=""/>
-      <w:lvlJc w:val="left"/>
-      <w:pPr>
-        <w:tabs>
-          <w:tab w:val="num" w:pos="720"/>
-        </w:tabs>
-        <w:ind w:left="720" w:hanging="360"/>
-      </w:pPr>
-      <w:rPr>
-        <w:rFonts w:ascii="Symbol" w:hAnsi="Symbol" w:hint="default"/>
-        <w:sz w:val="20"/>
-      </w:rPr>
-    </w:lvl>
-    <w:lvl w:ilvl="1" w:tentative="1">
-      <w:start w:val="1"/>
-      <w:numFmt w:val="bullet"/>
-      <w:lvlText w:val="o"/>
-      <w:lvlJc w:val="left"/>
-      <w:pPr>
-        <w:tabs>
-          <w:tab w:val="num" w:pos="1440"/>
-        </w:tabs>
-        <w:ind w:left="1440" w:hanging="360"/>
-      </w:pPr>
-      <w:rPr>
-        <w:rFonts w:ascii="Courier New" w:hAnsi="Courier New" w:hint="default"/>
-        <w:sz w:val="20"/>
-      </w:rPr>
-    </w:lvl>
-    <w:lvl w:ilvl="2" w:tentative="1">
-      <w:start w:val="1"/>
-      <w:numFmt w:val="bullet"/>
-      <w:lvlText w:val=""/>
-      <w:lvlJc w:val="left"/>
-      <w:pPr>
-        <w:tabs>
-          <w:tab w:val="num" w:pos="2160"/>
-        </w:tabs>
-        <w:ind w:left="2160" w:hanging="360"/>
-      </w:pPr>
-      <w:rPr>
-        <w:rFonts w:ascii="Wingdings" w:hAnsi="Wingdings" w:hint="default"/>
-        <w:sz w:val="20"/>
-      </w:rPr>
-    </w:lvl>
-    <w:lvl w:ilvl="3" w:tentative="1">
-      <w:start w:val="1"/>
-      <w:numFmt w:val="bullet"/>
-      <w:lvlText w:val=""/>
-      <w:lvlJc w:val="left"/>
-      <w:pPr>
-        <w:tabs>
-          <w:tab w:val="num" w:pos="2880"/>
-        </w:tabs>
-        <w:ind w:left="2880" w:hanging="360"/>
-      </w:pPr>
-      <w:rPr>
-        <w:rFonts w:ascii="Wingdings" w:hAnsi="Wingdings" w:hint="default"/>
-        <w:sz w:val="20"/>
-      </w:rPr>
-    </w:lvl>
-    <w:lvl w:ilvl="4" w:tentative="1">
-      <w:start w:val="1"/>
-      <w:numFmt w:val="bullet"/>
-      <w:lvlText w:val=""/>
-      <w:lvlJc w:val="left"/>
-      <w:pPr>
-        <w:tabs>
-          <w:tab w:val="num" w:pos="3600"/>
-        </w:tabs>
-        <w:ind w:left="3600" w:hanging="360"/>
-      </w:pPr>
-      <w:rPr>
-        <w:rFonts w:ascii="Wingdings" w:hAnsi="Wingdings" w:hint="default"/>
-        <w:sz w:val="20"/>
-      </w:rPr>
-    </w:lvl>
-    <w:lvl w:ilvl="5" w:tentative="1">
-      <w:start w:val="1"/>
-      <w:numFmt w:val="bullet"/>
-      <w:lvlText w:val=""/>
-      <w:lvlJc w:val="left"/>
-      <w:pPr>
-        <w:tabs>
-          <w:tab w:val="num" w:pos="4320"/>
-        </w:tabs>
-        <w:ind w:left="4320" w:hanging="360"/>
-      </w:pPr>
-      <w:rPr>
-        <w:rFonts w:ascii="Wingdings" w:hAnsi="Wingdings" w:hint="default"/>
-        <w:sz w:val="20"/>
-      </w:rPr>
-    </w:lvl>
-    <w:lvl w:ilvl="6" w:tentative="1">
-      <w:start w:val="1"/>
-      <w:numFmt w:val="bullet"/>
-      <w:lvlText w:val=""/>
-      <w:lvlJc w:val="left"/>
-      <w:pPr>
-        <w:tabs>
-          <w:tab w:val="num" w:pos="5040"/>
-        </w:tabs>
-        <w:ind w:left="5040" w:hanging="360"/>
-      </w:pPr>
-      <w:rPr>
-        <w:rFonts w:ascii="Wingdings" w:hAnsi="Wingdings" w:hint="default"/>
-        <w:sz w:val="20"/>
-      </w:rPr>
-    </w:lvl>
-    <w:lvl w:ilvl="7" w:tentative="1">
-      <w:start w:val="1"/>
-      <w:numFmt w:val="bullet"/>
-      <w:lvlText w:val=""/>
-      <w:lvlJc w:val="left"/>
-      <w:pPr>
-        <w:tabs>
-          <w:tab w:val="num" w:pos="5760"/>
-        </w:tabs>
-        <w:ind w:left="5760" w:hanging="360"/>
-      </w:pPr>
-      <w:rPr>
-        <w:rFonts w:ascii="Wingdings" w:hAnsi="Wingdings" w:hint="default"/>
-        <w:sz w:val="20"/>
-      </w:rPr>
-    </w:lvl>
-    <w:lvl w:ilvl="8" w:tentative="1">
-      <w:start w:val="1"/>
-      <w:numFmt w:val="bullet"/>
-      <w:lvlText w:val=""/>
-      <w:lvlJc w:val="left"/>
-      <w:pPr>
-        <w:tabs>
-          <w:tab w:val="num" w:pos="6480"/>
-        </w:tabs>
-        <w:ind w:left="6480" w:hanging="360"/>
-      </w:pPr>
-      <w:rPr>
-        <w:rFonts w:ascii="Wingdings" w:hAnsi="Wingdings" w:hint="default"/>
-        <w:sz w:val="20"/>
-      </w:rPr>
-    </w:lvl>
-  </w:abstractNum>
-  <w:abstractNum w:abstractNumId="3" w15:restartNumberingAfterBreak="0">
     <w:nsid w:val="05EA7F9C"/>
     <w:multiLevelType w:val="multilevel"/>
     <w:tmpl w:val="923461C6"/>
@@ -5298,7 +4992,7 @@
       </w:rPr>
     </w:lvl>
   </w:abstractNum>
-  <w:abstractNum w:abstractNumId="4" w15:restartNumberingAfterBreak="0">
+  <w:abstractNum w:abstractNumId="2" w15:restartNumberingAfterBreak="0">
     <w:nsid w:val="06370F47"/>
     <w:multiLevelType w:val="multilevel"/>
     <w:tmpl w:val="AF18D68A"/>
@@ -5447,305 +5141,7 @@
       </w:rPr>
     </w:lvl>
   </w:abstractNum>
-  <w:abstractNum w:abstractNumId="5" w15:restartNumberingAfterBreak="0">
-    <w:nsid w:val="0B457518"/>
-    <w:multiLevelType w:val="multilevel"/>
-    <w:tmpl w:val="BF0E2554"/>
-    <w:lvl w:ilvl="0">
-      <w:start w:val="1"/>
-      <w:numFmt w:val="bullet"/>
-      <w:lvlText w:val=""/>
-      <w:lvlJc w:val="left"/>
-      <w:pPr>
-        <w:tabs>
-          <w:tab w:val="num" w:pos="720"/>
-        </w:tabs>
-        <w:ind w:left="720" w:hanging="360"/>
-      </w:pPr>
-      <w:rPr>
-        <w:rFonts w:ascii="Symbol" w:hAnsi="Symbol" w:hint="default"/>
-        <w:sz w:val="20"/>
-      </w:rPr>
-    </w:lvl>
-    <w:lvl w:ilvl="1">
-      <w:start w:val="1"/>
-      <w:numFmt w:val="bullet"/>
-      <w:lvlText w:val="o"/>
-      <w:lvlJc w:val="left"/>
-      <w:pPr>
-        <w:tabs>
-          <w:tab w:val="num" w:pos="1440"/>
-        </w:tabs>
-        <w:ind w:left="1440" w:hanging="360"/>
-      </w:pPr>
-      <w:rPr>
-        <w:rFonts w:ascii="Courier New" w:hAnsi="Courier New" w:hint="default"/>
-        <w:sz w:val="20"/>
-      </w:rPr>
-    </w:lvl>
-    <w:lvl w:ilvl="2" w:tentative="1">
-      <w:start w:val="1"/>
-      <w:numFmt w:val="bullet"/>
-      <w:lvlText w:val=""/>
-      <w:lvlJc w:val="left"/>
-      <w:pPr>
-        <w:tabs>
-          <w:tab w:val="num" w:pos="2160"/>
-        </w:tabs>
-        <w:ind w:left="2160" w:hanging="360"/>
-      </w:pPr>
-      <w:rPr>
-        <w:rFonts w:ascii="Wingdings" w:hAnsi="Wingdings" w:hint="default"/>
-        <w:sz w:val="20"/>
-      </w:rPr>
-    </w:lvl>
-    <w:lvl w:ilvl="3" w:tentative="1">
-      <w:start w:val="1"/>
-      <w:numFmt w:val="bullet"/>
-      <w:lvlText w:val=""/>
-      <w:lvlJc w:val="left"/>
-      <w:pPr>
-        <w:tabs>
-          <w:tab w:val="num" w:pos="2880"/>
-        </w:tabs>
-        <w:ind w:left="2880" w:hanging="360"/>
-      </w:pPr>
-      <w:rPr>
-        <w:rFonts w:ascii="Wingdings" w:hAnsi="Wingdings" w:hint="default"/>
-        <w:sz w:val="20"/>
-      </w:rPr>
-    </w:lvl>
-    <w:lvl w:ilvl="4" w:tentative="1">
-      <w:start w:val="1"/>
-      <w:numFmt w:val="bullet"/>
-      <w:lvlText w:val=""/>
-      <w:lvlJc w:val="left"/>
-      <w:pPr>
-        <w:tabs>
-          <w:tab w:val="num" w:pos="3600"/>
-        </w:tabs>
-        <w:ind w:left="3600" w:hanging="360"/>
-      </w:pPr>
-      <w:rPr>
-        <w:rFonts w:ascii="Wingdings" w:hAnsi="Wingdings" w:hint="default"/>
-        <w:sz w:val="20"/>
-      </w:rPr>
-    </w:lvl>
-    <w:lvl w:ilvl="5" w:tentative="1">
-      <w:start w:val="1"/>
-      <w:numFmt w:val="bullet"/>
-      <w:lvlText w:val=""/>
-      <w:lvlJc w:val="left"/>
-      <w:pPr>
-        <w:tabs>
-          <w:tab w:val="num" w:pos="4320"/>
-        </w:tabs>
-        <w:ind w:left="4320" w:hanging="360"/>
-      </w:pPr>
-      <w:rPr>
-        <w:rFonts w:ascii="Wingdings" w:hAnsi="Wingdings" w:hint="default"/>
-        <w:sz w:val="20"/>
-      </w:rPr>
-    </w:lvl>
-    <w:lvl w:ilvl="6" w:tentative="1">
-      <w:start w:val="1"/>
-      <w:numFmt w:val="bullet"/>
-      <w:lvlText w:val=""/>
-      <w:lvlJc w:val="left"/>
-      <w:pPr>
-        <w:tabs>
-          <w:tab w:val="num" w:pos="5040"/>
-        </w:tabs>
-        <w:ind w:left="5040" w:hanging="360"/>
-      </w:pPr>
-      <w:rPr>
-        <w:rFonts w:ascii="Wingdings" w:hAnsi="Wingdings" w:hint="default"/>
-        <w:sz w:val="20"/>
-      </w:rPr>
-    </w:lvl>
-    <w:lvl w:ilvl="7" w:tentative="1">
-      <w:start w:val="1"/>
-      <w:numFmt w:val="bullet"/>
-      <w:lvlText w:val=""/>
-      <w:lvlJc w:val="left"/>
-      <w:pPr>
-        <w:tabs>
-          <w:tab w:val="num" w:pos="5760"/>
-        </w:tabs>
-        <w:ind w:left="5760" w:hanging="360"/>
-      </w:pPr>
-      <w:rPr>
-        <w:rFonts w:ascii="Wingdings" w:hAnsi="Wingdings" w:hint="default"/>
-        <w:sz w:val="20"/>
-      </w:rPr>
-    </w:lvl>
-    <w:lvl w:ilvl="8" w:tentative="1">
-      <w:start w:val="1"/>
-      <w:numFmt w:val="bullet"/>
-      <w:lvlText w:val=""/>
-      <w:lvlJc w:val="left"/>
-      <w:pPr>
-        <w:tabs>
-          <w:tab w:val="num" w:pos="6480"/>
-        </w:tabs>
-        <w:ind w:left="6480" w:hanging="360"/>
-      </w:pPr>
-      <w:rPr>
-        <w:rFonts w:ascii="Wingdings" w:hAnsi="Wingdings" w:hint="default"/>
-        <w:sz w:val="20"/>
-      </w:rPr>
-    </w:lvl>
-  </w:abstractNum>
-  <w:abstractNum w:abstractNumId="6" w15:restartNumberingAfterBreak="0">
-    <w:nsid w:val="101075D8"/>
-    <w:multiLevelType w:val="multilevel"/>
-    <w:tmpl w:val="4D8A204E"/>
-    <w:lvl w:ilvl="0">
-      <w:start w:val="1"/>
-      <w:numFmt w:val="bullet"/>
-      <w:lvlText w:val=""/>
-      <w:lvlJc w:val="left"/>
-      <w:pPr>
-        <w:tabs>
-          <w:tab w:val="num" w:pos="720"/>
-        </w:tabs>
-        <w:ind w:left="720" w:hanging="360"/>
-      </w:pPr>
-      <w:rPr>
-        <w:rFonts w:ascii="Symbol" w:hAnsi="Symbol" w:hint="default"/>
-        <w:sz w:val="20"/>
-      </w:rPr>
-    </w:lvl>
-    <w:lvl w:ilvl="1" w:tentative="1">
-      <w:start w:val="1"/>
-      <w:numFmt w:val="bullet"/>
-      <w:lvlText w:val="o"/>
-      <w:lvlJc w:val="left"/>
-      <w:pPr>
-        <w:tabs>
-          <w:tab w:val="num" w:pos="1440"/>
-        </w:tabs>
-        <w:ind w:left="1440" w:hanging="360"/>
-      </w:pPr>
-      <w:rPr>
-        <w:rFonts w:ascii="Courier New" w:hAnsi="Courier New" w:hint="default"/>
-        <w:sz w:val="20"/>
-      </w:rPr>
-    </w:lvl>
-    <w:lvl w:ilvl="2" w:tentative="1">
-      <w:start w:val="1"/>
-      <w:numFmt w:val="bullet"/>
-      <w:lvlText w:val=""/>
-      <w:lvlJc w:val="left"/>
-      <w:pPr>
-        <w:tabs>
-          <w:tab w:val="num" w:pos="2160"/>
-        </w:tabs>
-        <w:ind w:left="2160" w:hanging="360"/>
-      </w:pPr>
-      <w:rPr>
-        <w:rFonts w:ascii="Wingdings" w:hAnsi="Wingdings" w:hint="default"/>
-        <w:sz w:val="20"/>
-      </w:rPr>
-    </w:lvl>
-    <w:lvl w:ilvl="3" w:tentative="1">
-      <w:start w:val="1"/>
-      <w:numFmt w:val="bullet"/>
-      <w:lvlText w:val=""/>
-      <w:lvlJc w:val="left"/>
-      <w:pPr>
-        <w:tabs>
-          <w:tab w:val="num" w:pos="2880"/>
-        </w:tabs>
-        <w:ind w:left="2880" w:hanging="360"/>
-      </w:pPr>
-      <w:rPr>
-        <w:rFonts w:ascii="Wingdings" w:hAnsi="Wingdings" w:hint="default"/>
-        <w:sz w:val="20"/>
-      </w:rPr>
-    </w:lvl>
-    <w:lvl w:ilvl="4" w:tentative="1">
-      <w:start w:val="1"/>
-      <w:numFmt w:val="bullet"/>
-      <w:lvlText w:val=""/>
-      <w:lvlJc w:val="left"/>
-      <w:pPr>
-        <w:tabs>
-          <w:tab w:val="num" w:pos="3600"/>
-        </w:tabs>
-        <w:ind w:left="3600" w:hanging="360"/>
-      </w:pPr>
-      <w:rPr>
-        <w:rFonts w:ascii="Wingdings" w:hAnsi="Wingdings" w:hint="default"/>
-        <w:sz w:val="20"/>
-      </w:rPr>
-    </w:lvl>
-    <w:lvl w:ilvl="5" w:tentative="1">
-      <w:start w:val="1"/>
-      <w:numFmt w:val="bullet"/>
-      <w:lvlText w:val=""/>
-      <w:lvlJc w:val="left"/>
-      <w:pPr>
-        <w:tabs>
-          <w:tab w:val="num" w:pos="4320"/>
-        </w:tabs>
-        <w:ind w:left="4320" w:hanging="360"/>
-      </w:pPr>
-      <w:rPr>
-        <w:rFonts w:ascii="Wingdings" w:hAnsi="Wingdings" w:hint="default"/>
-        <w:sz w:val="20"/>
-      </w:rPr>
-    </w:lvl>
-    <w:lvl w:ilvl="6" w:tentative="1">
-      <w:start w:val="1"/>
-      <w:numFmt w:val="bullet"/>
-      <w:lvlText w:val=""/>
-      <w:lvlJc w:val="left"/>
-      <w:pPr>
-        <w:tabs>
-          <w:tab w:val="num" w:pos="5040"/>
-        </w:tabs>
-        <w:ind w:left="5040" w:hanging="360"/>
-      </w:pPr>
-      <w:rPr>
-        <w:rFonts w:ascii="Wingdings" w:hAnsi="Wingdings" w:hint="default"/>
-        <w:sz w:val="20"/>
-      </w:rPr>
-    </w:lvl>
-    <w:lvl w:ilvl="7" w:tentative="1">
-      <w:start w:val="1"/>
-      <w:numFmt w:val="bullet"/>
-      <w:lvlText w:val=""/>
-      <w:lvlJc w:val="left"/>
-      <w:pPr>
-        <w:tabs>
-          <w:tab w:val="num" w:pos="5760"/>
-        </w:tabs>
-        <w:ind w:left="5760" w:hanging="360"/>
-      </w:pPr>
-      <w:rPr>
-        <w:rFonts w:ascii="Wingdings" w:hAnsi="Wingdings" w:hint="default"/>
-        <w:sz w:val="20"/>
-      </w:rPr>
-    </w:lvl>
-    <w:lvl w:ilvl="8" w:tentative="1">
-      <w:start w:val="1"/>
-      <w:numFmt w:val="bullet"/>
-      <w:lvlText w:val=""/>
-      <w:lvlJc w:val="left"/>
-      <w:pPr>
-        <w:tabs>
-          <w:tab w:val="num" w:pos="6480"/>
-        </w:tabs>
-        <w:ind w:left="6480" w:hanging="360"/>
-      </w:pPr>
-      <w:rPr>
-        <w:rFonts w:ascii="Wingdings" w:hAnsi="Wingdings" w:hint="default"/>
-        <w:sz w:val="20"/>
-      </w:rPr>
-    </w:lvl>
-  </w:abstractNum>
-  <w:abstractNum w:abstractNumId="7" w15:restartNumberingAfterBreak="0">
+  <w:abstractNum w:abstractNumId="3" w15:restartNumberingAfterBreak="0">
     <w:nsid w:val="10C919FB"/>
     <w:multiLevelType w:val="multilevel"/>
     <w:tmpl w:val="B59E195A"/>
@@ -5894,156 +5290,7 @@
       </w:rPr>
     </w:lvl>
   </w:abstractNum>
-  <w:abstractNum w:abstractNumId="8" w15:restartNumberingAfterBreak="0">
-    <w:nsid w:val="1599333B"/>
-    <w:multiLevelType w:val="multilevel"/>
-    <w:tmpl w:val="277052FC"/>
-    <w:lvl w:ilvl="0">
-      <w:start w:val="1"/>
-      <w:numFmt w:val="bullet"/>
-      <w:lvlText w:val=""/>
-      <w:lvlJc w:val="left"/>
-      <w:pPr>
-        <w:tabs>
-          <w:tab w:val="num" w:pos="720"/>
-        </w:tabs>
-        <w:ind w:left="720" w:hanging="360"/>
-      </w:pPr>
-      <w:rPr>
-        <w:rFonts w:ascii="Symbol" w:hAnsi="Symbol" w:hint="default"/>
-        <w:sz w:val="20"/>
-      </w:rPr>
-    </w:lvl>
-    <w:lvl w:ilvl="1" w:tentative="1">
-      <w:start w:val="1"/>
-      <w:numFmt w:val="bullet"/>
-      <w:lvlText w:val="o"/>
-      <w:lvlJc w:val="left"/>
-      <w:pPr>
-        <w:tabs>
-          <w:tab w:val="num" w:pos="1440"/>
-        </w:tabs>
-        <w:ind w:left="1440" w:hanging="360"/>
-      </w:pPr>
-      <w:rPr>
-        <w:rFonts w:ascii="Courier New" w:hAnsi="Courier New" w:hint="default"/>
-        <w:sz w:val="20"/>
-      </w:rPr>
-    </w:lvl>
-    <w:lvl w:ilvl="2" w:tentative="1">
-      <w:start w:val="1"/>
-      <w:numFmt w:val="bullet"/>
-      <w:lvlText w:val=""/>
-      <w:lvlJc w:val="left"/>
-      <w:pPr>
-        <w:tabs>
-          <w:tab w:val="num" w:pos="2160"/>
-        </w:tabs>
-        <w:ind w:left="2160" w:hanging="360"/>
-      </w:pPr>
-      <w:rPr>
-        <w:rFonts w:ascii="Wingdings" w:hAnsi="Wingdings" w:hint="default"/>
-        <w:sz w:val="20"/>
-      </w:rPr>
-    </w:lvl>
-    <w:lvl w:ilvl="3" w:tentative="1">
-      <w:start w:val="1"/>
-      <w:numFmt w:val="bullet"/>
-      <w:lvlText w:val=""/>
-      <w:lvlJc w:val="left"/>
-      <w:pPr>
-        <w:tabs>
-          <w:tab w:val="num" w:pos="2880"/>
-        </w:tabs>
-        <w:ind w:left="2880" w:hanging="360"/>
-      </w:pPr>
-      <w:rPr>
-        <w:rFonts w:ascii="Wingdings" w:hAnsi="Wingdings" w:hint="default"/>
-        <w:sz w:val="20"/>
-      </w:rPr>
-    </w:lvl>
-    <w:lvl w:ilvl="4" w:tentative="1">
-      <w:start w:val="1"/>
-      <w:numFmt w:val="bullet"/>
-      <w:lvlText w:val=""/>
-      <w:lvlJc w:val="left"/>
-      <w:pPr>
-        <w:tabs>
-          <w:tab w:val="num" w:pos="3600"/>
-        </w:tabs>
-        <w:ind w:left="3600" w:hanging="360"/>
-      </w:pPr>
-      <w:rPr>
-        <w:rFonts w:ascii="Wingdings" w:hAnsi="Wingdings" w:hint="default"/>
-        <w:sz w:val="20"/>
-      </w:rPr>
-    </w:lvl>
-    <w:lvl w:ilvl="5" w:tentative="1">
-      <w:start w:val="1"/>
-      <w:numFmt w:val="bullet"/>
-      <w:lvlText w:val=""/>
-      <w:lvlJc w:val="left"/>
-      <w:pPr>
-        <w:tabs>
-          <w:tab w:val="num" w:pos="4320"/>
-        </w:tabs>
-        <w:ind w:left="4320" w:hanging="360"/>
-      </w:pPr>
-      <w:rPr>
-        <w:rFonts w:ascii="Wingdings" w:hAnsi="Wingdings" w:hint="default"/>
-        <w:sz w:val="20"/>
-      </w:rPr>
-    </w:lvl>
-    <w:lvl w:ilvl="6" w:tentative="1">
-      <w:start w:val="1"/>
-      <w:numFmt w:val="bullet"/>
-      <w:lvlText w:val=""/>
-      <w:lvlJc w:val="left"/>
-      <w:pPr>
-        <w:tabs>
-          <w:tab w:val="num" w:pos="5040"/>
-        </w:tabs>
-        <w:ind w:left="5040" w:hanging="360"/>
-      </w:pPr>
-      <w:rPr>
-        <w:rFonts w:ascii="Wingdings" w:hAnsi="Wingdings" w:hint="default"/>
-        <w:sz w:val="20"/>
-      </w:rPr>
-    </w:lvl>
-    <w:lvl w:ilvl="7" w:tentative="1">
-      <w:start w:val="1"/>
-      <w:numFmt w:val="bullet"/>
-      <w:lvlText w:val=""/>
-      <w:lvlJc w:val="left"/>
-      <w:pPr>
-        <w:tabs>
-          <w:tab w:val="num" w:pos="5760"/>
-        </w:tabs>
-        <w:ind w:left="5760" w:hanging="360"/>
-      </w:pPr>
-      <w:rPr>
-        <w:rFonts w:ascii="Wingdings" w:hAnsi="Wingdings" w:hint="default"/>
-        <w:sz w:val="20"/>
-      </w:rPr>
-    </w:lvl>
-    <w:lvl w:ilvl="8" w:tentative="1">
-      <w:start w:val="1"/>
-      <w:numFmt w:val="bullet"/>
-      <w:lvlText w:val=""/>
-      <w:lvlJc w:val="left"/>
-      <w:pPr>
-        <w:tabs>
-          <w:tab w:val="num" w:pos="6480"/>
-        </w:tabs>
-        <w:ind w:left="6480" w:hanging="360"/>
-      </w:pPr>
-      <w:rPr>
-        <w:rFonts w:ascii="Wingdings" w:hAnsi="Wingdings" w:hint="default"/>
-        <w:sz w:val="20"/>
-      </w:rPr>
-    </w:lvl>
-  </w:abstractNum>
-  <w:abstractNum w:abstractNumId="9" w15:restartNumberingAfterBreak="0">
+  <w:abstractNum w:abstractNumId="4" w15:restartNumberingAfterBreak="0">
     <w:nsid w:val="170307EE"/>
     <w:multiLevelType w:val="multilevel"/>
     <w:tmpl w:val="AEF45CF8"/>
@@ -6192,382 +5439,7 @@
       </w:rPr>
     </w:lvl>
   </w:abstractNum>
-  <w:abstractNum w:abstractNumId="10" w15:restartNumberingAfterBreak="0">
-    <w:nsid w:val="1C7B4B86"/>
-    <w:multiLevelType w:val="hybridMultilevel"/>
-    <w:tmpl w:val="5504DC64"/>
-    <w:lvl w:ilvl="0" w:tplc="04090001">
-      <w:start w:val="1"/>
-      <w:numFmt w:val="bullet"/>
-      <w:lvlText w:val=""/>
-      <w:lvlJc w:val="left"/>
-      <w:pPr>
-        <w:ind w:left="720" w:hanging="360"/>
-      </w:pPr>
-      <w:rPr>
-        <w:rFonts w:ascii="Symbol" w:hAnsi="Symbol" w:hint="default"/>
-      </w:rPr>
-    </w:lvl>
-    <w:lvl w:ilvl="1" w:tplc="04090003" w:tentative="1">
-      <w:start w:val="1"/>
-      <w:numFmt w:val="bullet"/>
-      <w:lvlText w:val="o"/>
-      <w:lvlJc w:val="left"/>
-      <w:pPr>
-        <w:ind w:left="1440" w:hanging="360"/>
-      </w:pPr>
-      <w:rPr>
-        <w:rFonts w:ascii="Courier New" w:hAnsi="Courier New" w:cs="Courier New" w:hint="default"/>
-      </w:rPr>
-    </w:lvl>
-    <w:lvl w:ilvl="2" w:tplc="04090005" w:tentative="1">
-      <w:start w:val="1"/>
-      <w:numFmt w:val="bullet"/>
-      <w:lvlText w:val=""/>
-      <w:lvlJc w:val="left"/>
-      <w:pPr>
-        <w:ind w:left="2160" w:hanging="360"/>
-      </w:pPr>
-      <w:rPr>
-        <w:rFonts w:ascii="Wingdings" w:hAnsi="Wingdings" w:hint="default"/>
-      </w:rPr>
-    </w:lvl>
-    <w:lvl w:ilvl="3" w:tplc="04090001" w:tentative="1">
-      <w:start w:val="1"/>
-      <w:numFmt w:val="bullet"/>
-      <w:lvlText w:val=""/>
-      <w:lvlJc w:val="left"/>
-      <w:pPr>
-        <w:ind w:left="2880" w:hanging="360"/>
-      </w:pPr>
-      <w:rPr>
-        <w:rFonts w:ascii="Symbol" w:hAnsi="Symbol" w:hint="default"/>
-      </w:rPr>
-    </w:lvl>
-    <w:lvl w:ilvl="4" w:tplc="04090003" w:tentative="1">
-      <w:start w:val="1"/>
-      <w:numFmt w:val="bullet"/>
-      <w:lvlText w:val="o"/>
-      <w:lvlJc w:val="left"/>
-      <w:pPr>
-        <w:ind w:left="3600" w:hanging="360"/>
-      </w:pPr>
-      <w:rPr>
-        <w:rFonts w:ascii="Courier New" w:hAnsi="Courier New" w:cs="Courier New" w:hint="default"/>
-      </w:rPr>
-    </w:lvl>
-    <w:lvl w:ilvl="5" w:tplc="04090005" w:tentative="1">
-      <w:start w:val="1"/>
-      <w:numFmt w:val="bullet"/>
-      <w:lvlText w:val=""/>
-      <w:lvlJc w:val="left"/>
-      <w:pPr>
-        <w:ind w:left="4320" w:hanging="360"/>
-      </w:pPr>
-      <w:rPr>
-        <w:rFonts w:ascii="Wingdings" w:hAnsi="Wingdings" w:hint="default"/>
-      </w:rPr>
-    </w:lvl>
-    <w:lvl w:ilvl="6" w:tplc="04090001" w:tentative="1">
-      <w:start w:val="1"/>
-      <w:numFmt w:val="bullet"/>
-      <w:lvlText w:val=""/>
-      <w:lvlJc w:val="left"/>
-      <w:pPr>
-        <w:ind w:left="5040" w:hanging="360"/>
-      </w:pPr>
-      <w:rPr>
-        <w:rFonts w:ascii="Symbol" w:hAnsi="Symbol" w:hint="default"/>
-      </w:rPr>
-    </w:lvl>
-    <w:lvl w:ilvl="7" w:tplc="04090003" w:tentative="1">
-      <w:start w:val="1"/>
-      <w:numFmt w:val="bullet"/>
-      <w:lvlText w:val="o"/>
-      <w:lvlJc w:val="left"/>
-      <w:pPr>
-        <w:ind w:left="5760" w:hanging="360"/>
-      </w:pPr>
-      <w:rPr>
-        <w:rFonts w:ascii="Courier New" w:hAnsi="Courier New" w:cs="Courier New" w:hint="default"/>
-      </w:rPr>
-    </w:lvl>
-    <w:lvl w:ilvl="8" w:tplc="04090005" w:tentative="1">
-      <w:start w:val="1"/>
-      <w:numFmt w:val="bullet"/>
-      <w:lvlText w:val=""/>
-      <w:lvlJc w:val="left"/>
-      <w:pPr>
-        <w:ind w:left="6480" w:hanging="360"/>
-      </w:pPr>
-      <w:rPr>
-        <w:rFonts w:ascii="Wingdings" w:hAnsi="Wingdings" w:hint="default"/>
-      </w:rPr>
-    </w:lvl>
-  </w:abstractNum>
-  <w:abstractNum w:abstractNumId="11" w15:restartNumberingAfterBreak="0">
-    <w:nsid w:val="1E6251E9"/>
-    <w:multiLevelType w:val="multilevel"/>
-    <w:tmpl w:val="4DCCDF20"/>
-    <w:lvl w:ilvl="0">
-      <w:start w:val="1"/>
-      <w:numFmt w:val="decimal"/>
-      <w:lvlText w:val="%1."/>
-      <w:lvlJc w:val="left"/>
-      <w:pPr>
-        <w:tabs>
-          <w:tab w:val="num" w:pos="720"/>
-        </w:tabs>
-        <w:ind w:left="720" w:hanging="360"/>
-      </w:pPr>
-    </w:lvl>
-    <w:lvl w:ilvl="1" w:tentative="1">
-      <w:start w:val="1"/>
-      <w:numFmt w:val="decimal"/>
-      <w:lvlText w:val="%2."/>
-      <w:lvlJc w:val="left"/>
-      <w:pPr>
-        <w:tabs>
-          <w:tab w:val="num" w:pos="1440"/>
-        </w:tabs>
-        <w:ind w:left="1440" w:hanging="360"/>
-      </w:pPr>
-    </w:lvl>
-    <w:lvl w:ilvl="2" w:tentative="1">
-      <w:start w:val="1"/>
-      <w:numFmt w:val="decimal"/>
-      <w:lvlText w:val="%3."/>
-      <w:lvlJc w:val="left"/>
-      <w:pPr>
-        <w:tabs>
-          <w:tab w:val="num" w:pos="2160"/>
-        </w:tabs>
-        <w:ind w:left="2160" w:hanging="360"/>
-      </w:pPr>
-    </w:lvl>
-    <w:lvl w:ilvl="3" w:tentative="1">
-      <w:start w:val="1"/>
-      <w:numFmt w:val="decimal"/>
-      <w:lvlText w:val="%4."/>
-      <w:lvlJc w:val="left"/>
-      <w:pPr>
-        <w:tabs>
-          <w:tab w:val="num" w:pos="2880"/>
-        </w:tabs>
-        <w:ind w:left="2880" w:hanging="360"/>
-      </w:pPr>
-    </w:lvl>
-    <w:lvl w:ilvl="4" w:tentative="1">
-      <w:start w:val="1"/>
-      <w:numFmt w:val="decimal"/>
-      <w:lvlText w:val="%5."/>
-      <w:lvlJc w:val="left"/>
-      <w:pPr>
-        <w:tabs>
-          <w:tab w:val="num" w:pos="3600"/>
-        </w:tabs>
-        <w:ind w:left="3600" w:hanging="360"/>
-      </w:pPr>
-    </w:lvl>
-    <w:lvl w:ilvl="5" w:tentative="1">
-      <w:start w:val="1"/>
-      <w:numFmt w:val="decimal"/>
-      <w:lvlText w:val="%6."/>
-      <w:lvlJc w:val="left"/>
-      <w:pPr>
-        <w:tabs>
-          <w:tab w:val="num" w:pos="4320"/>
-        </w:tabs>
-        <w:ind w:left="4320" w:hanging="360"/>
-      </w:pPr>
-    </w:lvl>
-    <w:lvl w:ilvl="6" w:tentative="1">
-      <w:start w:val="1"/>
-      <w:numFmt w:val="decimal"/>
-      <w:lvlText w:val="%7."/>
-      <w:lvlJc w:val="left"/>
-      <w:pPr>
-        <w:tabs>
-          <w:tab w:val="num" w:pos="5040"/>
-        </w:tabs>
-        <w:ind w:left="5040" w:hanging="360"/>
-      </w:pPr>
-    </w:lvl>
-    <w:lvl w:ilvl="7" w:tentative="1">
-      <w:start w:val="1"/>
-      <w:numFmt w:val="decimal"/>
-      <w:lvlText w:val="%8."/>
-      <w:lvlJc w:val="left"/>
-      <w:pPr>
-        <w:tabs>
-          <w:tab w:val="num" w:pos="5760"/>
-        </w:tabs>
-        <w:ind w:left="5760" w:hanging="360"/>
-      </w:pPr>
-    </w:lvl>
-    <w:lvl w:ilvl="8" w:tentative="1">
-      <w:start w:val="1"/>
-      <w:numFmt w:val="decimal"/>
-      <w:lvlText w:val="%9."/>
-      <w:lvlJc w:val="left"/>
-      <w:pPr>
-        <w:tabs>
-          <w:tab w:val="num" w:pos="6480"/>
-        </w:tabs>
-        <w:ind w:left="6480" w:hanging="360"/>
-      </w:pPr>
-    </w:lvl>
-  </w:abstractNum>
-  <w:abstractNum w:abstractNumId="12" w15:restartNumberingAfterBreak="0">
-    <w:nsid w:val="202136C9"/>
-    <w:multiLevelType w:val="multilevel"/>
-    <w:tmpl w:val="E19E2804"/>
-    <w:lvl w:ilvl="0">
-      <w:start w:val="1"/>
-      <w:numFmt w:val="bullet"/>
-      <w:lvlText w:val=""/>
-      <w:lvlJc w:val="left"/>
-      <w:pPr>
-        <w:tabs>
-          <w:tab w:val="num" w:pos="720"/>
-        </w:tabs>
-        <w:ind w:left="720" w:hanging="360"/>
-      </w:pPr>
-      <w:rPr>
-        <w:rFonts w:ascii="Symbol" w:hAnsi="Symbol" w:hint="default"/>
-        <w:sz w:val="20"/>
-      </w:rPr>
-    </w:lvl>
-    <w:lvl w:ilvl="1" w:tentative="1">
-      <w:start w:val="1"/>
-      <w:numFmt w:val="bullet"/>
-      <w:lvlText w:val="o"/>
-      <w:lvlJc w:val="left"/>
-      <w:pPr>
-        <w:tabs>
-          <w:tab w:val="num" w:pos="1440"/>
-        </w:tabs>
-        <w:ind w:left="1440" w:hanging="360"/>
-      </w:pPr>
-      <w:rPr>
-        <w:rFonts w:ascii="Courier New" w:hAnsi="Courier New" w:hint="default"/>
-        <w:sz w:val="20"/>
-      </w:rPr>
-    </w:lvl>
-    <w:lvl w:ilvl="2" w:tentative="1">
-      <w:start w:val="1"/>
-      <w:numFmt w:val="bullet"/>
-      <w:lvlText w:val=""/>
-      <w:lvlJc w:val="left"/>
-      <w:pPr>
-        <w:tabs>
-          <w:tab w:val="num" w:pos="2160"/>
-        </w:tabs>
-        <w:ind w:left="2160" w:hanging="360"/>
-      </w:pPr>
-      <w:rPr>
-        <w:rFonts w:ascii="Wingdings" w:hAnsi="Wingdings" w:hint="default"/>
-        <w:sz w:val="20"/>
-      </w:rPr>
-    </w:lvl>
-    <w:lvl w:ilvl="3" w:tentative="1">
-      <w:start w:val="1"/>
-      <w:numFmt w:val="bullet"/>
-      <w:lvlText w:val=""/>
-      <w:lvlJc w:val="left"/>
-      <w:pPr>
-        <w:tabs>
-          <w:tab w:val="num" w:pos="2880"/>
-        </w:tabs>
-        <w:ind w:left="2880" w:hanging="360"/>
-      </w:pPr>
-      <w:rPr>
-        <w:rFonts w:ascii="Wingdings" w:hAnsi="Wingdings" w:hint="default"/>
-        <w:sz w:val="20"/>
-      </w:rPr>
-    </w:lvl>
-    <w:lvl w:ilvl="4" w:tentative="1">
-      <w:start w:val="1"/>
-      <w:numFmt w:val="bullet"/>
-      <w:lvlText w:val=""/>
-      <w:lvlJc w:val="left"/>
-      <w:pPr>
-        <w:tabs>
-          <w:tab w:val="num" w:pos="3600"/>
-        </w:tabs>
-        <w:ind w:left="3600" w:hanging="360"/>
-      </w:pPr>
-      <w:rPr>
-        <w:rFonts w:ascii="Wingdings" w:hAnsi="Wingdings" w:hint="default"/>
-        <w:sz w:val="20"/>
-      </w:rPr>
-    </w:lvl>
-    <w:lvl w:ilvl="5" w:tentative="1">
-      <w:start w:val="1"/>
-      <w:numFmt w:val="bullet"/>
-      <w:lvlText w:val=""/>
-      <w:lvlJc w:val="left"/>
-      <w:pPr>
-        <w:tabs>
-          <w:tab w:val="num" w:pos="4320"/>
-        </w:tabs>
-        <w:ind w:left="4320" w:hanging="360"/>
-      </w:pPr>
-      <w:rPr>
-        <w:rFonts w:ascii="Wingdings" w:hAnsi="Wingdings" w:hint="default"/>
-        <w:sz w:val="20"/>
-      </w:rPr>
-    </w:lvl>
-    <w:lvl w:ilvl="6" w:tentative="1">
-      <w:start w:val="1"/>
-      <w:numFmt w:val="bullet"/>
-      <w:lvlText w:val=""/>
-      <w:lvlJc w:val="left"/>
-      <w:pPr>
-        <w:tabs>
-          <w:tab w:val="num" w:pos="5040"/>
-        </w:tabs>
-        <w:ind w:left="5040" w:hanging="360"/>
-      </w:pPr>
-      <w:rPr>
-        <w:rFonts w:ascii="Wingdings" w:hAnsi="Wingdings" w:hint="default"/>
-        <w:sz w:val="20"/>
-      </w:rPr>
-    </w:lvl>
-    <w:lvl w:ilvl="7" w:tentative="1">
-      <w:start w:val="1"/>
-      <w:numFmt w:val="bullet"/>
-      <w:lvlText w:val=""/>
-      <w:lvlJc w:val="left"/>
-      <w:pPr>
-        <w:tabs>
-          <w:tab w:val="num" w:pos="5760"/>
-        </w:tabs>
-        <w:ind w:left="5760" w:hanging="360"/>
-      </w:pPr>
-      <w:rPr>
-        <w:rFonts w:ascii="Wingdings" w:hAnsi="Wingdings" w:hint="default"/>
-        <w:sz w:val="20"/>
-      </w:rPr>
-    </w:lvl>
-    <w:lvl w:ilvl="8" w:tentative="1">
-      <w:start w:val="1"/>
-      <w:numFmt w:val="bullet"/>
-      <w:lvlText w:val=""/>
-      <w:lvlJc w:val="left"/>
-      <w:pPr>
-        <w:tabs>
-          <w:tab w:val="num" w:pos="6480"/>
-        </w:tabs>
-        <w:ind w:left="6480" w:hanging="360"/>
-      </w:pPr>
-      <w:rPr>
-        <w:rFonts w:ascii="Wingdings" w:hAnsi="Wingdings" w:hint="default"/>
-        <w:sz w:val="20"/>
-      </w:rPr>
-    </w:lvl>
-  </w:abstractNum>
-  <w:abstractNum w:abstractNumId="13" w15:restartNumberingAfterBreak="0">
+  <w:abstractNum w:abstractNumId="5" w15:restartNumberingAfterBreak="0">
     <w:nsid w:val="245B695E"/>
     <w:multiLevelType w:val="multilevel"/>
     <w:tmpl w:val="0434B33E"/>
@@ -6716,305 +5588,7 @@
       </w:rPr>
     </w:lvl>
   </w:abstractNum>
-  <w:abstractNum w:abstractNumId="14" w15:restartNumberingAfterBreak="0">
-    <w:nsid w:val="247A140B"/>
-    <w:multiLevelType w:val="multilevel"/>
-    <w:tmpl w:val="16447A8A"/>
-    <w:lvl w:ilvl="0">
-      <w:start w:val="1"/>
-      <w:numFmt w:val="bullet"/>
-      <w:lvlText w:val=""/>
-      <w:lvlJc w:val="left"/>
-      <w:pPr>
-        <w:tabs>
-          <w:tab w:val="num" w:pos="720"/>
-        </w:tabs>
-        <w:ind w:left="720" w:hanging="360"/>
-      </w:pPr>
-      <w:rPr>
-        <w:rFonts w:ascii="Symbol" w:hAnsi="Symbol" w:hint="default"/>
-        <w:sz w:val="20"/>
-      </w:rPr>
-    </w:lvl>
-    <w:lvl w:ilvl="1" w:tentative="1">
-      <w:start w:val="1"/>
-      <w:numFmt w:val="bullet"/>
-      <w:lvlText w:val="o"/>
-      <w:lvlJc w:val="left"/>
-      <w:pPr>
-        <w:tabs>
-          <w:tab w:val="num" w:pos="1440"/>
-        </w:tabs>
-        <w:ind w:left="1440" w:hanging="360"/>
-      </w:pPr>
-      <w:rPr>
-        <w:rFonts w:ascii="Courier New" w:hAnsi="Courier New" w:hint="default"/>
-        <w:sz w:val="20"/>
-      </w:rPr>
-    </w:lvl>
-    <w:lvl w:ilvl="2" w:tentative="1">
-      <w:start w:val="1"/>
-      <w:numFmt w:val="bullet"/>
-      <w:lvlText w:val=""/>
-      <w:lvlJc w:val="left"/>
-      <w:pPr>
-        <w:tabs>
-          <w:tab w:val="num" w:pos="2160"/>
-        </w:tabs>
-        <w:ind w:left="2160" w:hanging="360"/>
-      </w:pPr>
-      <w:rPr>
-        <w:rFonts w:ascii="Wingdings" w:hAnsi="Wingdings" w:hint="default"/>
-        <w:sz w:val="20"/>
-      </w:rPr>
-    </w:lvl>
-    <w:lvl w:ilvl="3" w:tentative="1">
-      <w:start w:val="1"/>
-      <w:numFmt w:val="bullet"/>
-      <w:lvlText w:val=""/>
-      <w:lvlJc w:val="left"/>
-      <w:pPr>
-        <w:tabs>
-          <w:tab w:val="num" w:pos="2880"/>
-        </w:tabs>
-        <w:ind w:left="2880" w:hanging="360"/>
-      </w:pPr>
-      <w:rPr>
-        <w:rFonts w:ascii="Wingdings" w:hAnsi="Wingdings" w:hint="default"/>
-        <w:sz w:val="20"/>
-      </w:rPr>
-    </w:lvl>
-    <w:lvl w:ilvl="4" w:tentative="1">
-      <w:start w:val="1"/>
-      <w:numFmt w:val="bullet"/>
-      <w:lvlText w:val=""/>
-      <w:lvlJc w:val="left"/>
-      <w:pPr>
-        <w:tabs>
-          <w:tab w:val="num" w:pos="3600"/>
-        </w:tabs>
-        <w:ind w:left="3600" w:hanging="360"/>
-      </w:pPr>
-      <w:rPr>
-        <w:rFonts w:ascii="Wingdings" w:hAnsi="Wingdings" w:hint="default"/>
-        <w:sz w:val="20"/>
-      </w:rPr>
-    </w:lvl>
-    <w:lvl w:ilvl="5" w:tentative="1">
-      <w:start w:val="1"/>
-      <w:numFmt w:val="bullet"/>
-      <w:lvlText w:val=""/>
-      <w:lvlJc w:val="left"/>
-      <w:pPr>
-        <w:tabs>
-          <w:tab w:val="num" w:pos="4320"/>
-        </w:tabs>
-        <w:ind w:left="4320" w:hanging="360"/>
-      </w:pPr>
-      <w:rPr>
-        <w:rFonts w:ascii="Wingdings" w:hAnsi="Wingdings" w:hint="default"/>
-        <w:sz w:val="20"/>
-      </w:rPr>
-    </w:lvl>
-    <w:lvl w:ilvl="6" w:tentative="1">
-      <w:start w:val="1"/>
-      <w:numFmt w:val="bullet"/>
-      <w:lvlText w:val=""/>
-      <w:lvlJc w:val="left"/>
-      <w:pPr>
-        <w:tabs>
-          <w:tab w:val="num" w:pos="5040"/>
-        </w:tabs>
-        <w:ind w:left="5040" w:hanging="360"/>
-      </w:pPr>
-      <w:rPr>
-        <w:rFonts w:ascii="Wingdings" w:hAnsi="Wingdings" w:hint="default"/>
-        <w:sz w:val="20"/>
-      </w:rPr>
-    </w:lvl>
-    <w:lvl w:ilvl="7" w:tentative="1">
-      <w:start w:val="1"/>
-      <w:numFmt w:val="bullet"/>
-      <w:lvlText w:val=""/>
-      <w:lvlJc w:val="left"/>
-      <w:pPr>
-        <w:tabs>
-          <w:tab w:val="num" w:pos="5760"/>
-        </w:tabs>
-        <w:ind w:left="5760" w:hanging="360"/>
-      </w:pPr>
-      <w:rPr>
-        <w:rFonts w:ascii="Wingdings" w:hAnsi="Wingdings" w:hint="default"/>
-        <w:sz w:val="20"/>
-      </w:rPr>
-    </w:lvl>
-    <w:lvl w:ilvl="8" w:tentative="1">
-      <w:start w:val="1"/>
-      <w:numFmt w:val="bullet"/>
-      <w:lvlText w:val=""/>
-      <w:lvlJc w:val="left"/>
-      <w:pPr>
-        <w:tabs>
-          <w:tab w:val="num" w:pos="6480"/>
-        </w:tabs>
-        <w:ind w:left="6480" w:hanging="360"/>
-      </w:pPr>
-      <w:rPr>
-        <w:rFonts w:ascii="Wingdings" w:hAnsi="Wingdings" w:hint="default"/>
-        <w:sz w:val="20"/>
-      </w:rPr>
-    </w:lvl>
-  </w:abstractNum>
-  <w:abstractNum w:abstractNumId="15" w15:restartNumberingAfterBreak="0">
-    <w:nsid w:val="26AD0062"/>
-    <w:multiLevelType w:val="multilevel"/>
-    <w:tmpl w:val="BD4CA586"/>
-    <w:lvl w:ilvl="0">
-      <w:start w:val="1"/>
-      <w:numFmt w:val="bullet"/>
-      <w:lvlText w:val=""/>
-      <w:lvlJc w:val="left"/>
-      <w:pPr>
-        <w:tabs>
-          <w:tab w:val="num" w:pos="720"/>
-        </w:tabs>
-        <w:ind w:left="720" w:hanging="360"/>
-      </w:pPr>
-      <w:rPr>
-        <w:rFonts w:ascii="Symbol" w:hAnsi="Symbol" w:hint="default"/>
-        <w:sz w:val="20"/>
-      </w:rPr>
-    </w:lvl>
-    <w:lvl w:ilvl="1" w:tentative="1">
-      <w:start w:val="1"/>
-      <w:numFmt w:val="bullet"/>
-      <w:lvlText w:val="o"/>
-      <w:lvlJc w:val="left"/>
-      <w:pPr>
-        <w:tabs>
-          <w:tab w:val="num" w:pos="1440"/>
-        </w:tabs>
-        <w:ind w:left="1440" w:hanging="360"/>
-      </w:pPr>
-      <w:rPr>
-        <w:rFonts w:ascii="Courier New" w:hAnsi="Courier New" w:hint="default"/>
-        <w:sz w:val="20"/>
-      </w:rPr>
-    </w:lvl>
-    <w:lvl w:ilvl="2" w:tentative="1">
-      <w:start w:val="1"/>
-      <w:numFmt w:val="bullet"/>
-      <w:lvlText w:val=""/>
-      <w:lvlJc w:val="left"/>
-      <w:pPr>
-        <w:tabs>
-          <w:tab w:val="num" w:pos="2160"/>
-        </w:tabs>
-        <w:ind w:left="2160" w:hanging="360"/>
-      </w:pPr>
-      <w:rPr>
-        <w:rFonts w:ascii="Wingdings" w:hAnsi="Wingdings" w:hint="default"/>
-        <w:sz w:val="20"/>
-      </w:rPr>
-    </w:lvl>
-    <w:lvl w:ilvl="3" w:tentative="1">
-      <w:start w:val="1"/>
-      <w:numFmt w:val="bullet"/>
-      <w:lvlText w:val=""/>
-      <w:lvlJc w:val="left"/>
-      <w:pPr>
-        <w:tabs>
-          <w:tab w:val="num" w:pos="2880"/>
-        </w:tabs>
-        <w:ind w:left="2880" w:hanging="360"/>
-      </w:pPr>
-      <w:rPr>
-        <w:rFonts w:ascii="Wingdings" w:hAnsi="Wingdings" w:hint="default"/>
-        <w:sz w:val="20"/>
-      </w:rPr>
-    </w:lvl>
-    <w:lvl w:ilvl="4" w:tentative="1">
-      <w:start w:val="1"/>
-      <w:numFmt w:val="bullet"/>
-      <w:lvlText w:val=""/>
-      <w:lvlJc w:val="left"/>
-      <w:pPr>
-        <w:tabs>
-          <w:tab w:val="num" w:pos="3600"/>
-        </w:tabs>
-        <w:ind w:left="3600" w:hanging="360"/>
-      </w:pPr>
-      <w:rPr>
-        <w:rFonts w:ascii="Wingdings" w:hAnsi="Wingdings" w:hint="default"/>
-        <w:sz w:val="20"/>
-      </w:rPr>
-    </w:lvl>
-    <w:lvl w:ilvl="5" w:tentative="1">
-      <w:start w:val="1"/>
-      <w:numFmt w:val="bullet"/>
-      <w:lvlText w:val=""/>
-      <w:lvlJc w:val="left"/>
-      <w:pPr>
-        <w:tabs>
-          <w:tab w:val="num" w:pos="4320"/>
-        </w:tabs>
-        <w:ind w:left="4320" w:hanging="360"/>
-      </w:pPr>
-      <w:rPr>
-        <w:rFonts w:ascii="Wingdings" w:hAnsi="Wingdings" w:hint="default"/>
-        <w:sz w:val="20"/>
-      </w:rPr>
-    </w:lvl>
-    <w:lvl w:ilvl="6" w:tentative="1">
-      <w:start w:val="1"/>
-      <w:numFmt w:val="bullet"/>
-      <w:lvlText w:val=""/>
-      <w:lvlJc w:val="left"/>
-      <w:pPr>
-        <w:tabs>
-          <w:tab w:val="num" w:pos="5040"/>
-        </w:tabs>
-        <w:ind w:left="5040" w:hanging="360"/>
-      </w:pPr>
-      <w:rPr>
-        <w:rFonts w:ascii="Wingdings" w:hAnsi="Wingdings" w:hint="default"/>
-        <w:sz w:val="20"/>
-      </w:rPr>
-    </w:lvl>
-    <w:lvl w:ilvl="7" w:tentative="1">
-      <w:start w:val="1"/>
-      <w:numFmt w:val="bullet"/>
-      <w:lvlText w:val=""/>
-      <w:lvlJc w:val="left"/>
-      <w:pPr>
-        <w:tabs>
-          <w:tab w:val="num" w:pos="5760"/>
-        </w:tabs>
-        <w:ind w:left="5760" w:hanging="360"/>
-      </w:pPr>
-      <w:rPr>
-        <w:rFonts w:ascii="Wingdings" w:hAnsi="Wingdings" w:hint="default"/>
-        <w:sz w:val="20"/>
-      </w:rPr>
-    </w:lvl>
-    <w:lvl w:ilvl="8" w:tentative="1">
-      <w:start w:val="1"/>
-      <w:numFmt w:val="bullet"/>
-      <w:lvlText w:val=""/>
-      <w:lvlJc w:val="left"/>
-      <w:pPr>
-        <w:tabs>
-          <w:tab w:val="num" w:pos="6480"/>
-        </w:tabs>
-        <w:ind w:left="6480" w:hanging="360"/>
-      </w:pPr>
-      <w:rPr>
-        <w:rFonts w:ascii="Wingdings" w:hAnsi="Wingdings" w:hint="default"/>
-        <w:sz w:val="20"/>
-      </w:rPr>
-    </w:lvl>
-  </w:abstractNum>
-  <w:abstractNum w:abstractNumId="16" w15:restartNumberingAfterBreak="0">
+  <w:abstractNum w:abstractNumId="6" w15:restartNumberingAfterBreak="0">
     <w:nsid w:val="288A6600"/>
     <w:multiLevelType w:val="multilevel"/>
     <w:tmpl w:val="B60EE2F6"/>
@@ -7163,269 +5737,7 @@
       </w:rPr>
     </w:lvl>
   </w:abstractNum>
-  <w:abstractNum w:abstractNumId="17" w15:restartNumberingAfterBreak="0">
-    <w:nsid w:val="2A7C1D74"/>
-    <w:multiLevelType w:val="hybridMultilevel"/>
-    <w:tmpl w:val="2390B2D8"/>
-    <w:lvl w:ilvl="0" w:tplc="04090001">
-      <w:start w:val="1"/>
-      <w:numFmt w:val="bullet"/>
-      <w:lvlText w:val=""/>
-      <w:lvlJc w:val="left"/>
-      <w:pPr>
-        <w:ind w:left="720" w:hanging="360"/>
-      </w:pPr>
-      <w:rPr>
-        <w:rFonts w:ascii="Symbol" w:hAnsi="Symbol" w:hint="default"/>
-      </w:rPr>
-    </w:lvl>
-    <w:lvl w:ilvl="1" w:tplc="04090003" w:tentative="1">
-      <w:start w:val="1"/>
-      <w:numFmt w:val="bullet"/>
-      <w:lvlText w:val="o"/>
-      <w:lvlJc w:val="left"/>
-      <w:pPr>
-        <w:ind w:left="1440" w:hanging="360"/>
-      </w:pPr>
-      <w:rPr>
-        <w:rFonts w:ascii="Courier New" w:hAnsi="Courier New" w:cs="Courier New" w:hint="default"/>
-      </w:rPr>
-    </w:lvl>
-    <w:lvl w:ilvl="2" w:tplc="04090005" w:tentative="1">
-      <w:start w:val="1"/>
-      <w:numFmt w:val="bullet"/>
-      <w:lvlText w:val=""/>
-      <w:lvlJc w:val="left"/>
-      <w:pPr>
-        <w:ind w:left="2160" w:hanging="360"/>
-      </w:pPr>
-      <w:rPr>
-        <w:rFonts w:ascii="Wingdings" w:hAnsi="Wingdings" w:hint="default"/>
-      </w:rPr>
-    </w:lvl>
-    <w:lvl w:ilvl="3" w:tplc="04090001" w:tentative="1">
-      <w:start w:val="1"/>
-      <w:numFmt w:val="bullet"/>
-      <w:lvlText w:val=""/>
-      <w:lvlJc w:val="left"/>
-      <w:pPr>
-        <w:ind w:left="2880" w:hanging="360"/>
-      </w:pPr>
-      <w:rPr>
-        <w:rFonts w:ascii="Symbol" w:hAnsi="Symbol" w:hint="default"/>
-      </w:rPr>
-    </w:lvl>
-    <w:lvl w:ilvl="4" w:tplc="04090003" w:tentative="1">
-      <w:start w:val="1"/>
-      <w:numFmt w:val="bullet"/>
-      <w:lvlText w:val="o"/>
-      <w:lvlJc w:val="left"/>
-      <w:pPr>
-        <w:ind w:left="3600" w:hanging="360"/>
-      </w:pPr>
-      <w:rPr>
-        <w:rFonts w:ascii="Courier New" w:hAnsi="Courier New" w:cs="Courier New" w:hint="default"/>
-      </w:rPr>
-    </w:lvl>
-    <w:lvl w:ilvl="5" w:tplc="04090005" w:tentative="1">
-      <w:start w:val="1"/>
-      <w:numFmt w:val="bullet"/>
-      <w:lvlText w:val=""/>
-      <w:lvlJc w:val="left"/>
-      <w:pPr>
-        <w:ind w:left="4320" w:hanging="360"/>
-      </w:pPr>
-      <w:rPr>
-        <w:rFonts w:ascii="Wingdings" w:hAnsi="Wingdings" w:hint="default"/>
-      </w:rPr>
-    </w:lvl>
-    <w:lvl w:ilvl="6" w:tplc="04090001" w:tentative="1">
-      <w:start w:val="1"/>
-      <w:numFmt w:val="bullet"/>
-      <w:lvlText w:val=""/>
-      <w:lvlJc w:val="left"/>
-      <w:pPr>
-        <w:ind w:left="5040" w:hanging="360"/>
-      </w:pPr>
-      <w:rPr>
-        <w:rFonts w:ascii="Symbol" w:hAnsi="Symbol" w:hint="default"/>
-      </w:rPr>
-    </w:lvl>
-    <w:lvl w:ilvl="7" w:tplc="04090003" w:tentative="1">
-      <w:start w:val="1"/>
-      <w:numFmt w:val="bullet"/>
-      <w:lvlText w:val="o"/>
-      <w:lvlJc w:val="left"/>
-      <w:pPr>
-        <w:ind w:left="5760" w:hanging="360"/>
-      </w:pPr>
-      <w:rPr>
-        <w:rFonts w:ascii="Courier New" w:hAnsi="Courier New" w:cs="Courier New" w:hint="default"/>
-      </w:rPr>
-    </w:lvl>
-    <w:lvl w:ilvl="8" w:tplc="04090005" w:tentative="1">
-      <w:start w:val="1"/>
-      <w:numFmt w:val="bullet"/>
-      <w:lvlText w:val=""/>
-      <w:lvlJc w:val="left"/>
-      <w:pPr>
-        <w:ind w:left="6480" w:hanging="360"/>
-      </w:pPr>
-      <w:rPr>
-        <w:rFonts w:ascii="Wingdings" w:hAnsi="Wingdings" w:hint="default"/>
-      </w:rPr>
-    </w:lvl>
-  </w:abstractNum>
-  <w:abstractNum w:abstractNumId="18" w15:restartNumberingAfterBreak="0">
-    <w:nsid w:val="2C8C406B"/>
-    <w:multiLevelType w:val="multilevel"/>
-    <w:tmpl w:val="2CF063DA"/>
-    <w:lvl w:ilvl="0">
-      <w:start w:val="1"/>
-      <w:numFmt w:val="bullet"/>
-      <w:lvlText w:val=""/>
-      <w:lvlJc w:val="left"/>
-      <w:pPr>
-        <w:tabs>
-          <w:tab w:val="num" w:pos="720"/>
-        </w:tabs>
-        <w:ind w:left="720" w:hanging="360"/>
-      </w:pPr>
-      <w:rPr>
-        <w:rFonts w:ascii="Symbol" w:hAnsi="Symbol" w:hint="default"/>
-        <w:sz w:val="20"/>
-      </w:rPr>
-    </w:lvl>
-    <w:lvl w:ilvl="1">
-      <w:start w:val="1"/>
-      <w:numFmt w:val="bullet"/>
-      <w:lvlText w:val="o"/>
-      <w:lvlJc w:val="left"/>
-      <w:pPr>
-        <w:tabs>
-          <w:tab w:val="num" w:pos="1440"/>
-        </w:tabs>
-        <w:ind w:left="1440" w:hanging="360"/>
-      </w:pPr>
-      <w:rPr>
-        <w:rFonts w:ascii="Courier New" w:hAnsi="Courier New" w:hint="default"/>
-        <w:sz w:val="20"/>
-      </w:rPr>
-    </w:lvl>
-    <w:lvl w:ilvl="2" w:tentative="1">
-      <w:start w:val="1"/>
-      <w:numFmt w:val="bullet"/>
-      <w:lvlText w:val=""/>
-      <w:lvlJc w:val="left"/>
-      <w:pPr>
-        <w:tabs>
-          <w:tab w:val="num" w:pos="2160"/>
-        </w:tabs>
-        <w:ind w:left="2160" w:hanging="360"/>
-      </w:pPr>
-      <w:rPr>
-        <w:rFonts w:ascii="Wingdings" w:hAnsi="Wingdings" w:hint="default"/>
-        <w:sz w:val="20"/>
-      </w:rPr>
-    </w:lvl>
-    <w:lvl w:ilvl="3" w:tentative="1">
-      <w:start w:val="1"/>
-      <w:numFmt w:val="bullet"/>
-      <w:lvlText w:val=""/>
-      <w:lvlJc w:val="left"/>
-      <w:pPr>
-        <w:tabs>
-          <w:tab w:val="num" w:pos="2880"/>
-        </w:tabs>
-        <w:ind w:left="2880" w:hanging="360"/>
-      </w:pPr>
-      <w:rPr>
-        <w:rFonts w:ascii="Wingdings" w:hAnsi="Wingdings" w:hint="default"/>
-        <w:sz w:val="20"/>
-      </w:rPr>
-    </w:lvl>
-    <w:lvl w:ilvl="4" w:tentative="1">
-      <w:start w:val="1"/>
-      <w:numFmt w:val="bullet"/>
-      <w:lvlText w:val=""/>
-      <w:lvlJc w:val="left"/>
-      <w:pPr>
-        <w:tabs>
-          <w:tab w:val="num" w:pos="3600"/>
-        </w:tabs>
-        <w:ind w:left="3600" w:hanging="360"/>
-      </w:pPr>
-      <w:rPr>
-        <w:rFonts w:ascii="Wingdings" w:hAnsi="Wingdings" w:hint="default"/>
-        <w:sz w:val="20"/>
-      </w:rPr>
-    </w:lvl>
-    <w:lvl w:ilvl="5" w:tentative="1">
-      <w:start w:val="1"/>
-      <w:numFmt w:val="bullet"/>
-      <w:lvlText w:val=""/>
-      <w:lvlJc w:val="left"/>
-      <w:pPr>
-        <w:tabs>
-          <w:tab w:val="num" w:pos="4320"/>
-        </w:tabs>
-        <w:ind w:left="4320" w:hanging="360"/>
-      </w:pPr>
-      <w:rPr>
-        <w:rFonts w:ascii="Wingdings" w:hAnsi="Wingdings" w:hint="default"/>
-        <w:sz w:val="20"/>
-      </w:rPr>
-    </w:lvl>
-    <w:lvl w:ilvl="6" w:tentative="1">
-      <w:start w:val="1"/>
-      <w:numFmt w:val="bullet"/>
-      <w:lvlText w:val=""/>
-      <w:lvlJc w:val="left"/>
-      <w:pPr>
-        <w:tabs>
-          <w:tab w:val="num" w:pos="5040"/>
-        </w:tabs>
-        <w:ind w:left="5040" w:hanging="360"/>
-      </w:pPr>
-      <w:rPr>
-        <w:rFonts w:ascii="Wingdings" w:hAnsi="Wingdings" w:hint="default"/>
-        <w:sz w:val="20"/>
-      </w:rPr>
-    </w:lvl>
-    <w:lvl w:ilvl="7" w:tentative="1">
-      <w:start w:val="1"/>
-      <w:numFmt w:val="bullet"/>
-      <w:lvlText w:val=""/>
-      <w:lvlJc w:val="left"/>
-      <w:pPr>
-        <w:tabs>
-          <w:tab w:val="num" w:pos="5760"/>
-        </w:tabs>
-        <w:ind w:left="5760" w:hanging="360"/>
-      </w:pPr>
-      <w:rPr>
-        <w:rFonts w:ascii="Wingdings" w:hAnsi="Wingdings" w:hint="default"/>
-        <w:sz w:val="20"/>
-      </w:rPr>
-    </w:lvl>
-    <w:lvl w:ilvl="8" w:tentative="1">
-      <w:start w:val="1"/>
-      <w:numFmt w:val="bullet"/>
-      <w:lvlText w:val=""/>
-      <w:lvlJc w:val="left"/>
-      <w:pPr>
-        <w:tabs>
-          <w:tab w:val="num" w:pos="6480"/>
-        </w:tabs>
-        <w:ind w:left="6480" w:hanging="360"/>
-      </w:pPr>
-      <w:rPr>
-        <w:rFonts w:ascii="Wingdings" w:hAnsi="Wingdings" w:hint="default"/>
-        <w:sz w:val="20"/>
-      </w:rPr>
-    </w:lvl>
-  </w:abstractNum>
-  <w:abstractNum w:abstractNumId="19" w15:restartNumberingAfterBreak="0">
+  <w:abstractNum w:abstractNumId="7" w15:restartNumberingAfterBreak="0">
     <w:nsid w:val="2FC60BA1"/>
     <w:multiLevelType w:val="multilevel"/>
     <w:tmpl w:val="A0A44838"/>
@@ -7574,7 +5886,7 @@
       </w:rPr>
     </w:lvl>
   </w:abstractNum>
-  <w:abstractNum w:abstractNumId="20" w15:restartNumberingAfterBreak="0">
+  <w:abstractNum w:abstractNumId="8" w15:restartNumberingAfterBreak="0">
     <w:nsid w:val="312E6F7A"/>
     <w:multiLevelType w:val="multilevel"/>
     <w:tmpl w:val="D084FD22"/>
@@ -7723,269 +6035,7 @@
       </w:rPr>
     </w:lvl>
   </w:abstractNum>
-  <w:abstractNum w:abstractNumId="21" w15:restartNumberingAfterBreak="0">
-    <w:nsid w:val="31DB6707"/>
-    <w:multiLevelType w:val="multilevel"/>
-    <w:tmpl w:val="6B5E78DA"/>
-    <w:lvl w:ilvl="0">
-      <w:start w:val="1"/>
-      <w:numFmt w:val="bullet"/>
-      <w:lvlText w:val=""/>
-      <w:lvlJc w:val="left"/>
-      <w:pPr>
-        <w:tabs>
-          <w:tab w:val="num" w:pos="720"/>
-        </w:tabs>
-        <w:ind w:left="720" w:hanging="360"/>
-      </w:pPr>
-      <w:rPr>
-        <w:rFonts w:ascii="Symbol" w:hAnsi="Symbol" w:hint="default"/>
-        <w:sz w:val="20"/>
-      </w:rPr>
-    </w:lvl>
-    <w:lvl w:ilvl="1" w:tentative="1">
-      <w:start w:val="1"/>
-      <w:numFmt w:val="bullet"/>
-      <w:lvlText w:val="o"/>
-      <w:lvlJc w:val="left"/>
-      <w:pPr>
-        <w:tabs>
-          <w:tab w:val="num" w:pos="1440"/>
-        </w:tabs>
-        <w:ind w:left="1440" w:hanging="360"/>
-      </w:pPr>
-      <w:rPr>
-        <w:rFonts w:ascii="Courier New" w:hAnsi="Courier New" w:hint="default"/>
-        <w:sz w:val="20"/>
-      </w:rPr>
-    </w:lvl>
-    <w:lvl w:ilvl="2" w:tentative="1">
-      <w:start w:val="1"/>
-      <w:numFmt w:val="bullet"/>
-      <w:lvlText w:val=""/>
-      <w:lvlJc w:val="left"/>
-      <w:pPr>
-        <w:tabs>
-          <w:tab w:val="num" w:pos="2160"/>
-        </w:tabs>
-        <w:ind w:left="2160" w:hanging="360"/>
-      </w:pPr>
-      <w:rPr>
-        <w:rFonts w:ascii="Wingdings" w:hAnsi="Wingdings" w:hint="default"/>
-        <w:sz w:val="20"/>
-      </w:rPr>
-    </w:lvl>
-    <w:lvl w:ilvl="3" w:tentative="1">
-      <w:start w:val="1"/>
-      <w:numFmt w:val="bullet"/>
-      <w:lvlText w:val=""/>
-      <w:lvlJc w:val="left"/>
-      <w:pPr>
-        <w:tabs>
-          <w:tab w:val="num" w:pos="2880"/>
-        </w:tabs>
-        <w:ind w:left="2880" w:hanging="360"/>
-      </w:pPr>
-      <w:rPr>
-        <w:rFonts w:ascii="Wingdings" w:hAnsi="Wingdings" w:hint="default"/>
-        <w:sz w:val="20"/>
-      </w:rPr>
-    </w:lvl>
-    <w:lvl w:ilvl="4" w:tentative="1">
-      <w:start w:val="1"/>
-      <w:numFmt w:val="bullet"/>
-      <w:lvlText w:val=""/>
-      <w:lvlJc w:val="left"/>
-      <w:pPr>
-        <w:tabs>
-          <w:tab w:val="num" w:pos="3600"/>
-        </w:tabs>
-        <w:ind w:left="3600" w:hanging="360"/>
-      </w:pPr>
-      <w:rPr>
-        <w:rFonts w:ascii="Wingdings" w:hAnsi="Wingdings" w:hint="default"/>
-        <w:sz w:val="20"/>
-      </w:rPr>
-    </w:lvl>
-    <w:lvl w:ilvl="5" w:tentative="1">
-      <w:start w:val="1"/>
-      <w:numFmt w:val="bullet"/>
-      <w:lvlText w:val=""/>
-      <w:lvlJc w:val="left"/>
-      <w:pPr>
-        <w:tabs>
-          <w:tab w:val="num" w:pos="4320"/>
-        </w:tabs>
-        <w:ind w:left="4320" w:hanging="360"/>
-      </w:pPr>
-      <w:rPr>
-        <w:rFonts w:ascii="Wingdings" w:hAnsi="Wingdings" w:hint="default"/>
-        <w:sz w:val="20"/>
-      </w:rPr>
-    </w:lvl>
-    <w:lvl w:ilvl="6" w:tentative="1">
-      <w:start w:val="1"/>
-      <w:numFmt w:val="bullet"/>
-      <w:lvlText w:val=""/>
-      <w:lvlJc w:val="left"/>
-      <w:pPr>
-        <w:tabs>
-          <w:tab w:val="num" w:pos="5040"/>
-        </w:tabs>
-        <w:ind w:left="5040" w:hanging="360"/>
-      </w:pPr>
-      <w:rPr>
-        <w:rFonts w:ascii="Wingdings" w:hAnsi="Wingdings" w:hint="default"/>
-        <w:sz w:val="20"/>
-      </w:rPr>
-    </w:lvl>
-    <w:lvl w:ilvl="7" w:tentative="1">
-      <w:start w:val="1"/>
-      <w:numFmt w:val="bullet"/>
-      <w:lvlText w:val=""/>
-      <w:lvlJc w:val="left"/>
-      <w:pPr>
-        <w:tabs>
-          <w:tab w:val="num" w:pos="5760"/>
-        </w:tabs>
-        <w:ind w:left="5760" w:hanging="360"/>
-      </w:pPr>
-      <w:rPr>
-        <w:rFonts w:ascii="Wingdings" w:hAnsi="Wingdings" w:hint="default"/>
-        <w:sz w:val="20"/>
-      </w:rPr>
-    </w:lvl>
-    <w:lvl w:ilvl="8" w:tentative="1">
-      <w:start w:val="1"/>
-      <w:numFmt w:val="bullet"/>
-      <w:lvlText w:val=""/>
-      <w:lvlJc w:val="left"/>
-      <w:pPr>
-        <w:tabs>
-          <w:tab w:val="num" w:pos="6480"/>
-        </w:tabs>
-        <w:ind w:left="6480" w:hanging="360"/>
-      </w:pPr>
-      <w:rPr>
-        <w:rFonts w:ascii="Wingdings" w:hAnsi="Wingdings" w:hint="default"/>
-        <w:sz w:val="20"/>
-      </w:rPr>
-    </w:lvl>
-  </w:abstractNum>
-  <w:abstractNum w:abstractNumId="22" w15:restartNumberingAfterBreak="0">
-    <w:nsid w:val="32203C0A"/>
-    <w:multiLevelType w:val="hybridMultilevel"/>
-    <w:tmpl w:val="292CDB40"/>
-    <w:lvl w:ilvl="0" w:tplc="04090001">
-      <w:start w:val="1"/>
-      <w:numFmt w:val="bullet"/>
-      <w:lvlText w:val=""/>
-      <w:lvlJc w:val="left"/>
-      <w:pPr>
-        <w:ind w:left="720" w:hanging="360"/>
-      </w:pPr>
-      <w:rPr>
-        <w:rFonts w:ascii="Symbol" w:hAnsi="Symbol" w:hint="default"/>
-      </w:rPr>
-    </w:lvl>
-    <w:lvl w:ilvl="1" w:tplc="04090003" w:tentative="1">
-      <w:start w:val="1"/>
-      <w:numFmt w:val="bullet"/>
-      <w:lvlText w:val="o"/>
-      <w:lvlJc w:val="left"/>
-      <w:pPr>
-        <w:ind w:left="1440" w:hanging="360"/>
-      </w:pPr>
-      <w:rPr>
-        <w:rFonts w:ascii="Courier New" w:hAnsi="Courier New" w:cs="Courier New" w:hint="default"/>
-      </w:rPr>
-    </w:lvl>
-    <w:lvl w:ilvl="2" w:tplc="04090005" w:tentative="1">
-      <w:start w:val="1"/>
-      <w:numFmt w:val="bullet"/>
-      <w:lvlText w:val=""/>
-      <w:lvlJc w:val="left"/>
-      <w:pPr>
-        <w:ind w:left="2160" w:hanging="360"/>
-      </w:pPr>
-      <w:rPr>
-        <w:rFonts w:ascii="Wingdings" w:hAnsi="Wingdings" w:hint="default"/>
-      </w:rPr>
-    </w:lvl>
-    <w:lvl w:ilvl="3" w:tplc="04090001" w:tentative="1">
-      <w:start w:val="1"/>
-      <w:numFmt w:val="bullet"/>
-      <w:lvlText w:val=""/>
-      <w:lvlJc w:val="left"/>
-      <w:pPr>
-        <w:ind w:left="2880" w:hanging="360"/>
-      </w:pPr>
-      <w:rPr>
-        <w:rFonts w:ascii="Symbol" w:hAnsi="Symbol" w:hint="default"/>
-      </w:rPr>
-    </w:lvl>
-    <w:lvl w:ilvl="4" w:tplc="04090003" w:tentative="1">
-      <w:start w:val="1"/>
-      <w:numFmt w:val="bullet"/>
-      <w:lvlText w:val="o"/>
-      <w:lvlJc w:val="left"/>
-      <w:pPr>
-        <w:ind w:left="3600" w:hanging="360"/>
-      </w:pPr>
-      <w:rPr>
-        <w:rFonts w:ascii="Courier New" w:hAnsi="Courier New" w:cs="Courier New" w:hint="default"/>
-      </w:rPr>
-    </w:lvl>
-    <w:lvl w:ilvl="5" w:tplc="04090005" w:tentative="1">
-      <w:start w:val="1"/>
-      <w:numFmt w:val="bullet"/>
-      <w:lvlText w:val=""/>
-      <w:lvlJc w:val="left"/>
-      <w:pPr>
-        <w:ind w:left="4320" w:hanging="360"/>
-      </w:pPr>
-      <w:rPr>
-        <w:rFonts w:ascii="Wingdings" w:hAnsi="Wingdings" w:hint="default"/>
-      </w:rPr>
-    </w:lvl>
-    <w:lvl w:ilvl="6" w:tplc="04090001" w:tentative="1">
-      <w:start w:val="1"/>
-      <w:numFmt w:val="bullet"/>
-      <w:lvlText w:val=""/>
-      <w:lvlJc w:val="left"/>
-      <w:pPr>
-        <w:ind w:left="5040" w:hanging="360"/>
-      </w:pPr>
-      <w:rPr>
-        <w:rFonts w:ascii="Symbol" w:hAnsi="Symbol" w:hint="default"/>
-      </w:rPr>
-    </w:lvl>
-    <w:lvl w:ilvl="7" w:tplc="04090003" w:tentative="1">
-      <w:start w:val="1"/>
-      <w:numFmt w:val="bullet"/>
-      <w:lvlText w:val="o"/>
-      <w:lvlJc w:val="left"/>
-      <w:pPr>
-        <w:ind w:left="5760" w:hanging="360"/>
-      </w:pPr>
-      <w:rPr>
-        <w:rFonts w:ascii="Courier New" w:hAnsi="Courier New" w:cs="Courier New" w:hint="default"/>
-      </w:rPr>
-    </w:lvl>
-    <w:lvl w:ilvl="8" w:tplc="04090005" w:tentative="1">
-      <w:start w:val="1"/>
-      <w:numFmt w:val="bullet"/>
-      <w:lvlText w:val=""/>
-      <w:lvlJc w:val="left"/>
-      <w:pPr>
-        <w:ind w:left="6480" w:hanging="360"/>
-      </w:pPr>
-      <w:rPr>
-        <w:rFonts w:ascii="Wingdings" w:hAnsi="Wingdings" w:hint="default"/>
-      </w:rPr>
-    </w:lvl>
-  </w:abstractNum>
-  <w:abstractNum w:abstractNumId="23" w15:restartNumberingAfterBreak="0">
+  <w:abstractNum w:abstractNumId="9" w15:restartNumberingAfterBreak="0">
     <w:nsid w:val="334A4D3C"/>
     <w:multiLevelType w:val="multilevel"/>
     <w:tmpl w:val="7ADCBBCE"/>
@@ -8134,305 +6184,7 @@
       </w:rPr>
     </w:lvl>
   </w:abstractNum>
-  <w:abstractNum w:abstractNumId="24" w15:restartNumberingAfterBreak="0">
-    <w:nsid w:val="350D7EF6"/>
-    <w:multiLevelType w:val="multilevel"/>
-    <w:tmpl w:val="ECDC4732"/>
-    <w:lvl w:ilvl="0">
-      <w:start w:val="1"/>
-      <w:numFmt w:val="bullet"/>
-      <w:lvlText w:val=""/>
-      <w:lvlJc w:val="left"/>
-      <w:pPr>
-        <w:tabs>
-          <w:tab w:val="num" w:pos="720"/>
-        </w:tabs>
-        <w:ind w:left="720" w:hanging="360"/>
-      </w:pPr>
-      <w:rPr>
-        <w:rFonts w:ascii="Symbol" w:hAnsi="Symbol" w:hint="default"/>
-        <w:sz w:val="20"/>
-      </w:rPr>
-    </w:lvl>
-    <w:lvl w:ilvl="1" w:tentative="1">
-      <w:start w:val="1"/>
-      <w:numFmt w:val="bullet"/>
-      <w:lvlText w:val="o"/>
-      <w:lvlJc w:val="left"/>
-      <w:pPr>
-        <w:tabs>
-          <w:tab w:val="num" w:pos="1440"/>
-        </w:tabs>
-        <w:ind w:left="1440" w:hanging="360"/>
-      </w:pPr>
-      <w:rPr>
-        <w:rFonts w:ascii="Courier New" w:hAnsi="Courier New" w:hint="default"/>
-        <w:sz w:val="20"/>
-      </w:rPr>
-    </w:lvl>
-    <w:lvl w:ilvl="2" w:tentative="1">
-      <w:start w:val="1"/>
-      <w:numFmt w:val="bullet"/>
-      <w:lvlText w:val=""/>
-      <w:lvlJc w:val="left"/>
-      <w:pPr>
-        <w:tabs>
-          <w:tab w:val="num" w:pos="2160"/>
-        </w:tabs>
-        <w:ind w:left="2160" w:hanging="360"/>
-      </w:pPr>
-      <w:rPr>
-        <w:rFonts w:ascii="Wingdings" w:hAnsi="Wingdings" w:hint="default"/>
-        <w:sz w:val="20"/>
-      </w:rPr>
-    </w:lvl>
-    <w:lvl w:ilvl="3" w:tentative="1">
-      <w:start w:val="1"/>
-      <w:numFmt w:val="bullet"/>
-      <w:lvlText w:val=""/>
-      <w:lvlJc w:val="left"/>
-      <w:pPr>
-        <w:tabs>
-          <w:tab w:val="num" w:pos="2880"/>
-        </w:tabs>
-        <w:ind w:left="2880" w:hanging="360"/>
-      </w:pPr>
-      <w:rPr>
-        <w:rFonts w:ascii="Wingdings" w:hAnsi="Wingdings" w:hint="default"/>
-        <w:sz w:val="20"/>
-      </w:rPr>
-    </w:lvl>
-    <w:lvl w:ilvl="4" w:tentative="1">
-      <w:start w:val="1"/>
-      <w:numFmt w:val="bullet"/>
-      <w:lvlText w:val=""/>
-      <w:lvlJc w:val="left"/>
-      <w:pPr>
-        <w:tabs>
-          <w:tab w:val="num" w:pos="3600"/>
-        </w:tabs>
-        <w:ind w:left="3600" w:hanging="360"/>
-      </w:pPr>
-      <w:rPr>
-        <w:rFonts w:ascii="Wingdings" w:hAnsi="Wingdings" w:hint="default"/>
-        <w:sz w:val="20"/>
-      </w:rPr>
-    </w:lvl>
-    <w:lvl w:ilvl="5" w:tentative="1">
-      <w:start w:val="1"/>
-      <w:numFmt w:val="bullet"/>
-      <w:lvlText w:val=""/>
-      <w:lvlJc w:val="left"/>
-      <w:pPr>
-        <w:tabs>
-          <w:tab w:val="num" w:pos="4320"/>
-        </w:tabs>
-        <w:ind w:left="4320" w:hanging="360"/>
-      </w:pPr>
-      <w:rPr>
-        <w:rFonts w:ascii="Wingdings" w:hAnsi="Wingdings" w:hint="default"/>
-        <w:sz w:val="20"/>
-      </w:rPr>
-    </w:lvl>
-    <w:lvl w:ilvl="6" w:tentative="1">
-      <w:start w:val="1"/>
-      <w:numFmt w:val="bullet"/>
-      <w:lvlText w:val=""/>
-      <w:lvlJc w:val="left"/>
-      <w:pPr>
-        <w:tabs>
-          <w:tab w:val="num" w:pos="5040"/>
-        </w:tabs>
-        <w:ind w:left="5040" w:hanging="360"/>
-      </w:pPr>
-      <w:rPr>
-        <w:rFonts w:ascii="Wingdings" w:hAnsi="Wingdings" w:hint="default"/>
-        <w:sz w:val="20"/>
-      </w:rPr>
-    </w:lvl>
-    <w:lvl w:ilvl="7" w:tentative="1">
-      <w:start w:val="1"/>
-      <w:numFmt w:val="bullet"/>
-      <w:lvlText w:val=""/>
-      <w:lvlJc w:val="left"/>
-      <w:pPr>
-        <w:tabs>
-          <w:tab w:val="num" w:pos="5760"/>
-        </w:tabs>
-        <w:ind w:left="5760" w:hanging="360"/>
-      </w:pPr>
-      <w:rPr>
-        <w:rFonts w:ascii="Wingdings" w:hAnsi="Wingdings" w:hint="default"/>
-        <w:sz w:val="20"/>
-      </w:rPr>
-    </w:lvl>
-    <w:lvl w:ilvl="8" w:tentative="1">
-      <w:start w:val="1"/>
-      <w:numFmt w:val="bullet"/>
-      <w:lvlText w:val=""/>
-      <w:lvlJc w:val="left"/>
-      <w:pPr>
-        <w:tabs>
-          <w:tab w:val="num" w:pos="6480"/>
-        </w:tabs>
-        <w:ind w:left="6480" w:hanging="360"/>
-      </w:pPr>
-      <w:rPr>
-        <w:rFonts w:ascii="Wingdings" w:hAnsi="Wingdings" w:hint="default"/>
-        <w:sz w:val="20"/>
-      </w:rPr>
-    </w:lvl>
-  </w:abstractNum>
-  <w:abstractNum w:abstractNumId="25" w15:restartNumberingAfterBreak="0">
-    <w:nsid w:val="39C744AE"/>
-    <w:multiLevelType w:val="multilevel"/>
-    <w:tmpl w:val="001CA39E"/>
-    <w:lvl w:ilvl="0">
-      <w:start w:val="1"/>
-      <w:numFmt w:val="bullet"/>
-      <w:lvlText w:val=""/>
-      <w:lvlJc w:val="left"/>
-      <w:pPr>
-        <w:tabs>
-          <w:tab w:val="num" w:pos="720"/>
-        </w:tabs>
-        <w:ind w:left="720" w:hanging="360"/>
-      </w:pPr>
-      <w:rPr>
-        <w:rFonts w:ascii="Symbol" w:hAnsi="Symbol" w:hint="default"/>
-        <w:sz w:val="20"/>
-      </w:rPr>
-    </w:lvl>
-    <w:lvl w:ilvl="1" w:tentative="1">
-      <w:start w:val="1"/>
-      <w:numFmt w:val="bullet"/>
-      <w:lvlText w:val="o"/>
-      <w:lvlJc w:val="left"/>
-      <w:pPr>
-        <w:tabs>
-          <w:tab w:val="num" w:pos="1440"/>
-        </w:tabs>
-        <w:ind w:left="1440" w:hanging="360"/>
-      </w:pPr>
-      <w:rPr>
-        <w:rFonts w:ascii="Courier New" w:hAnsi="Courier New" w:hint="default"/>
-        <w:sz w:val="20"/>
-      </w:rPr>
-    </w:lvl>
-    <w:lvl w:ilvl="2" w:tentative="1">
-      <w:start w:val="1"/>
-      <w:numFmt w:val="bullet"/>
-      <w:lvlText w:val=""/>
-      <w:lvlJc w:val="left"/>
-      <w:pPr>
-        <w:tabs>
-          <w:tab w:val="num" w:pos="2160"/>
-        </w:tabs>
-        <w:ind w:left="2160" w:hanging="360"/>
-      </w:pPr>
-      <w:rPr>
-        <w:rFonts w:ascii="Wingdings" w:hAnsi="Wingdings" w:hint="default"/>
-        <w:sz w:val="20"/>
-      </w:rPr>
-    </w:lvl>
-    <w:lvl w:ilvl="3" w:tentative="1">
-      <w:start w:val="1"/>
-      <w:numFmt w:val="bullet"/>
-      <w:lvlText w:val=""/>
-      <w:lvlJc w:val="left"/>
-      <w:pPr>
-        <w:tabs>
-          <w:tab w:val="num" w:pos="2880"/>
-        </w:tabs>
-        <w:ind w:left="2880" w:hanging="360"/>
-      </w:pPr>
-      <w:rPr>
-        <w:rFonts w:ascii="Wingdings" w:hAnsi="Wingdings" w:hint="default"/>
-        <w:sz w:val="20"/>
-      </w:rPr>
-    </w:lvl>
-    <w:lvl w:ilvl="4" w:tentative="1">
-      <w:start w:val="1"/>
-      <w:numFmt w:val="bullet"/>
-      <w:lvlText w:val=""/>
-      <w:lvlJc w:val="left"/>
-      <w:pPr>
-        <w:tabs>
-          <w:tab w:val="num" w:pos="3600"/>
-        </w:tabs>
-        <w:ind w:left="3600" w:hanging="360"/>
-      </w:pPr>
-      <w:rPr>
-        <w:rFonts w:ascii="Wingdings" w:hAnsi="Wingdings" w:hint="default"/>
-        <w:sz w:val="20"/>
-      </w:rPr>
-    </w:lvl>
-    <w:lvl w:ilvl="5" w:tentative="1">
-      <w:start w:val="1"/>
-      <w:numFmt w:val="bullet"/>
-      <w:lvlText w:val=""/>
-      <w:lvlJc w:val="left"/>
-      <w:pPr>
-        <w:tabs>
-          <w:tab w:val="num" w:pos="4320"/>
-        </w:tabs>
-        <w:ind w:left="4320" w:hanging="360"/>
-      </w:pPr>
-      <w:rPr>
-        <w:rFonts w:ascii="Wingdings" w:hAnsi="Wingdings" w:hint="default"/>
-        <w:sz w:val="20"/>
-      </w:rPr>
-    </w:lvl>
-    <w:lvl w:ilvl="6" w:tentative="1">
-      <w:start w:val="1"/>
-      <w:numFmt w:val="bullet"/>
-      <w:lvlText w:val=""/>
-      <w:lvlJc w:val="left"/>
-      <w:pPr>
-        <w:tabs>
-          <w:tab w:val="num" w:pos="5040"/>
-        </w:tabs>
-        <w:ind w:left="5040" w:hanging="360"/>
-      </w:pPr>
-      <w:rPr>
-        <w:rFonts w:ascii="Wingdings" w:hAnsi="Wingdings" w:hint="default"/>
-        <w:sz w:val="20"/>
-      </w:rPr>
-    </w:lvl>
-    <w:lvl w:ilvl="7" w:tentative="1">
-      <w:start w:val="1"/>
-      <w:numFmt w:val="bullet"/>
-      <w:lvlText w:val=""/>
-      <w:lvlJc w:val="left"/>
-      <w:pPr>
-        <w:tabs>
-          <w:tab w:val="num" w:pos="5760"/>
-        </w:tabs>
-        <w:ind w:left="5760" w:hanging="360"/>
-      </w:pPr>
-      <w:rPr>
-        <w:rFonts w:ascii="Wingdings" w:hAnsi="Wingdings" w:hint="default"/>
-        <w:sz w:val="20"/>
-      </w:rPr>
-    </w:lvl>
-    <w:lvl w:ilvl="8" w:tentative="1">
-      <w:start w:val="1"/>
-      <w:numFmt w:val="bullet"/>
-      <w:lvlText w:val=""/>
-      <w:lvlJc w:val="left"/>
-      <w:pPr>
-        <w:tabs>
-          <w:tab w:val="num" w:pos="6480"/>
-        </w:tabs>
-        <w:ind w:left="6480" w:hanging="360"/>
-      </w:pPr>
-      <w:rPr>
-        <w:rFonts w:ascii="Wingdings" w:hAnsi="Wingdings" w:hint="default"/>
-        <w:sz w:val="20"/>
-      </w:rPr>
-    </w:lvl>
-  </w:abstractNum>
-  <w:abstractNum w:abstractNumId="26" w15:restartNumberingAfterBreak="0">
+  <w:abstractNum w:abstractNumId="10" w15:restartNumberingAfterBreak="0">
     <w:nsid w:val="3A5353BA"/>
     <w:multiLevelType w:val="multilevel"/>
     <w:tmpl w:val="B76C6158"/>
@@ -8549,7 +6301,7 @@
       </w:pPr>
     </w:lvl>
   </w:abstractNum>
-  <w:abstractNum w:abstractNumId="27" w15:restartNumberingAfterBreak="0">
+  <w:abstractNum w:abstractNumId="11" w15:restartNumberingAfterBreak="0">
     <w:nsid w:val="3B4466D8"/>
     <w:multiLevelType w:val="multilevel"/>
     <w:tmpl w:val="92AA041A"/>
@@ -8698,382 +6450,7 @@
       </w:rPr>
     </w:lvl>
   </w:abstractNum>
-  <w:abstractNum w:abstractNumId="28" w15:restartNumberingAfterBreak="0">
-    <w:nsid w:val="3F5F6564"/>
-    <w:multiLevelType w:val="hybridMultilevel"/>
-    <w:tmpl w:val="D854A982"/>
-    <w:lvl w:ilvl="0" w:tplc="04090001">
-      <w:start w:val="1"/>
-      <w:numFmt w:val="bullet"/>
-      <w:lvlText w:val=""/>
-      <w:lvlJc w:val="left"/>
-      <w:pPr>
-        <w:ind w:left="720" w:hanging="360"/>
-      </w:pPr>
-      <w:rPr>
-        <w:rFonts w:ascii="Symbol" w:hAnsi="Symbol" w:hint="default"/>
-      </w:rPr>
-    </w:lvl>
-    <w:lvl w:ilvl="1" w:tplc="04090003" w:tentative="1">
-      <w:start w:val="1"/>
-      <w:numFmt w:val="bullet"/>
-      <w:lvlText w:val="o"/>
-      <w:lvlJc w:val="left"/>
-      <w:pPr>
-        <w:ind w:left="1440" w:hanging="360"/>
-      </w:pPr>
-      <w:rPr>
-        <w:rFonts w:ascii="Courier New" w:hAnsi="Courier New" w:cs="Courier New" w:hint="default"/>
-      </w:rPr>
-    </w:lvl>
-    <w:lvl w:ilvl="2" w:tplc="04090005" w:tentative="1">
-      <w:start w:val="1"/>
-      <w:numFmt w:val="bullet"/>
-      <w:lvlText w:val=""/>
-      <w:lvlJc w:val="left"/>
-      <w:pPr>
-        <w:ind w:left="2160" w:hanging="360"/>
-      </w:pPr>
-      <w:rPr>
-        <w:rFonts w:ascii="Wingdings" w:hAnsi="Wingdings" w:hint="default"/>
-      </w:rPr>
-    </w:lvl>
-    <w:lvl w:ilvl="3" w:tplc="04090001" w:tentative="1">
-      <w:start w:val="1"/>
-      <w:numFmt w:val="bullet"/>
-      <w:lvlText w:val=""/>
-      <w:lvlJc w:val="left"/>
-      <w:pPr>
-        <w:ind w:left="2880" w:hanging="360"/>
-      </w:pPr>
-      <w:rPr>
-        <w:rFonts w:ascii="Symbol" w:hAnsi="Symbol" w:hint="default"/>
-      </w:rPr>
-    </w:lvl>
-    <w:lvl w:ilvl="4" w:tplc="04090003" w:tentative="1">
-      <w:start w:val="1"/>
-      <w:numFmt w:val="bullet"/>
-      <w:lvlText w:val="o"/>
-      <w:lvlJc w:val="left"/>
-      <w:pPr>
-        <w:ind w:left="3600" w:hanging="360"/>
-      </w:pPr>
-      <w:rPr>
-        <w:rFonts w:ascii="Courier New" w:hAnsi="Courier New" w:cs="Courier New" w:hint="default"/>
-      </w:rPr>
-    </w:lvl>
-    <w:lvl w:ilvl="5" w:tplc="04090005" w:tentative="1">
-      <w:start w:val="1"/>
-      <w:numFmt w:val="bullet"/>
-      <w:lvlText w:val=""/>
-      <w:lvlJc w:val="left"/>
-      <w:pPr>
-        <w:ind w:left="4320" w:hanging="360"/>
-      </w:pPr>
-      <w:rPr>
-        <w:rFonts w:ascii="Wingdings" w:hAnsi="Wingdings" w:hint="default"/>
-      </w:rPr>
-    </w:lvl>
-    <w:lvl w:ilvl="6" w:tplc="04090001" w:tentative="1">
-      <w:start w:val="1"/>
-      <w:numFmt w:val="bullet"/>
-      <w:lvlText w:val=""/>
-      <w:lvlJc w:val="left"/>
-      <w:pPr>
-        <w:ind w:left="5040" w:hanging="360"/>
-      </w:pPr>
-      <w:rPr>
-        <w:rFonts w:ascii="Symbol" w:hAnsi="Symbol" w:hint="default"/>
-      </w:rPr>
-    </w:lvl>
-    <w:lvl w:ilvl="7" w:tplc="04090003" w:tentative="1">
-      <w:start w:val="1"/>
-      <w:numFmt w:val="bullet"/>
-      <w:lvlText w:val="o"/>
-      <w:lvlJc w:val="left"/>
-      <w:pPr>
-        <w:ind w:left="5760" w:hanging="360"/>
-      </w:pPr>
-      <w:rPr>
-        <w:rFonts w:ascii="Courier New" w:hAnsi="Courier New" w:cs="Courier New" w:hint="default"/>
-      </w:rPr>
-    </w:lvl>
-    <w:lvl w:ilvl="8" w:tplc="04090005" w:tentative="1">
-      <w:start w:val="1"/>
-      <w:numFmt w:val="bullet"/>
-      <w:lvlText w:val=""/>
-      <w:lvlJc w:val="left"/>
-      <w:pPr>
-        <w:ind w:left="6480" w:hanging="360"/>
-      </w:pPr>
-      <w:rPr>
-        <w:rFonts w:ascii="Wingdings" w:hAnsi="Wingdings" w:hint="default"/>
-      </w:rPr>
-    </w:lvl>
-  </w:abstractNum>
-  <w:abstractNum w:abstractNumId="29" w15:restartNumberingAfterBreak="0">
-    <w:nsid w:val="455D3472"/>
-    <w:multiLevelType w:val="multilevel"/>
-    <w:tmpl w:val="5A62E2DE"/>
-    <w:lvl w:ilvl="0">
-      <w:start w:val="1"/>
-      <w:numFmt w:val="bullet"/>
-      <w:lvlText w:val=""/>
-      <w:lvlJc w:val="left"/>
-      <w:pPr>
-        <w:tabs>
-          <w:tab w:val="num" w:pos="720"/>
-        </w:tabs>
-        <w:ind w:left="720" w:hanging="360"/>
-      </w:pPr>
-      <w:rPr>
-        <w:rFonts w:ascii="Symbol" w:hAnsi="Symbol" w:hint="default"/>
-        <w:sz w:val="20"/>
-      </w:rPr>
-    </w:lvl>
-    <w:lvl w:ilvl="1" w:tentative="1">
-      <w:start w:val="1"/>
-      <w:numFmt w:val="bullet"/>
-      <w:lvlText w:val="o"/>
-      <w:lvlJc w:val="left"/>
-      <w:pPr>
-        <w:tabs>
-          <w:tab w:val="num" w:pos="1440"/>
-        </w:tabs>
-        <w:ind w:left="1440" w:hanging="360"/>
-      </w:pPr>
-      <w:rPr>
-        <w:rFonts w:ascii="Courier New" w:hAnsi="Courier New" w:hint="default"/>
-        <w:sz w:val="20"/>
-      </w:rPr>
-    </w:lvl>
-    <w:lvl w:ilvl="2" w:tentative="1">
-      <w:start w:val="1"/>
-      <w:numFmt w:val="bullet"/>
-      <w:lvlText w:val=""/>
-      <w:lvlJc w:val="left"/>
-      <w:pPr>
-        <w:tabs>
-          <w:tab w:val="num" w:pos="2160"/>
-        </w:tabs>
-        <w:ind w:left="2160" w:hanging="360"/>
-      </w:pPr>
-      <w:rPr>
-        <w:rFonts w:ascii="Wingdings" w:hAnsi="Wingdings" w:hint="default"/>
-        <w:sz w:val="20"/>
-      </w:rPr>
-    </w:lvl>
-    <w:lvl w:ilvl="3" w:tentative="1">
-      <w:start w:val="1"/>
-      <w:numFmt w:val="bullet"/>
-      <w:lvlText w:val=""/>
-      <w:lvlJc w:val="left"/>
-      <w:pPr>
-        <w:tabs>
-          <w:tab w:val="num" w:pos="2880"/>
-        </w:tabs>
-        <w:ind w:left="2880" w:hanging="360"/>
-      </w:pPr>
-      <w:rPr>
-        <w:rFonts w:ascii="Wingdings" w:hAnsi="Wingdings" w:hint="default"/>
-        <w:sz w:val="20"/>
-      </w:rPr>
-    </w:lvl>
-    <w:lvl w:ilvl="4" w:tentative="1">
-      <w:start w:val="1"/>
-      <w:numFmt w:val="bullet"/>
-      <w:lvlText w:val=""/>
-      <w:lvlJc w:val="left"/>
-      <w:pPr>
-        <w:tabs>
-          <w:tab w:val="num" w:pos="3600"/>
-        </w:tabs>
-        <w:ind w:left="3600" w:hanging="360"/>
-      </w:pPr>
-      <w:rPr>
-        <w:rFonts w:ascii="Wingdings" w:hAnsi="Wingdings" w:hint="default"/>
-        <w:sz w:val="20"/>
-      </w:rPr>
-    </w:lvl>
-    <w:lvl w:ilvl="5" w:tentative="1">
-      <w:start w:val="1"/>
-      <w:numFmt w:val="bullet"/>
-      <w:lvlText w:val=""/>
-      <w:lvlJc w:val="left"/>
-      <w:pPr>
-        <w:tabs>
-          <w:tab w:val="num" w:pos="4320"/>
-        </w:tabs>
-        <w:ind w:left="4320" w:hanging="360"/>
-      </w:pPr>
-      <w:rPr>
-        <w:rFonts w:ascii="Wingdings" w:hAnsi="Wingdings" w:hint="default"/>
-        <w:sz w:val="20"/>
-      </w:rPr>
-    </w:lvl>
-    <w:lvl w:ilvl="6" w:tentative="1">
-      <w:start w:val="1"/>
-      <w:numFmt w:val="bullet"/>
-      <w:lvlText w:val=""/>
-      <w:lvlJc w:val="left"/>
-      <w:pPr>
-        <w:tabs>
-          <w:tab w:val="num" w:pos="5040"/>
-        </w:tabs>
-        <w:ind w:left="5040" w:hanging="360"/>
-      </w:pPr>
-      <w:rPr>
-        <w:rFonts w:ascii="Wingdings" w:hAnsi="Wingdings" w:hint="default"/>
-        <w:sz w:val="20"/>
-      </w:rPr>
-    </w:lvl>
-    <w:lvl w:ilvl="7" w:tentative="1">
-      <w:start w:val="1"/>
-      <w:numFmt w:val="bullet"/>
-      <w:lvlText w:val=""/>
-      <w:lvlJc w:val="left"/>
-      <w:pPr>
-        <w:tabs>
-          <w:tab w:val="num" w:pos="5760"/>
-        </w:tabs>
-        <w:ind w:left="5760" w:hanging="360"/>
-      </w:pPr>
-      <w:rPr>
-        <w:rFonts w:ascii="Wingdings" w:hAnsi="Wingdings" w:hint="default"/>
-        <w:sz w:val="20"/>
-      </w:rPr>
-    </w:lvl>
-    <w:lvl w:ilvl="8" w:tentative="1">
-      <w:start w:val="1"/>
-      <w:numFmt w:val="bullet"/>
-      <w:lvlText w:val=""/>
-      <w:lvlJc w:val="left"/>
-      <w:pPr>
-        <w:tabs>
-          <w:tab w:val="num" w:pos="6480"/>
-        </w:tabs>
-        <w:ind w:left="6480" w:hanging="360"/>
-      </w:pPr>
-      <w:rPr>
-        <w:rFonts w:ascii="Wingdings" w:hAnsi="Wingdings" w:hint="default"/>
-        <w:sz w:val="20"/>
-      </w:rPr>
-    </w:lvl>
-  </w:abstractNum>
-  <w:abstractNum w:abstractNumId="30" w15:restartNumberingAfterBreak="0">
-    <w:nsid w:val="46735A3D"/>
-    <w:multiLevelType w:val="hybridMultilevel"/>
-    <w:tmpl w:val="482077F2"/>
-    <w:lvl w:ilvl="0" w:tplc="04090001">
-      <w:start w:val="1"/>
-      <w:numFmt w:val="bullet"/>
-      <w:lvlText w:val=""/>
-      <w:lvlJc w:val="left"/>
-      <w:pPr>
-        <w:ind w:left="720" w:hanging="360"/>
-      </w:pPr>
-      <w:rPr>
-        <w:rFonts w:ascii="Symbol" w:hAnsi="Symbol" w:hint="default"/>
-      </w:rPr>
-    </w:lvl>
-    <w:lvl w:ilvl="1" w:tplc="04090003" w:tentative="1">
-      <w:start w:val="1"/>
-      <w:numFmt w:val="bullet"/>
-      <w:lvlText w:val="o"/>
-      <w:lvlJc w:val="left"/>
-      <w:pPr>
-        <w:ind w:left="1440" w:hanging="360"/>
-      </w:pPr>
-      <w:rPr>
-        <w:rFonts w:ascii="Courier New" w:hAnsi="Courier New" w:cs="Courier New" w:hint="default"/>
-      </w:rPr>
-    </w:lvl>
-    <w:lvl w:ilvl="2" w:tplc="04090005" w:tentative="1">
-      <w:start w:val="1"/>
-      <w:numFmt w:val="bullet"/>
-      <w:lvlText w:val=""/>
-      <w:lvlJc w:val="left"/>
-      <w:pPr>
-        <w:ind w:left="2160" w:hanging="360"/>
-      </w:pPr>
-      <w:rPr>
-        <w:rFonts w:ascii="Wingdings" w:hAnsi="Wingdings" w:hint="default"/>
-      </w:rPr>
-    </w:lvl>
-    <w:lvl w:ilvl="3" w:tplc="04090001" w:tentative="1">
-      <w:start w:val="1"/>
-      <w:numFmt w:val="bullet"/>
-      <w:lvlText w:val=""/>
-      <w:lvlJc w:val="left"/>
-      <w:pPr>
-        <w:ind w:left="2880" w:hanging="360"/>
-      </w:pPr>
-      <w:rPr>
-        <w:rFonts w:ascii="Symbol" w:hAnsi="Symbol" w:hint="default"/>
-      </w:rPr>
-    </w:lvl>
-    <w:lvl w:ilvl="4" w:tplc="04090003" w:tentative="1">
-      <w:start w:val="1"/>
-      <w:numFmt w:val="bullet"/>
-      <w:lvlText w:val="o"/>
-      <w:lvlJc w:val="left"/>
-      <w:pPr>
-        <w:ind w:left="3600" w:hanging="360"/>
-      </w:pPr>
-      <w:rPr>
-        <w:rFonts w:ascii="Courier New" w:hAnsi="Courier New" w:cs="Courier New" w:hint="default"/>
-      </w:rPr>
-    </w:lvl>
-    <w:lvl w:ilvl="5" w:tplc="04090005" w:tentative="1">
-      <w:start w:val="1"/>
-      <w:numFmt w:val="bullet"/>
-      <w:lvlText w:val=""/>
-      <w:lvlJc w:val="left"/>
-      <w:pPr>
-        <w:ind w:left="4320" w:hanging="360"/>
-      </w:pPr>
-      <w:rPr>
-        <w:rFonts w:ascii="Wingdings" w:hAnsi="Wingdings" w:hint="default"/>
-      </w:rPr>
-    </w:lvl>
-    <w:lvl w:ilvl="6" w:tplc="04090001" w:tentative="1">
-      <w:start w:val="1"/>
-      <w:numFmt w:val="bullet"/>
-      <w:lvlText w:val=""/>
-      <w:lvlJc w:val="left"/>
-      <w:pPr>
-        <w:ind w:left="5040" w:hanging="360"/>
-      </w:pPr>
-      <w:rPr>
-        <w:rFonts w:ascii="Symbol" w:hAnsi="Symbol" w:hint="default"/>
-      </w:rPr>
-    </w:lvl>
-    <w:lvl w:ilvl="7" w:tplc="04090003" w:tentative="1">
-      <w:start w:val="1"/>
-      <w:numFmt w:val="bullet"/>
-      <w:lvlText w:val="o"/>
-      <w:lvlJc w:val="left"/>
-      <w:pPr>
-        <w:ind w:left="5760" w:hanging="360"/>
-      </w:pPr>
-      <w:rPr>
-        <w:rFonts w:ascii="Courier New" w:hAnsi="Courier New" w:cs="Courier New" w:hint="default"/>
-      </w:rPr>
-    </w:lvl>
-    <w:lvl w:ilvl="8" w:tplc="04090005" w:tentative="1">
-      <w:start w:val="1"/>
-      <w:numFmt w:val="bullet"/>
-      <w:lvlText w:val=""/>
-      <w:lvlJc w:val="left"/>
-      <w:pPr>
-        <w:ind w:left="6480" w:hanging="360"/>
-      </w:pPr>
-      <w:rPr>
-        <w:rFonts w:ascii="Wingdings" w:hAnsi="Wingdings" w:hint="default"/>
-      </w:rPr>
-    </w:lvl>
-  </w:abstractNum>
-  <w:abstractNum w:abstractNumId="31" w15:restartNumberingAfterBreak="0">
+  <w:abstractNum w:abstractNumId="12" w15:restartNumberingAfterBreak="0">
     <w:nsid w:val="47247287"/>
     <w:multiLevelType w:val="multilevel"/>
     <w:tmpl w:val="F3BAEC80"/>
@@ -9222,120 +6599,7 @@
       </w:rPr>
     </w:lvl>
   </w:abstractNum>
-  <w:abstractNum w:abstractNumId="32" w15:restartNumberingAfterBreak="0">
-    <w:nsid w:val="479F5204"/>
-    <w:multiLevelType w:val="hybridMultilevel"/>
-    <w:tmpl w:val="640EDED8"/>
-    <w:lvl w:ilvl="0" w:tplc="04090001">
-      <w:start w:val="1"/>
-      <w:numFmt w:val="bullet"/>
-      <w:lvlText w:val=""/>
-      <w:lvlJc w:val="left"/>
-      <w:pPr>
-        <w:ind w:left="720" w:hanging="360"/>
-      </w:pPr>
-      <w:rPr>
-        <w:rFonts w:ascii="Symbol" w:hAnsi="Symbol" w:hint="default"/>
-      </w:rPr>
-    </w:lvl>
-    <w:lvl w:ilvl="1" w:tplc="04090003" w:tentative="1">
-      <w:start w:val="1"/>
-      <w:numFmt w:val="bullet"/>
-      <w:lvlText w:val="o"/>
-      <w:lvlJc w:val="left"/>
-      <w:pPr>
-        <w:ind w:left="1440" w:hanging="360"/>
-      </w:pPr>
-      <w:rPr>
-        <w:rFonts w:ascii="Courier New" w:hAnsi="Courier New" w:cs="Courier New" w:hint="default"/>
-      </w:rPr>
-    </w:lvl>
-    <w:lvl w:ilvl="2" w:tplc="04090005" w:tentative="1">
-      <w:start w:val="1"/>
-      <w:numFmt w:val="bullet"/>
-      <w:lvlText w:val=""/>
-      <w:lvlJc w:val="left"/>
-      <w:pPr>
-        <w:ind w:left="2160" w:hanging="360"/>
-      </w:pPr>
-      <w:rPr>
-        <w:rFonts w:ascii="Wingdings" w:hAnsi="Wingdings" w:hint="default"/>
-      </w:rPr>
-    </w:lvl>
-    <w:lvl w:ilvl="3" w:tplc="04090001" w:tentative="1">
-      <w:start w:val="1"/>
-      <w:numFmt w:val="bullet"/>
-      <w:lvlText w:val=""/>
-      <w:lvlJc w:val="left"/>
-      <w:pPr>
-        <w:ind w:left="2880" w:hanging="360"/>
-      </w:pPr>
-      <w:rPr>
-        <w:rFonts w:ascii="Symbol" w:hAnsi="Symbol" w:hint="default"/>
-      </w:rPr>
-    </w:lvl>
-    <w:lvl w:ilvl="4" w:tplc="04090003" w:tentative="1">
-      <w:start w:val="1"/>
-      <w:numFmt w:val="bullet"/>
-      <w:lvlText w:val="o"/>
-      <w:lvlJc w:val="left"/>
-      <w:pPr>
-        <w:ind w:left="3600" w:hanging="360"/>
-      </w:pPr>
-      <w:rPr>
-        <w:rFonts w:ascii="Courier New" w:hAnsi="Courier New" w:cs="Courier New" w:hint="default"/>
-      </w:rPr>
-    </w:lvl>
-    <w:lvl w:ilvl="5" w:tplc="04090005" w:tentative="1">
-      <w:start w:val="1"/>
-      <w:numFmt w:val="bullet"/>
-      <w:lvlText w:val=""/>
-      <w:lvlJc w:val="left"/>
-      <w:pPr>
-        <w:ind w:left="4320" w:hanging="360"/>
-      </w:pPr>
-      <w:rPr>
-        <w:rFonts w:ascii="Wingdings" w:hAnsi="Wingdings" w:hint="default"/>
-      </w:rPr>
-    </w:lvl>
-    <w:lvl w:ilvl="6" w:tplc="04090001" w:tentative="1">
-      <w:start w:val="1"/>
-      <w:numFmt w:val="bullet"/>
-      <w:lvlText w:val=""/>
-      <w:lvlJc w:val="left"/>
-      <w:pPr>
-        <w:ind w:left="5040" w:hanging="360"/>
-      </w:pPr>
-      <w:rPr>
-        <w:rFonts w:ascii="Symbol" w:hAnsi="Symbol" w:hint="default"/>
-      </w:rPr>
-    </w:lvl>
-    <w:lvl w:ilvl="7" w:tplc="04090003" w:tentative="1">
-      <w:start w:val="1"/>
-      <w:numFmt w:val="bullet"/>
-      <w:lvlText w:val="o"/>
-      <w:lvlJc w:val="left"/>
-      <w:pPr>
-        <w:ind w:left="5760" w:hanging="360"/>
-      </w:pPr>
-      <w:rPr>
-        <w:rFonts w:ascii="Courier New" w:hAnsi="Courier New" w:cs="Courier New" w:hint="default"/>
-      </w:rPr>
-    </w:lvl>
-    <w:lvl w:ilvl="8" w:tplc="04090005" w:tentative="1">
-      <w:start w:val="1"/>
-      <w:numFmt w:val="bullet"/>
-      <w:lvlText w:val=""/>
-      <w:lvlJc w:val="left"/>
-      <w:pPr>
-        <w:ind w:left="6480" w:hanging="360"/>
-      </w:pPr>
-      <w:rPr>
-        <w:rFonts w:ascii="Wingdings" w:hAnsi="Wingdings" w:hint="default"/>
-      </w:rPr>
-    </w:lvl>
-  </w:abstractNum>
-  <w:abstractNum w:abstractNumId="33" w15:restartNumberingAfterBreak="0">
+  <w:abstractNum w:abstractNumId="13" w15:restartNumberingAfterBreak="0">
     <w:nsid w:val="5409291E"/>
     <w:multiLevelType w:val="multilevel"/>
     <w:tmpl w:val="39802DD2"/>
@@ -9452,269 +6716,7 @@
       </w:pPr>
     </w:lvl>
   </w:abstractNum>
-  <w:abstractNum w:abstractNumId="34" w15:restartNumberingAfterBreak="0">
-    <w:nsid w:val="55166B0A"/>
-    <w:multiLevelType w:val="multilevel"/>
-    <w:tmpl w:val="77B4A94E"/>
-    <w:lvl w:ilvl="0">
-      <w:start w:val="1"/>
-      <w:numFmt w:val="bullet"/>
-      <w:lvlText w:val=""/>
-      <w:lvlJc w:val="left"/>
-      <w:pPr>
-        <w:tabs>
-          <w:tab w:val="num" w:pos="720"/>
-        </w:tabs>
-        <w:ind w:left="720" w:hanging="360"/>
-      </w:pPr>
-      <w:rPr>
-        <w:rFonts w:ascii="Symbol" w:hAnsi="Symbol" w:hint="default"/>
-        <w:sz w:val="20"/>
-      </w:rPr>
-    </w:lvl>
-    <w:lvl w:ilvl="1" w:tentative="1">
-      <w:start w:val="1"/>
-      <w:numFmt w:val="bullet"/>
-      <w:lvlText w:val="o"/>
-      <w:lvlJc w:val="left"/>
-      <w:pPr>
-        <w:tabs>
-          <w:tab w:val="num" w:pos="1440"/>
-        </w:tabs>
-        <w:ind w:left="1440" w:hanging="360"/>
-      </w:pPr>
-      <w:rPr>
-        <w:rFonts w:ascii="Courier New" w:hAnsi="Courier New" w:hint="default"/>
-        <w:sz w:val="20"/>
-      </w:rPr>
-    </w:lvl>
-    <w:lvl w:ilvl="2" w:tentative="1">
-      <w:start w:val="1"/>
-      <w:numFmt w:val="bullet"/>
-      <w:lvlText w:val=""/>
-      <w:lvlJc w:val="left"/>
-      <w:pPr>
-        <w:tabs>
-          <w:tab w:val="num" w:pos="2160"/>
-        </w:tabs>
-        <w:ind w:left="2160" w:hanging="360"/>
-      </w:pPr>
-      <w:rPr>
-        <w:rFonts w:ascii="Wingdings" w:hAnsi="Wingdings" w:hint="default"/>
-        <w:sz w:val="20"/>
-      </w:rPr>
-    </w:lvl>
-    <w:lvl w:ilvl="3" w:tentative="1">
-      <w:start w:val="1"/>
-      <w:numFmt w:val="bullet"/>
-      <w:lvlText w:val=""/>
-      <w:lvlJc w:val="left"/>
-      <w:pPr>
-        <w:tabs>
-          <w:tab w:val="num" w:pos="2880"/>
-        </w:tabs>
-        <w:ind w:left="2880" w:hanging="360"/>
-      </w:pPr>
-      <w:rPr>
-        <w:rFonts w:ascii="Wingdings" w:hAnsi="Wingdings" w:hint="default"/>
-        <w:sz w:val="20"/>
-      </w:rPr>
-    </w:lvl>
-    <w:lvl w:ilvl="4" w:tentative="1">
-      <w:start w:val="1"/>
-      <w:numFmt w:val="bullet"/>
-      <w:lvlText w:val=""/>
-      <w:lvlJc w:val="left"/>
-      <w:pPr>
-        <w:tabs>
-          <w:tab w:val="num" w:pos="3600"/>
-        </w:tabs>
-        <w:ind w:left="3600" w:hanging="360"/>
-      </w:pPr>
-      <w:rPr>
-        <w:rFonts w:ascii="Wingdings" w:hAnsi="Wingdings" w:hint="default"/>
-        <w:sz w:val="20"/>
-      </w:rPr>
-    </w:lvl>
-    <w:lvl w:ilvl="5" w:tentative="1">
-      <w:start w:val="1"/>
-      <w:numFmt w:val="bullet"/>
-      <w:lvlText w:val=""/>
-      <w:lvlJc w:val="left"/>
-      <w:pPr>
-        <w:tabs>
-          <w:tab w:val="num" w:pos="4320"/>
-        </w:tabs>
-        <w:ind w:left="4320" w:hanging="360"/>
-      </w:pPr>
-      <w:rPr>
-        <w:rFonts w:ascii="Wingdings" w:hAnsi="Wingdings" w:hint="default"/>
-        <w:sz w:val="20"/>
-      </w:rPr>
-    </w:lvl>
-    <w:lvl w:ilvl="6" w:tentative="1">
-      <w:start w:val="1"/>
-      <w:numFmt w:val="bullet"/>
-      <w:lvlText w:val=""/>
-      <w:lvlJc w:val="left"/>
-      <w:pPr>
-        <w:tabs>
-          <w:tab w:val="num" w:pos="5040"/>
-        </w:tabs>
-        <w:ind w:left="5040" w:hanging="360"/>
-      </w:pPr>
-      <w:rPr>
-        <w:rFonts w:ascii="Wingdings" w:hAnsi="Wingdings" w:hint="default"/>
-        <w:sz w:val="20"/>
-      </w:rPr>
-    </w:lvl>
-    <w:lvl w:ilvl="7" w:tentative="1">
-      <w:start w:val="1"/>
-      <w:numFmt w:val="bullet"/>
-      <w:lvlText w:val=""/>
-      <w:lvlJc w:val="left"/>
-      <w:pPr>
-        <w:tabs>
-          <w:tab w:val="num" w:pos="5760"/>
-        </w:tabs>
-        <w:ind w:left="5760" w:hanging="360"/>
-      </w:pPr>
-      <w:rPr>
-        <w:rFonts w:ascii="Wingdings" w:hAnsi="Wingdings" w:hint="default"/>
-        <w:sz w:val="20"/>
-      </w:rPr>
-    </w:lvl>
-    <w:lvl w:ilvl="8" w:tentative="1">
-      <w:start w:val="1"/>
-      <w:numFmt w:val="bullet"/>
-      <w:lvlText w:val=""/>
-      <w:lvlJc w:val="left"/>
-      <w:pPr>
-        <w:tabs>
-          <w:tab w:val="num" w:pos="6480"/>
-        </w:tabs>
-        <w:ind w:left="6480" w:hanging="360"/>
-      </w:pPr>
-      <w:rPr>
-        <w:rFonts w:ascii="Wingdings" w:hAnsi="Wingdings" w:hint="default"/>
-        <w:sz w:val="20"/>
-      </w:rPr>
-    </w:lvl>
-  </w:abstractNum>
-  <w:abstractNum w:abstractNumId="35" w15:restartNumberingAfterBreak="0">
-    <w:nsid w:val="568E4F27"/>
-    <w:multiLevelType w:val="hybridMultilevel"/>
-    <w:tmpl w:val="8CDA147C"/>
-    <w:lvl w:ilvl="0" w:tplc="04090001">
-      <w:start w:val="1"/>
-      <w:numFmt w:val="bullet"/>
-      <w:lvlText w:val=""/>
-      <w:lvlJc w:val="left"/>
-      <w:pPr>
-        <w:ind w:left="720" w:hanging="360"/>
-      </w:pPr>
-      <w:rPr>
-        <w:rFonts w:ascii="Symbol" w:hAnsi="Symbol" w:hint="default"/>
-      </w:rPr>
-    </w:lvl>
-    <w:lvl w:ilvl="1" w:tplc="04090003" w:tentative="1">
-      <w:start w:val="1"/>
-      <w:numFmt w:val="bullet"/>
-      <w:lvlText w:val="o"/>
-      <w:lvlJc w:val="left"/>
-      <w:pPr>
-        <w:ind w:left="1440" w:hanging="360"/>
-      </w:pPr>
-      <w:rPr>
-        <w:rFonts w:ascii="Courier New" w:hAnsi="Courier New" w:cs="Courier New" w:hint="default"/>
-      </w:rPr>
-    </w:lvl>
-    <w:lvl w:ilvl="2" w:tplc="04090005" w:tentative="1">
-      <w:start w:val="1"/>
-      <w:numFmt w:val="bullet"/>
-      <w:lvlText w:val=""/>
-      <w:lvlJc w:val="left"/>
-      <w:pPr>
-        <w:ind w:left="2160" w:hanging="360"/>
-      </w:pPr>
-      <w:rPr>
-        <w:rFonts w:ascii="Wingdings" w:hAnsi="Wingdings" w:hint="default"/>
-      </w:rPr>
-    </w:lvl>
-    <w:lvl w:ilvl="3" w:tplc="04090001" w:tentative="1">
-      <w:start w:val="1"/>
-      <w:numFmt w:val="bullet"/>
-      <w:lvlText w:val=""/>
-      <w:lvlJc w:val="left"/>
-      <w:pPr>
-        <w:ind w:left="2880" w:hanging="360"/>
-      </w:pPr>
-      <w:rPr>
-        <w:rFonts w:ascii="Symbol" w:hAnsi="Symbol" w:hint="default"/>
-      </w:rPr>
-    </w:lvl>
-    <w:lvl w:ilvl="4" w:tplc="04090003" w:tentative="1">
-      <w:start w:val="1"/>
-      <w:numFmt w:val="bullet"/>
-      <w:lvlText w:val="o"/>
-      <w:lvlJc w:val="left"/>
-      <w:pPr>
-        <w:ind w:left="3600" w:hanging="360"/>
-      </w:pPr>
-      <w:rPr>
-        <w:rFonts w:ascii="Courier New" w:hAnsi="Courier New" w:cs="Courier New" w:hint="default"/>
-      </w:rPr>
-    </w:lvl>
-    <w:lvl w:ilvl="5" w:tplc="04090005" w:tentative="1">
-      <w:start w:val="1"/>
-      <w:numFmt w:val="bullet"/>
-      <w:lvlText w:val=""/>
-      <w:lvlJc w:val="left"/>
-      <w:pPr>
-        <w:ind w:left="4320" w:hanging="360"/>
-      </w:pPr>
-      <w:rPr>
-        <w:rFonts w:ascii="Wingdings" w:hAnsi="Wingdings" w:hint="default"/>
-      </w:rPr>
-    </w:lvl>
-    <w:lvl w:ilvl="6" w:tplc="04090001" w:tentative="1">
-      <w:start w:val="1"/>
-      <w:numFmt w:val="bullet"/>
-      <w:lvlText w:val=""/>
-      <w:lvlJc w:val="left"/>
-      <w:pPr>
-        <w:ind w:left="5040" w:hanging="360"/>
-      </w:pPr>
-      <w:rPr>
-        <w:rFonts w:ascii="Symbol" w:hAnsi="Symbol" w:hint="default"/>
-      </w:rPr>
-    </w:lvl>
-    <w:lvl w:ilvl="7" w:tplc="04090003" w:tentative="1">
-      <w:start w:val="1"/>
-      <w:numFmt w:val="bullet"/>
-      <w:lvlText w:val="o"/>
-      <w:lvlJc w:val="left"/>
-      <w:pPr>
-        <w:ind w:left="5760" w:hanging="360"/>
-      </w:pPr>
-      <w:rPr>
-        <w:rFonts w:ascii="Courier New" w:hAnsi="Courier New" w:cs="Courier New" w:hint="default"/>
-      </w:rPr>
-    </w:lvl>
-    <w:lvl w:ilvl="8" w:tplc="04090005" w:tentative="1">
-      <w:start w:val="1"/>
-      <w:numFmt w:val="bullet"/>
-      <w:lvlText w:val=""/>
-      <w:lvlJc w:val="left"/>
-      <w:pPr>
-        <w:ind w:left="6480" w:hanging="360"/>
-      </w:pPr>
-      <w:rPr>
-        <w:rFonts w:ascii="Wingdings" w:hAnsi="Wingdings" w:hint="default"/>
-      </w:rPr>
-    </w:lvl>
-  </w:abstractNum>
-  <w:abstractNum w:abstractNumId="36" w15:restartNumberingAfterBreak="0">
+  <w:abstractNum w:abstractNumId="14" w15:restartNumberingAfterBreak="0">
     <w:nsid w:val="5827221F"/>
     <w:multiLevelType w:val="multilevel"/>
     <w:tmpl w:val="59883C8E"/>
@@ -9863,269 +6865,7 @@
       </w:rPr>
     </w:lvl>
   </w:abstractNum>
-  <w:abstractNum w:abstractNumId="37" w15:restartNumberingAfterBreak="0">
-    <w:nsid w:val="59E1619E"/>
-    <w:multiLevelType w:val="multilevel"/>
-    <w:tmpl w:val="83B08DC4"/>
-    <w:lvl w:ilvl="0">
-      <w:start w:val="1"/>
-      <w:numFmt w:val="bullet"/>
-      <w:lvlText w:val=""/>
-      <w:lvlJc w:val="left"/>
-      <w:pPr>
-        <w:tabs>
-          <w:tab w:val="num" w:pos="720"/>
-        </w:tabs>
-        <w:ind w:left="720" w:hanging="360"/>
-      </w:pPr>
-      <w:rPr>
-        <w:rFonts w:ascii="Symbol" w:hAnsi="Symbol" w:hint="default"/>
-        <w:sz w:val="20"/>
-      </w:rPr>
-    </w:lvl>
-    <w:lvl w:ilvl="1" w:tentative="1">
-      <w:start w:val="1"/>
-      <w:numFmt w:val="bullet"/>
-      <w:lvlText w:val="o"/>
-      <w:lvlJc w:val="left"/>
-      <w:pPr>
-        <w:tabs>
-          <w:tab w:val="num" w:pos="1440"/>
-        </w:tabs>
-        <w:ind w:left="1440" w:hanging="360"/>
-      </w:pPr>
-      <w:rPr>
-        <w:rFonts w:ascii="Courier New" w:hAnsi="Courier New" w:hint="default"/>
-        <w:sz w:val="20"/>
-      </w:rPr>
-    </w:lvl>
-    <w:lvl w:ilvl="2" w:tentative="1">
-      <w:start w:val="1"/>
-      <w:numFmt w:val="bullet"/>
-      <w:lvlText w:val=""/>
-      <w:lvlJc w:val="left"/>
-      <w:pPr>
-        <w:tabs>
-          <w:tab w:val="num" w:pos="2160"/>
-        </w:tabs>
-        <w:ind w:left="2160" w:hanging="360"/>
-      </w:pPr>
-      <w:rPr>
-        <w:rFonts w:ascii="Wingdings" w:hAnsi="Wingdings" w:hint="default"/>
-        <w:sz w:val="20"/>
-      </w:rPr>
-    </w:lvl>
-    <w:lvl w:ilvl="3" w:tentative="1">
-      <w:start w:val="1"/>
-      <w:numFmt w:val="bullet"/>
-      <w:lvlText w:val=""/>
-      <w:lvlJc w:val="left"/>
-      <w:pPr>
-        <w:tabs>
-          <w:tab w:val="num" w:pos="2880"/>
-        </w:tabs>
-        <w:ind w:left="2880" w:hanging="360"/>
-      </w:pPr>
-      <w:rPr>
-        <w:rFonts w:ascii="Wingdings" w:hAnsi="Wingdings" w:hint="default"/>
-        <w:sz w:val="20"/>
-      </w:rPr>
-    </w:lvl>
-    <w:lvl w:ilvl="4" w:tentative="1">
-      <w:start w:val="1"/>
-      <w:numFmt w:val="bullet"/>
-      <w:lvlText w:val=""/>
-      <w:lvlJc w:val="left"/>
-      <w:pPr>
-        <w:tabs>
-          <w:tab w:val="num" w:pos="3600"/>
-        </w:tabs>
-        <w:ind w:left="3600" w:hanging="360"/>
-      </w:pPr>
-      <w:rPr>
-        <w:rFonts w:ascii="Wingdings" w:hAnsi="Wingdings" w:hint="default"/>
-        <w:sz w:val="20"/>
-      </w:rPr>
-    </w:lvl>
-    <w:lvl w:ilvl="5" w:tentative="1">
-      <w:start w:val="1"/>
-      <w:numFmt w:val="bullet"/>
-      <w:lvlText w:val=""/>
-      <w:lvlJc w:val="left"/>
-      <w:pPr>
-        <w:tabs>
-          <w:tab w:val="num" w:pos="4320"/>
-        </w:tabs>
-        <w:ind w:left="4320" w:hanging="360"/>
-      </w:pPr>
-      <w:rPr>
-        <w:rFonts w:ascii="Wingdings" w:hAnsi="Wingdings" w:hint="default"/>
-        <w:sz w:val="20"/>
-      </w:rPr>
-    </w:lvl>
-    <w:lvl w:ilvl="6" w:tentative="1">
-      <w:start w:val="1"/>
-      <w:numFmt w:val="bullet"/>
-      <w:lvlText w:val=""/>
-      <w:lvlJc w:val="left"/>
-      <w:pPr>
-        <w:tabs>
-          <w:tab w:val="num" w:pos="5040"/>
-        </w:tabs>
-        <w:ind w:left="5040" w:hanging="360"/>
-      </w:pPr>
-      <w:rPr>
-        <w:rFonts w:ascii="Wingdings" w:hAnsi="Wingdings" w:hint="default"/>
-        <w:sz w:val="20"/>
-      </w:rPr>
-    </w:lvl>
-    <w:lvl w:ilvl="7" w:tentative="1">
-      <w:start w:val="1"/>
-      <w:numFmt w:val="bullet"/>
-      <w:lvlText w:val=""/>
-      <w:lvlJc w:val="left"/>
-      <w:pPr>
-        <w:tabs>
-          <w:tab w:val="num" w:pos="5760"/>
-        </w:tabs>
-        <w:ind w:left="5760" w:hanging="360"/>
-      </w:pPr>
-      <w:rPr>
-        <w:rFonts w:ascii="Wingdings" w:hAnsi="Wingdings" w:hint="default"/>
-        <w:sz w:val="20"/>
-      </w:rPr>
-    </w:lvl>
-    <w:lvl w:ilvl="8" w:tentative="1">
-      <w:start w:val="1"/>
-      <w:numFmt w:val="bullet"/>
-      <w:lvlText w:val=""/>
-      <w:lvlJc w:val="left"/>
-      <w:pPr>
-        <w:tabs>
-          <w:tab w:val="num" w:pos="6480"/>
-        </w:tabs>
-        <w:ind w:left="6480" w:hanging="360"/>
-      </w:pPr>
-      <w:rPr>
-        <w:rFonts w:ascii="Wingdings" w:hAnsi="Wingdings" w:hint="default"/>
-        <w:sz w:val="20"/>
-      </w:rPr>
-    </w:lvl>
-  </w:abstractNum>
-  <w:abstractNum w:abstractNumId="38" w15:restartNumberingAfterBreak="0">
-    <w:nsid w:val="5B576B1A"/>
-    <w:multiLevelType w:val="hybridMultilevel"/>
-    <w:tmpl w:val="071AF06E"/>
-    <w:lvl w:ilvl="0" w:tplc="04090001">
-      <w:start w:val="1"/>
-      <w:numFmt w:val="bullet"/>
-      <w:lvlText w:val=""/>
-      <w:lvlJc w:val="left"/>
-      <w:pPr>
-        <w:ind w:left="720" w:hanging="360"/>
-      </w:pPr>
-      <w:rPr>
-        <w:rFonts w:ascii="Symbol" w:hAnsi="Symbol" w:hint="default"/>
-      </w:rPr>
-    </w:lvl>
-    <w:lvl w:ilvl="1" w:tplc="04090003" w:tentative="1">
-      <w:start w:val="1"/>
-      <w:numFmt w:val="bullet"/>
-      <w:lvlText w:val="o"/>
-      <w:lvlJc w:val="left"/>
-      <w:pPr>
-        <w:ind w:left="1440" w:hanging="360"/>
-      </w:pPr>
-      <w:rPr>
-        <w:rFonts w:ascii="Courier New" w:hAnsi="Courier New" w:cs="Courier New" w:hint="default"/>
-      </w:rPr>
-    </w:lvl>
-    <w:lvl w:ilvl="2" w:tplc="04090005" w:tentative="1">
-      <w:start w:val="1"/>
-      <w:numFmt w:val="bullet"/>
-      <w:lvlText w:val=""/>
-      <w:lvlJc w:val="left"/>
-      <w:pPr>
-        <w:ind w:left="2160" w:hanging="360"/>
-      </w:pPr>
-      <w:rPr>
-        <w:rFonts w:ascii="Wingdings" w:hAnsi="Wingdings" w:hint="default"/>
-      </w:rPr>
-    </w:lvl>
-    <w:lvl w:ilvl="3" w:tplc="04090001" w:tentative="1">
-      <w:start w:val="1"/>
-      <w:numFmt w:val="bullet"/>
-      <w:lvlText w:val=""/>
-      <w:lvlJc w:val="left"/>
-      <w:pPr>
-        <w:ind w:left="2880" w:hanging="360"/>
-      </w:pPr>
-      <w:rPr>
-        <w:rFonts w:ascii="Symbol" w:hAnsi="Symbol" w:hint="default"/>
-      </w:rPr>
-    </w:lvl>
-    <w:lvl w:ilvl="4" w:tplc="04090003" w:tentative="1">
-      <w:start w:val="1"/>
-      <w:numFmt w:val="bullet"/>
-      <w:lvlText w:val="o"/>
-      <w:lvlJc w:val="left"/>
-      <w:pPr>
-        <w:ind w:left="3600" w:hanging="360"/>
-      </w:pPr>
-      <w:rPr>
-        <w:rFonts w:ascii="Courier New" w:hAnsi="Courier New" w:cs="Courier New" w:hint="default"/>
-      </w:rPr>
-    </w:lvl>
-    <w:lvl w:ilvl="5" w:tplc="04090005" w:tentative="1">
-      <w:start w:val="1"/>
-      <w:numFmt w:val="bullet"/>
-      <w:lvlText w:val=""/>
-      <w:lvlJc w:val="left"/>
-      <w:pPr>
-        <w:ind w:left="4320" w:hanging="360"/>
-      </w:pPr>
-      <w:rPr>
-        <w:rFonts w:ascii="Wingdings" w:hAnsi="Wingdings" w:hint="default"/>
-      </w:rPr>
-    </w:lvl>
-    <w:lvl w:ilvl="6" w:tplc="04090001" w:tentative="1">
-      <w:start w:val="1"/>
-      <w:numFmt w:val="bullet"/>
-      <w:lvlText w:val=""/>
-      <w:lvlJc w:val="left"/>
-      <w:pPr>
-        <w:ind w:left="5040" w:hanging="360"/>
-      </w:pPr>
-      <w:rPr>
-        <w:rFonts w:ascii="Symbol" w:hAnsi="Symbol" w:hint="default"/>
-      </w:rPr>
-    </w:lvl>
-    <w:lvl w:ilvl="7" w:tplc="04090003" w:tentative="1">
-      <w:start w:val="1"/>
-      <w:numFmt w:val="bullet"/>
-      <w:lvlText w:val="o"/>
-      <w:lvlJc w:val="left"/>
-      <w:pPr>
-        <w:ind w:left="5760" w:hanging="360"/>
-      </w:pPr>
-      <w:rPr>
-        <w:rFonts w:ascii="Courier New" w:hAnsi="Courier New" w:cs="Courier New" w:hint="default"/>
-      </w:rPr>
-    </w:lvl>
-    <w:lvl w:ilvl="8" w:tplc="04090005" w:tentative="1">
-      <w:start w:val="1"/>
-      <w:numFmt w:val="bullet"/>
-      <w:lvlText w:val=""/>
-      <w:lvlJc w:val="left"/>
-      <w:pPr>
-        <w:ind w:left="6480" w:hanging="360"/>
-      </w:pPr>
-      <w:rPr>
-        <w:rFonts w:ascii="Wingdings" w:hAnsi="Wingdings" w:hint="default"/>
-      </w:rPr>
-    </w:lvl>
-  </w:abstractNum>
-  <w:abstractNum w:abstractNumId="39" w15:restartNumberingAfterBreak="0">
+  <w:abstractNum w:abstractNumId="15" w15:restartNumberingAfterBreak="0">
     <w:nsid w:val="637965F4"/>
     <w:multiLevelType w:val="hybridMultilevel"/>
     <w:tmpl w:val="6E8C87A8"/>
@@ -10238,7 +6978,7 @@
       </w:rPr>
     </w:lvl>
   </w:abstractNum>
-  <w:abstractNum w:abstractNumId="40" w15:restartNumberingAfterBreak="0">
+  <w:abstractNum w:abstractNumId="16" w15:restartNumberingAfterBreak="0">
     <w:nsid w:val="64893688"/>
     <w:multiLevelType w:val="multilevel"/>
     <w:tmpl w:val="75E08EE4"/>
@@ -10355,269 +7095,7 @@
       </w:pPr>
     </w:lvl>
   </w:abstractNum>
-  <w:abstractNum w:abstractNumId="41" w15:restartNumberingAfterBreak="0">
-    <w:nsid w:val="69582400"/>
-    <w:multiLevelType w:val="multilevel"/>
-    <w:tmpl w:val="7658909C"/>
-    <w:lvl w:ilvl="0">
-      <w:start w:val="1"/>
-      <w:numFmt w:val="bullet"/>
-      <w:lvlText w:val=""/>
-      <w:lvlJc w:val="left"/>
-      <w:pPr>
-        <w:tabs>
-          <w:tab w:val="num" w:pos="720"/>
-        </w:tabs>
-        <w:ind w:left="720" w:hanging="360"/>
-      </w:pPr>
-      <w:rPr>
-        <w:rFonts w:ascii="Symbol" w:hAnsi="Symbol" w:hint="default"/>
-        <w:sz w:val="20"/>
-      </w:rPr>
-    </w:lvl>
-    <w:lvl w:ilvl="1">
-      <w:start w:val="1"/>
-      <w:numFmt w:val="bullet"/>
-      <w:lvlText w:val="o"/>
-      <w:lvlJc w:val="left"/>
-      <w:pPr>
-        <w:tabs>
-          <w:tab w:val="num" w:pos="1440"/>
-        </w:tabs>
-        <w:ind w:left="1440" w:hanging="360"/>
-      </w:pPr>
-      <w:rPr>
-        <w:rFonts w:ascii="Courier New" w:hAnsi="Courier New" w:hint="default"/>
-        <w:sz w:val="20"/>
-      </w:rPr>
-    </w:lvl>
-    <w:lvl w:ilvl="2" w:tentative="1">
-      <w:start w:val="1"/>
-      <w:numFmt w:val="bullet"/>
-      <w:lvlText w:val=""/>
-      <w:lvlJc w:val="left"/>
-      <w:pPr>
-        <w:tabs>
-          <w:tab w:val="num" w:pos="2160"/>
-        </w:tabs>
-        <w:ind w:left="2160" w:hanging="360"/>
-      </w:pPr>
-      <w:rPr>
-        <w:rFonts w:ascii="Wingdings" w:hAnsi="Wingdings" w:hint="default"/>
-        <w:sz w:val="20"/>
-      </w:rPr>
-    </w:lvl>
-    <w:lvl w:ilvl="3" w:tentative="1">
-      <w:start w:val="1"/>
-      <w:numFmt w:val="bullet"/>
-      <w:lvlText w:val=""/>
-      <w:lvlJc w:val="left"/>
-      <w:pPr>
-        <w:tabs>
-          <w:tab w:val="num" w:pos="2880"/>
-        </w:tabs>
-        <w:ind w:left="2880" w:hanging="360"/>
-      </w:pPr>
-      <w:rPr>
-        <w:rFonts w:ascii="Wingdings" w:hAnsi="Wingdings" w:hint="default"/>
-        <w:sz w:val="20"/>
-      </w:rPr>
-    </w:lvl>
-    <w:lvl w:ilvl="4" w:tentative="1">
-      <w:start w:val="1"/>
-      <w:numFmt w:val="bullet"/>
-      <w:lvlText w:val=""/>
-      <w:lvlJc w:val="left"/>
-      <w:pPr>
-        <w:tabs>
-          <w:tab w:val="num" w:pos="3600"/>
-        </w:tabs>
-        <w:ind w:left="3600" w:hanging="360"/>
-      </w:pPr>
-      <w:rPr>
-        <w:rFonts w:ascii="Wingdings" w:hAnsi="Wingdings" w:hint="default"/>
-        <w:sz w:val="20"/>
-      </w:rPr>
-    </w:lvl>
-    <w:lvl w:ilvl="5" w:tentative="1">
-      <w:start w:val="1"/>
-      <w:numFmt w:val="bullet"/>
-      <w:lvlText w:val=""/>
-      <w:lvlJc w:val="left"/>
-      <w:pPr>
-        <w:tabs>
-          <w:tab w:val="num" w:pos="4320"/>
-        </w:tabs>
-        <w:ind w:left="4320" w:hanging="360"/>
-      </w:pPr>
-      <w:rPr>
-        <w:rFonts w:ascii="Wingdings" w:hAnsi="Wingdings" w:hint="default"/>
-        <w:sz w:val="20"/>
-      </w:rPr>
-    </w:lvl>
-    <w:lvl w:ilvl="6" w:tentative="1">
-      <w:start w:val="1"/>
-      <w:numFmt w:val="bullet"/>
-      <w:lvlText w:val=""/>
-      <w:lvlJc w:val="left"/>
-      <w:pPr>
-        <w:tabs>
-          <w:tab w:val="num" w:pos="5040"/>
-        </w:tabs>
-        <w:ind w:left="5040" w:hanging="360"/>
-      </w:pPr>
-      <w:rPr>
-        <w:rFonts w:ascii="Wingdings" w:hAnsi="Wingdings" w:hint="default"/>
-        <w:sz w:val="20"/>
-      </w:rPr>
-    </w:lvl>
-    <w:lvl w:ilvl="7" w:tentative="1">
-      <w:start w:val="1"/>
-      <w:numFmt w:val="bullet"/>
-      <w:lvlText w:val=""/>
-      <w:lvlJc w:val="left"/>
-      <w:pPr>
-        <w:tabs>
-          <w:tab w:val="num" w:pos="5760"/>
-        </w:tabs>
-        <w:ind w:left="5760" w:hanging="360"/>
-      </w:pPr>
-      <w:rPr>
-        <w:rFonts w:ascii="Wingdings" w:hAnsi="Wingdings" w:hint="default"/>
-        <w:sz w:val="20"/>
-      </w:rPr>
-    </w:lvl>
-    <w:lvl w:ilvl="8" w:tentative="1">
-      <w:start w:val="1"/>
-      <w:numFmt w:val="bullet"/>
-      <w:lvlText w:val=""/>
-      <w:lvlJc w:val="left"/>
-      <w:pPr>
-        <w:tabs>
-          <w:tab w:val="num" w:pos="6480"/>
-        </w:tabs>
-        <w:ind w:left="6480" w:hanging="360"/>
-      </w:pPr>
-      <w:rPr>
-        <w:rFonts w:ascii="Wingdings" w:hAnsi="Wingdings" w:hint="default"/>
-        <w:sz w:val="20"/>
-      </w:rPr>
-    </w:lvl>
-  </w:abstractNum>
-  <w:abstractNum w:abstractNumId="42" w15:restartNumberingAfterBreak="0">
-    <w:nsid w:val="6E9C35FD"/>
-    <w:multiLevelType w:val="hybridMultilevel"/>
-    <w:tmpl w:val="F8325702"/>
-    <w:lvl w:ilvl="0" w:tplc="04090001">
-      <w:start w:val="1"/>
-      <w:numFmt w:val="bullet"/>
-      <w:lvlText w:val=""/>
-      <w:lvlJc w:val="left"/>
-      <w:pPr>
-        <w:ind w:left="720" w:hanging="360"/>
-      </w:pPr>
-      <w:rPr>
-        <w:rFonts w:ascii="Symbol" w:hAnsi="Symbol" w:hint="default"/>
-      </w:rPr>
-    </w:lvl>
-    <w:lvl w:ilvl="1" w:tplc="04090003" w:tentative="1">
-      <w:start w:val="1"/>
-      <w:numFmt w:val="bullet"/>
-      <w:lvlText w:val="o"/>
-      <w:lvlJc w:val="left"/>
-      <w:pPr>
-        <w:ind w:left="1440" w:hanging="360"/>
-      </w:pPr>
-      <w:rPr>
-        <w:rFonts w:ascii="Courier New" w:hAnsi="Courier New" w:cs="Courier New" w:hint="default"/>
-      </w:rPr>
-    </w:lvl>
-    <w:lvl w:ilvl="2" w:tplc="04090005" w:tentative="1">
-      <w:start w:val="1"/>
-      <w:numFmt w:val="bullet"/>
-      <w:lvlText w:val=""/>
-      <w:lvlJc w:val="left"/>
-      <w:pPr>
-        <w:ind w:left="2160" w:hanging="360"/>
-      </w:pPr>
-      <w:rPr>
-        <w:rFonts w:ascii="Wingdings" w:hAnsi="Wingdings" w:hint="default"/>
-      </w:rPr>
-    </w:lvl>
-    <w:lvl w:ilvl="3" w:tplc="04090001" w:tentative="1">
-      <w:start w:val="1"/>
-      <w:numFmt w:val="bullet"/>
-      <w:lvlText w:val=""/>
-      <w:lvlJc w:val="left"/>
-      <w:pPr>
-        <w:ind w:left="2880" w:hanging="360"/>
-      </w:pPr>
-      <w:rPr>
-        <w:rFonts w:ascii="Symbol" w:hAnsi="Symbol" w:hint="default"/>
-      </w:rPr>
-    </w:lvl>
-    <w:lvl w:ilvl="4" w:tplc="04090003" w:tentative="1">
-      <w:start w:val="1"/>
-      <w:numFmt w:val="bullet"/>
-      <w:lvlText w:val="o"/>
-      <w:lvlJc w:val="left"/>
-      <w:pPr>
-        <w:ind w:left="3600" w:hanging="360"/>
-      </w:pPr>
-      <w:rPr>
-        <w:rFonts w:ascii="Courier New" w:hAnsi="Courier New" w:cs="Courier New" w:hint="default"/>
-      </w:rPr>
-    </w:lvl>
-    <w:lvl w:ilvl="5" w:tplc="04090005" w:tentative="1">
-      <w:start w:val="1"/>
-      <w:numFmt w:val="bullet"/>
-      <w:lvlText w:val=""/>
-      <w:lvlJc w:val="left"/>
-      <w:pPr>
-        <w:ind w:left="4320" w:hanging="360"/>
-      </w:pPr>
-      <w:rPr>
-        <w:rFonts w:ascii="Wingdings" w:hAnsi="Wingdings" w:hint="default"/>
-      </w:rPr>
-    </w:lvl>
-    <w:lvl w:ilvl="6" w:tplc="04090001" w:tentative="1">
-      <w:start w:val="1"/>
-      <w:numFmt w:val="bullet"/>
-      <w:lvlText w:val=""/>
-      <w:lvlJc w:val="left"/>
-      <w:pPr>
-        <w:ind w:left="5040" w:hanging="360"/>
-      </w:pPr>
-      <w:rPr>
-        <w:rFonts w:ascii="Symbol" w:hAnsi="Symbol" w:hint="default"/>
-      </w:rPr>
-    </w:lvl>
-    <w:lvl w:ilvl="7" w:tplc="04090003" w:tentative="1">
-      <w:start w:val="1"/>
-      <w:numFmt w:val="bullet"/>
-      <w:lvlText w:val="o"/>
-      <w:lvlJc w:val="left"/>
-      <w:pPr>
-        <w:ind w:left="5760" w:hanging="360"/>
-      </w:pPr>
-      <w:rPr>
-        <w:rFonts w:ascii="Courier New" w:hAnsi="Courier New" w:cs="Courier New" w:hint="default"/>
-      </w:rPr>
-    </w:lvl>
-    <w:lvl w:ilvl="8" w:tplc="04090005" w:tentative="1">
-      <w:start w:val="1"/>
-      <w:numFmt w:val="bullet"/>
-      <w:lvlText w:val=""/>
-      <w:lvlJc w:val="left"/>
-      <w:pPr>
-        <w:ind w:left="6480" w:hanging="360"/>
-      </w:pPr>
-      <w:rPr>
-        <w:rFonts w:ascii="Wingdings" w:hAnsi="Wingdings" w:hint="default"/>
-      </w:rPr>
-    </w:lvl>
-  </w:abstractNum>
-  <w:abstractNum w:abstractNumId="43" w15:restartNumberingAfterBreak="0">
+  <w:abstractNum w:abstractNumId="17" w15:restartNumberingAfterBreak="0">
     <w:nsid w:val="787165B9"/>
     <w:multiLevelType w:val="multilevel"/>
     <w:tmpl w:val="4FD055D2"/>
@@ -10766,283 +7244,53 @@
       </w:rPr>
     </w:lvl>
   </w:abstractNum>
-  <w:abstractNum w:abstractNumId="44" w15:restartNumberingAfterBreak="0">
-    <w:nsid w:val="7F855DA0"/>
-    <w:multiLevelType w:val="multilevel"/>
-    <w:tmpl w:val="1736F6D4"/>
-    <w:lvl w:ilvl="0">
-      <w:start w:val="1"/>
-      <w:numFmt w:val="bullet"/>
-      <w:lvlText w:val=""/>
-      <w:lvlJc w:val="left"/>
-      <w:pPr>
-        <w:tabs>
-          <w:tab w:val="num" w:pos="720"/>
-        </w:tabs>
-        <w:ind w:left="720" w:hanging="360"/>
-      </w:pPr>
-      <w:rPr>
-        <w:rFonts w:ascii="Symbol" w:hAnsi="Symbol" w:hint="default"/>
-        <w:sz w:val="20"/>
-      </w:rPr>
-    </w:lvl>
-    <w:lvl w:ilvl="1" w:tentative="1">
-      <w:start w:val="1"/>
-      <w:numFmt w:val="bullet"/>
-      <w:lvlText w:val="o"/>
-      <w:lvlJc w:val="left"/>
-      <w:pPr>
-        <w:tabs>
-          <w:tab w:val="num" w:pos="1440"/>
-        </w:tabs>
-        <w:ind w:left="1440" w:hanging="360"/>
-      </w:pPr>
-      <w:rPr>
-        <w:rFonts w:ascii="Courier New" w:hAnsi="Courier New" w:hint="default"/>
-        <w:sz w:val="20"/>
-      </w:rPr>
-    </w:lvl>
-    <w:lvl w:ilvl="2" w:tentative="1">
-      <w:start w:val="1"/>
-      <w:numFmt w:val="bullet"/>
-      <w:lvlText w:val=""/>
-      <w:lvlJc w:val="left"/>
-      <w:pPr>
-        <w:tabs>
-          <w:tab w:val="num" w:pos="2160"/>
-        </w:tabs>
-        <w:ind w:left="2160" w:hanging="360"/>
-      </w:pPr>
-      <w:rPr>
-        <w:rFonts w:ascii="Wingdings" w:hAnsi="Wingdings" w:hint="default"/>
-        <w:sz w:val="20"/>
-      </w:rPr>
-    </w:lvl>
-    <w:lvl w:ilvl="3" w:tentative="1">
-      <w:start w:val="1"/>
-      <w:numFmt w:val="bullet"/>
-      <w:lvlText w:val=""/>
-      <w:lvlJc w:val="left"/>
-      <w:pPr>
-        <w:tabs>
-          <w:tab w:val="num" w:pos="2880"/>
-        </w:tabs>
-        <w:ind w:left="2880" w:hanging="360"/>
-      </w:pPr>
-      <w:rPr>
-        <w:rFonts w:ascii="Wingdings" w:hAnsi="Wingdings" w:hint="default"/>
-        <w:sz w:val="20"/>
-      </w:rPr>
-    </w:lvl>
-    <w:lvl w:ilvl="4" w:tentative="1">
-      <w:start w:val="1"/>
-      <w:numFmt w:val="bullet"/>
-      <w:lvlText w:val=""/>
-      <w:lvlJc w:val="left"/>
-      <w:pPr>
-        <w:tabs>
-          <w:tab w:val="num" w:pos="3600"/>
-        </w:tabs>
-        <w:ind w:left="3600" w:hanging="360"/>
-      </w:pPr>
-      <w:rPr>
-        <w:rFonts w:ascii="Wingdings" w:hAnsi="Wingdings" w:hint="default"/>
-        <w:sz w:val="20"/>
-      </w:rPr>
-    </w:lvl>
-    <w:lvl w:ilvl="5" w:tentative="1">
-      <w:start w:val="1"/>
-      <w:numFmt w:val="bullet"/>
-      <w:lvlText w:val=""/>
-      <w:lvlJc w:val="left"/>
-      <w:pPr>
-        <w:tabs>
-          <w:tab w:val="num" w:pos="4320"/>
-        </w:tabs>
-        <w:ind w:left="4320" w:hanging="360"/>
-      </w:pPr>
-      <w:rPr>
-        <w:rFonts w:ascii="Wingdings" w:hAnsi="Wingdings" w:hint="default"/>
-        <w:sz w:val="20"/>
-      </w:rPr>
-    </w:lvl>
-    <w:lvl w:ilvl="6" w:tentative="1">
-      <w:start w:val="1"/>
-      <w:numFmt w:val="bullet"/>
-      <w:lvlText w:val=""/>
-      <w:lvlJc w:val="left"/>
-      <w:pPr>
-        <w:tabs>
-          <w:tab w:val="num" w:pos="5040"/>
-        </w:tabs>
-        <w:ind w:left="5040" w:hanging="360"/>
-      </w:pPr>
-      <w:rPr>
-        <w:rFonts w:ascii="Wingdings" w:hAnsi="Wingdings" w:hint="default"/>
-        <w:sz w:val="20"/>
-      </w:rPr>
-    </w:lvl>
-    <w:lvl w:ilvl="7" w:tentative="1">
-      <w:start w:val="1"/>
-      <w:numFmt w:val="bullet"/>
-      <w:lvlText w:val=""/>
-      <w:lvlJc w:val="left"/>
-      <w:pPr>
-        <w:tabs>
-          <w:tab w:val="num" w:pos="5760"/>
-        </w:tabs>
-        <w:ind w:left="5760" w:hanging="360"/>
-      </w:pPr>
-      <w:rPr>
-        <w:rFonts w:ascii="Wingdings" w:hAnsi="Wingdings" w:hint="default"/>
-        <w:sz w:val="20"/>
-      </w:rPr>
-    </w:lvl>
-    <w:lvl w:ilvl="8" w:tentative="1">
-      <w:start w:val="1"/>
-      <w:numFmt w:val="bullet"/>
-      <w:lvlText w:val=""/>
-      <w:lvlJc w:val="left"/>
-      <w:pPr>
-        <w:tabs>
-          <w:tab w:val="num" w:pos="6480"/>
-        </w:tabs>
-        <w:ind w:left="6480" w:hanging="360"/>
-      </w:pPr>
-      <w:rPr>
-        <w:rFonts w:ascii="Wingdings" w:hAnsi="Wingdings" w:hint="default"/>
-        <w:sz w:val="20"/>
-      </w:rPr>
-    </w:lvl>
-  </w:abstractNum>
-  <w:num w:numId="1" w16cid:durableId="1340042077">
-    <w:abstractNumId w:val="21"/>
+  <w:num w:numId="1" w16cid:durableId="691494907">
+    <w:abstractNumId w:val="15"/>
   </w:num>
-  <w:num w:numId="2" w16cid:durableId="1709527625">
+  <w:num w:numId="2" w16cid:durableId="1055087718">
+    <w:abstractNumId w:val="9"/>
+  </w:num>
+  <w:num w:numId="3" w16cid:durableId="914320673">
+    <w:abstractNumId w:val="14"/>
+  </w:num>
+  <w:num w:numId="4" w16cid:durableId="1243643858">
+    <w:abstractNumId w:val="12"/>
+  </w:num>
+  <w:num w:numId="5" w16cid:durableId="1568764095">
+    <w:abstractNumId w:val="17"/>
+  </w:num>
+  <w:num w:numId="6" w16cid:durableId="1156455482">
     <w:abstractNumId w:val="6"/>
   </w:num>
-  <w:num w:numId="3" w16cid:durableId="986976298">
+  <w:num w:numId="7" w16cid:durableId="127557929">
+    <w:abstractNumId w:val="4"/>
+  </w:num>
+  <w:num w:numId="8" w16cid:durableId="558320998">
     <w:abstractNumId w:val="1"/>
   </w:num>
-  <w:num w:numId="4" w16cid:durableId="2049990192">
-    <w:abstractNumId w:val="29"/>
+  <w:num w:numId="9" w16cid:durableId="1853227057">
+    <w:abstractNumId w:val="3"/>
   </w:num>
-  <w:num w:numId="5" w16cid:durableId="1111585720">
-    <w:abstractNumId w:val="12"/>
+  <w:num w:numId="10" w16cid:durableId="108817819">
+    <w:abstractNumId w:val="2"/>
   </w:num>
-  <w:num w:numId="6" w16cid:durableId="1289161316">
-    <w:abstractNumId w:val="38"/>
+  <w:num w:numId="11" w16cid:durableId="1143083353">
+    <w:abstractNumId w:val="8"/>
   </w:num>
-  <w:num w:numId="7" w16cid:durableId="1033726091">
-    <w:abstractNumId w:val="42"/>
+  <w:num w:numId="12" w16cid:durableId="1862355867">
+    <w:abstractNumId w:val="5"/>
   </w:num>
-  <w:num w:numId="8" w16cid:durableId="1011227320">
-    <w:abstractNumId w:val="30"/>
+  <w:num w:numId="13" w16cid:durableId="1283725207">
+    <w:abstractNumId w:val="11"/>
   </w:num>
-  <w:num w:numId="9" w16cid:durableId="554244451">
+  <w:num w:numId="14" w16cid:durableId="102265456">
+    <w:abstractNumId w:val="7"/>
+  </w:num>
+  <w:num w:numId="15" w16cid:durableId="1808350556">
     <w:abstractNumId w:val="10"/>
   </w:num>
-  <w:num w:numId="10" w16cid:durableId="901209836">
-    <w:abstractNumId w:val="28"/>
-  </w:num>
-  <w:num w:numId="11" w16cid:durableId="1638682687">
-    <w:abstractNumId w:val="32"/>
-  </w:num>
-  <w:num w:numId="12" w16cid:durableId="749280518">
-    <w:abstractNumId w:val="22"/>
-  </w:num>
-  <w:num w:numId="13" w16cid:durableId="52967074">
-    <w:abstractNumId w:val="17"/>
-  </w:num>
-  <w:num w:numId="14" w16cid:durableId="2052680239">
-    <w:abstractNumId w:val="35"/>
-  </w:num>
-  <w:num w:numId="15" w16cid:durableId="515189990">
-    <w:abstractNumId w:val="37"/>
-  </w:num>
-  <w:num w:numId="16" w16cid:durableId="1077942366">
-    <w:abstractNumId w:val="11"/>
-  </w:num>
-  <w:num w:numId="17" w16cid:durableId="1571383410">
-    <w:abstractNumId w:val="44"/>
-  </w:num>
-  <w:num w:numId="18" w16cid:durableId="1354723344">
-    <w:abstractNumId w:val="14"/>
-  </w:num>
-  <w:num w:numId="19" w16cid:durableId="755324945">
-    <w:abstractNumId w:val="41"/>
-  </w:num>
-  <w:num w:numId="20" w16cid:durableId="73939031">
-    <w:abstractNumId w:val="8"/>
-  </w:num>
-  <w:num w:numId="21" w16cid:durableId="417363028">
-    <w:abstractNumId w:val="18"/>
-  </w:num>
-  <w:num w:numId="22" w16cid:durableId="439567431">
-    <w:abstractNumId w:val="2"/>
-  </w:num>
-  <w:num w:numId="23" w16cid:durableId="691494907">
-    <w:abstractNumId w:val="39"/>
-  </w:num>
-  <w:num w:numId="24" w16cid:durableId="695931336">
-    <w:abstractNumId w:val="5"/>
-  </w:num>
-  <w:num w:numId="25" w16cid:durableId="696345972">
-    <w:abstractNumId w:val="25"/>
-  </w:num>
-  <w:num w:numId="26" w16cid:durableId="1055087718">
-    <w:abstractNumId w:val="23"/>
-  </w:num>
-  <w:num w:numId="27" w16cid:durableId="1772622727">
-    <w:abstractNumId w:val="24"/>
-  </w:num>
-  <w:num w:numId="28" w16cid:durableId="1318455590">
-    <w:abstractNumId w:val="34"/>
-  </w:num>
-  <w:num w:numId="29" w16cid:durableId="1238252163">
-    <w:abstractNumId w:val="15"/>
-  </w:num>
-  <w:num w:numId="30" w16cid:durableId="914320673">
-    <w:abstractNumId w:val="36"/>
-  </w:num>
-  <w:num w:numId="31" w16cid:durableId="1243643858">
-    <w:abstractNumId w:val="31"/>
-  </w:num>
-  <w:num w:numId="32" w16cid:durableId="1568764095">
-    <w:abstractNumId w:val="43"/>
-  </w:num>
-  <w:num w:numId="33" w16cid:durableId="1156455482">
-    <w:abstractNumId w:val="16"/>
-  </w:num>
-  <w:num w:numId="34" w16cid:durableId="127557929">
-    <w:abstractNumId w:val="9"/>
-  </w:num>
-  <w:num w:numId="35" w16cid:durableId="558320998">
-    <w:abstractNumId w:val="3"/>
-  </w:num>
-  <w:num w:numId="36" w16cid:durableId="1853227057">
-    <w:abstractNumId w:val="7"/>
-  </w:num>
-  <w:num w:numId="37" w16cid:durableId="108817819">
-    <w:abstractNumId w:val="4"/>
-  </w:num>
-  <w:num w:numId="38" w16cid:durableId="1143083353">
-    <w:abstractNumId w:val="20"/>
-  </w:num>
-  <w:num w:numId="39" w16cid:durableId="1862355867">
-    <w:abstractNumId w:val="13"/>
-  </w:num>
-  <w:num w:numId="40" w16cid:durableId="1283725207">
-    <w:abstractNumId w:val="27"/>
-  </w:num>
-  <w:num w:numId="41" w16cid:durableId="102265456">
-    <w:abstractNumId w:val="19"/>
-  </w:num>
-  <w:num w:numId="42" w16cid:durableId="1808350556">
-    <w:abstractNumId w:val="26"/>
-  </w:num>
-  <w:num w:numId="43" w16cid:durableId="792139902">
-    <w:abstractNumId w:val="26"/>
+  <w:num w:numId="16" w16cid:durableId="792139902">
+    <w:abstractNumId w:val="10"/>
     <w:lvlOverride w:ilvl="1">
       <w:lvl w:ilvl="1">
         <w:numFmt w:val="decimal"/>
@@ -11051,10 +7299,10 @@
       </w:lvl>
     </w:lvlOverride>
   </w:num>
-  <w:num w:numId="44" w16cid:durableId="1209223178">
+  <w:num w:numId="17" w16cid:durableId="1209223178">
     <w:abstractNumId w:val="0"/>
   </w:num>
-  <w:num w:numId="45" w16cid:durableId="1843811224">
+  <w:num w:numId="18" w16cid:durableId="1843811224">
     <w:abstractNumId w:val="0"/>
     <w:lvlOverride w:ilvl="1">
       <w:lvl w:ilvl="1">
@@ -11064,11 +7312,11 @@
       </w:lvl>
     </w:lvlOverride>
   </w:num>
-  <w:num w:numId="46" w16cid:durableId="570166147">
-    <w:abstractNumId w:val="33"/>
+  <w:num w:numId="19" w16cid:durableId="570166147">
+    <w:abstractNumId w:val="13"/>
   </w:num>
-  <w:num w:numId="47" w16cid:durableId="53048316">
-    <w:abstractNumId w:val="33"/>
+  <w:num w:numId="20" w16cid:durableId="53048316">
+    <w:abstractNumId w:val="13"/>
     <w:lvlOverride w:ilvl="1">
       <w:lvl w:ilvl="1">
         <w:numFmt w:val="decimal"/>
@@ -11077,8 +7325,8 @@
       </w:lvl>
     </w:lvlOverride>
   </w:num>
-  <w:num w:numId="48" w16cid:durableId="944071171">
-    <w:abstractNumId w:val="33"/>
+  <w:num w:numId="21" w16cid:durableId="944071171">
+    <w:abstractNumId w:val="13"/>
     <w:lvlOverride w:ilvl="1">
       <w:lvl w:ilvl="1">
         <w:numFmt w:val="decimal"/>
@@ -11087,8 +7335,8 @@
       </w:lvl>
     </w:lvlOverride>
   </w:num>
-  <w:num w:numId="49" w16cid:durableId="928847829">
-    <w:abstractNumId w:val="33"/>
+  <w:num w:numId="22" w16cid:durableId="928847829">
+    <w:abstractNumId w:val="13"/>
     <w:lvlOverride w:ilvl="1">
       <w:lvl w:ilvl="1">
         <w:numFmt w:val="decimal"/>
@@ -11097,11 +7345,11 @@
       </w:lvl>
     </w:lvlOverride>
   </w:num>
-  <w:num w:numId="50" w16cid:durableId="408382639">
-    <w:abstractNumId w:val="40"/>
+  <w:num w:numId="23" w16cid:durableId="408382639">
+    <w:abstractNumId w:val="16"/>
   </w:num>
-  <w:num w:numId="51" w16cid:durableId="1636525349">
-    <w:abstractNumId w:val="40"/>
+  <w:num w:numId="24" w16cid:durableId="1636525349">
+    <w:abstractNumId w:val="16"/>
     <w:lvlOverride w:ilvl="1">
       <w:lvl w:ilvl="1">
         <w:numFmt w:val="decimal"/>
@@ -11110,8 +7358,8 @@
       </w:lvl>
     </w:lvlOverride>
   </w:num>
-  <w:num w:numId="52" w16cid:durableId="1735202118">
-    <w:abstractNumId w:val="40"/>
+  <w:num w:numId="25" w16cid:durableId="1735202118">
+    <w:abstractNumId w:val="16"/>
     <w:lvlOverride w:ilvl="1">
       <w:lvl w:ilvl="1">
         <w:numFmt w:val="decimal"/>
@@ -11120,6 +7368,7 @@
       </w:lvl>
     </w:lvlOverride>
   </w:num>
+  <w:numIdMacAtCleanup w:val="25"/>
 </w:numbering>
 </file>
 
